--- a/01. Thu Thập Yêu Cầu/50K142.01.3007_KichBanPhongVan.docx
+++ b/01. Thu Thập Yêu Cầu/50K142.01.3007_KichBanPhongVan.docx
@@ -30,68 +30,175 @@
     </w:p>
     <w:p>
       <w:pPr>
-        <w:spacing w:line="360" w:lineRule="auto"/>
-        <w:jc w:val="both"/>
-        <w:rPr>
-          <w:rFonts w:ascii="Times New Roman" w:eastAsia="Times New Roman" w:hAnsi="Times New Roman" w:cs="Times New Roman"/>
-          <w:sz w:val="26"/>
-          <w:szCs w:val="26"/>
-        </w:rPr>
-      </w:pPr>
-      <w:r>
-        <w:rPr>
-          <w:rFonts w:ascii="Times New Roman" w:eastAsia="Times New Roman" w:hAnsi="Times New Roman" w:cs="Times New Roman"/>
-          <w:sz w:val="26"/>
-          <w:szCs w:val="26"/>
-        </w:rPr>
-        <w:t>Dạ nhóm em đang làm một bài về phân tích và thiết kế hệ thống bán hàng cho cửa hàng tạp hóa. Nhóm em m</w:t>
-      </w:r>
-      <w:r>
-        <w:rPr>
-          <w:rFonts w:ascii="Times New Roman" w:eastAsia="Times New Roman" w:hAnsi="Times New Roman" w:cs="Times New Roman"/>
+        <w:spacing w:before="240" w:after="240"/>
+        <w:rPr>
+          <w:rFonts w:ascii="Times New Roman" w:eastAsia="Times New Roman" w:hAnsi="Times New Roman" w:cs="Times New Roman"/>
+          <w:b/>
           <w:sz w:val="26"/>
           <w:szCs w:val="26"/>
           <w:lang w:val="vi-VN"/>
         </w:rPr>
-        <w:t>u</w:t>
-      </w:r>
-      <w:r>
-        <w:rPr>
-          <w:rFonts w:ascii="Times New Roman" w:eastAsia="Times New Roman" w:hAnsi="Times New Roman" w:cs="Times New Roman"/>
-          <w:sz w:val="26"/>
-          <w:szCs w:val="26"/>
-        </w:rPr>
-        <w:t xml:space="preserve">ốn tìm hiểu cách quán mình đang bán hàng và quản lý hàng hóa thực tế như thế nào </w:t>
-      </w:r>
-      <w:r>
-        <w:rPr>
-          <w:rFonts w:ascii="Times New Roman" w:eastAsia="Times New Roman" w:hAnsi="Times New Roman" w:cs="Times New Roman"/>
-          <w:sz w:val="26"/>
-          <w:szCs w:val="26"/>
-        </w:rPr>
-        <w:t>ạ.</w:t>
-      </w:r>
-    </w:p>
-    <w:p>
-      <w:pPr>
-        <w:spacing w:line="360" w:lineRule="auto"/>
-        <w:jc w:val="center"/>
-        <w:rPr>
-          <w:rFonts w:ascii="Times New Roman" w:eastAsia="Times New Roman" w:hAnsi="Times New Roman" w:cs="Times New Roman"/>
-          <w:b/>
-          <w:bCs/>
+      </w:pPr>
+      <w:r>
+        <w:rPr>
+          <w:rFonts w:ascii="Times New Roman" w:eastAsia="Times New Roman" w:hAnsi="Times New Roman" w:cs="Times New Roman"/>
+          <w:b/>
+          <w:sz w:val="26"/>
+          <w:szCs w:val="26"/>
+        </w:rPr>
+        <w:t xml:space="preserve">Tên cửa hàng: </w:t>
+      </w:r>
+      <w:r>
+        <w:rPr>
+          <w:rFonts w:ascii="Times New Roman" w:eastAsia="Times New Roman" w:hAnsi="Times New Roman" w:cs="Times New Roman"/>
+          <w:b/>
+          <w:sz w:val="26"/>
+          <w:szCs w:val="26"/>
+          <w:lang w:val="en-US"/>
+        </w:rPr>
+        <w:t>Tạp hóa Xóm Nhỏ</w:t>
+      </w:r>
+      <w:r>
+        <w:rPr>
+          <w:rFonts w:ascii="Times New Roman" w:eastAsia="Times New Roman" w:hAnsi="Times New Roman" w:cs="Times New Roman"/>
+          <w:b/>
+          <w:sz w:val="26"/>
+          <w:szCs w:val="26"/>
+        </w:rPr>
+        <w:t xml:space="preserve"> </w:t>
+      </w:r>
+    </w:p>
+    <w:p>
+      <w:pPr>
+        <w:spacing w:before="240" w:after="240"/>
+        <w:rPr>
+          <w:rFonts w:ascii="Times New Roman" w:hAnsi="Times New Roman" w:cs="Times New Roman"/>
+          <w:b/>
+          <w:bCs/>
+          <w:color w:val="000000"/>
+          <w:sz w:val="26"/>
+          <w:szCs w:val="26"/>
+        </w:rPr>
+      </w:pPr>
+      <w:r>
+        <w:rPr>
+          <w:rFonts w:ascii="Times New Roman" w:eastAsia="Times New Roman" w:hAnsi="Times New Roman" w:cs="Times New Roman"/>
+          <w:b/>
+          <w:sz w:val="26"/>
+          <w:szCs w:val="26"/>
+        </w:rPr>
+        <w:t xml:space="preserve">Địa chỉ: </w:t>
+      </w:r>
+      <w:r>
+        <w:rPr>
+          <w:rFonts w:ascii="Times New Roman" w:hAnsi="Times New Roman" w:cs="Times New Roman"/>
+          <w:b/>
+          <w:bCs/>
+          <w:color w:val="000000"/>
+          <w:sz w:val="26"/>
+          <w:szCs w:val="26"/>
+        </w:rPr>
+        <w:t>K223/h18/05 Trường Chinh, phường An Khê, quận Thanh Khê, Đà Nẵng</w:t>
+      </w:r>
+    </w:p>
+    <w:p>
+      <w:pPr>
+        <w:spacing w:before="240" w:after="240"/>
+        <w:ind w:left="2977"/>
+        <w:rPr>
+          <w:rFonts w:ascii="Times New Roman" w:eastAsia="Times New Roman" w:hAnsi="Times New Roman" w:cs="Times New Roman"/>
+          <w:b/>
           <w:sz w:val="28"/>
           <w:szCs w:val="28"/>
         </w:rPr>
       </w:pPr>
       <w:r>
         <w:rPr>
-          <w:rFonts w:ascii="Times New Roman" w:eastAsia="Times New Roman" w:hAnsi="Times New Roman" w:cs="Times New Roman"/>
-          <w:b/>
-          <w:bCs/>
+          <w:rFonts w:ascii="Times New Roman" w:hAnsi="Times New Roman" w:cs="Times New Roman"/>
+          <w:b/>
+          <w:bCs/>
+          <w:color w:val="000000"/>
+          <w:sz w:val="24"/>
+          <w:szCs w:val="24"/>
+        </w:rPr>
+        <w:tab/>
+      </w:r>
+      <w:r>
+        <w:rPr>
+          <w:rFonts w:ascii="Times New Roman" w:hAnsi="Times New Roman" w:cs="Times New Roman"/>
+          <w:b/>
+          <w:bCs/>
+          <w:color w:val="000000"/>
           <w:sz w:val="28"/>
           <w:szCs w:val="28"/>
         </w:rPr>
+        <w:t>GIỚI THIỆU</w:t>
+      </w:r>
+    </w:p>
+    <w:p>
+      <w:pPr>
+        <w:spacing w:line="360" w:lineRule="auto"/>
+        <w:jc w:val="both"/>
+        <w:rPr>
+          <w:rFonts w:ascii="Times New Roman" w:eastAsia="Times New Roman" w:hAnsi="Times New Roman" w:cs="Times New Roman"/>
+          <w:sz w:val="26"/>
+          <w:szCs w:val="26"/>
+        </w:rPr>
+      </w:pPr>
+      <w:r>
+        <w:rPr>
+          <w:rFonts w:ascii="Times New Roman" w:eastAsia="Times New Roman" w:hAnsi="Times New Roman" w:cs="Times New Roman"/>
+          <w:sz w:val="26"/>
+          <w:szCs w:val="26"/>
+        </w:rPr>
+        <w:t>Dạ nhóm em đang làm một bài về phân tích và thiết kế hệ thống bán hàng cho cửa hàng tạp hóa. Nhóm em m</w:t>
+      </w:r>
+      <w:r>
+        <w:rPr>
+          <w:rFonts w:ascii="Times New Roman" w:eastAsia="Times New Roman" w:hAnsi="Times New Roman" w:cs="Times New Roman"/>
+          <w:sz w:val="26"/>
+          <w:szCs w:val="26"/>
+          <w:lang w:val="vi-VN"/>
+        </w:rPr>
+        <w:t>u</w:t>
+      </w:r>
+      <w:r>
+        <w:rPr>
+          <w:rFonts w:ascii="Times New Roman" w:eastAsia="Times New Roman" w:hAnsi="Times New Roman" w:cs="Times New Roman"/>
+          <w:sz w:val="26"/>
+          <w:szCs w:val="26"/>
+        </w:rPr>
+        <w:t xml:space="preserve">ốn tìm hiểu cách quán mình đang bán hàng và quản lý hàng hóa thực tế như thế nào </w:t>
+      </w:r>
+      <w:r>
+        <w:rPr>
+          <w:rFonts w:ascii="Times New Roman" w:eastAsia="Times New Roman" w:hAnsi="Times New Roman" w:cs="Times New Roman"/>
+          <w:sz w:val="26"/>
+          <w:szCs w:val="26"/>
+        </w:rPr>
+        <w:t>ạ.</w:t>
+      </w:r>
+    </w:p>
+    <w:p>
+      <w:pPr>
+        <w:spacing w:line="360" w:lineRule="auto"/>
+        <w:jc w:val="center"/>
+        <w:rPr>
+          <w:rFonts w:ascii="Times New Roman" w:eastAsia="Times New Roman" w:hAnsi="Times New Roman" w:cs="Times New Roman"/>
+          <w:b/>
+          <w:bCs/>
+          <w:sz w:val="28"/>
+          <w:szCs w:val="28"/>
+        </w:rPr>
+      </w:pPr>
+      <w:r>
+        <w:rPr>
+          <w:rFonts w:ascii="Times New Roman" w:eastAsia="Times New Roman" w:hAnsi="Times New Roman" w:cs="Times New Roman"/>
+          <w:b/>
+          <w:bCs/>
+          <w:sz w:val="28"/>
+          <w:szCs w:val="28"/>
+        </w:rPr>
         <w:t>YÊU CẦU CHỨC NĂNG</w:t>
       </w:r>
     </w:p>
@@ -164,7 +271,7 @@
           <w:sz w:val="26"/>
           <w:szCs w:val="26"/>
         </w:rPr>
-        <w:t>“Cô có thể kể giúp tụi em toàn bộ quá trình từ lúc khách vào mua hàng cho tới khi khách thanh toán xong thì quán mình thường làm những bước gì không ạ?” (probing questions nếu chưa rõ ràng)</w:t>
+        <w:t xml:space="preserve">“Cô có thể kể giúp tụi em toàn bộ quá trình từ lúc khách vào mua hàng cho tới khi khách thanh toán xong thì quán mình thường làm những bước gì không ạ?” </w:t>
       </w:r>
     </w:p>
     <w:p>
@@ -186,7 +293,7 @@
           <w:sz w:val="26"/>
           <w:szCs w:val="26"/>
         </w:rPr>
-        <w:t>“Sau khi khách mua hàng, cô/chú xác định tên hàng, số lượng, giá bán và tổng tiền như thế nào?”</w:t>
+        <w:t>“Sau khi khách mua hàng, cô xác định tên hàng, số lượng, giá bán và tổng tiền như thế nào?”</w:t>
       </w:r>
     </w:p>
     <w:p>
@@ -230,7 +337,23 @@
           <w:sz w:val="26"/>
           <w:szCs w:val="26"/>
         </w:rPr>
-        <w:t>“Khách ở đây thường thanh toán bằng những cách nào: tiền mặt, chuyển khoản hay ghi nợ? Nếu khách chưa trả đủ thì quán xử lý như thế nào?”</w:t>
+        <w:t>“Khách ở đây thường thanh toán</w:t>
+      </w:r>
+      <w:r>
+        <w:rPr>
+          <w:rFonts w:ascii="Times New Roman" w:eastAsia="Times New Roman" w:hAnsi="Times New Roman" w:cs="Times New Roman"/>
+          <w:sz w:val="26"/>
+          <w:szCs w:val="26"/>
+        </w:rPr>
+        <w:t xml:space="preserve"> </w:t>
+      </w:r>
+      <w:r>
+        <w:rPr>
+          <w:rFonts w:ascii="Times New Roman" w:eastAsia="Times New Roman" w:hAnsi="Times New Roman" w:cs="Times New Roman"/>
+          <w:sz w:val="26"/>
+          <w:szCs w:val="26"/>
+        </w:rPr>
+        <w:t xml:space="preserve"> bằng những cách nào: tiền mặt, chuyển khoản hay ghi nợ? Nếu khách chưa trả đủ thì quán xử lý như thế nào?”</w:t>
       </w:r>
     </w:p>
     <w:p>
@@ -254,6 +377,14 @@
         </w:rPr>
         <w:t>“Quán mình có lưu lại hóa đơn không ạ?”</w:t>
       </w:r>
+      <w:r>
+        <w:rPr>
+          <w:rFonts w:ascii="Times New Roman" w:eastAsia="Times New Roman" w:hAnsi="Times New Roman" w:cs="Times New Roman"/>
+          <w:sz w:val="26"/>
+          <w:szCs w:val="26"/>
+        </w:rPr>
+        <w:t xml:space="preserve"> </w:t>
+      </w:r>
     </w:p>
     <w:p>
       <w:pPr>
@@ -318,67 +449,7 @@
           <w:sz w:val="26"/>
           <w:szCs w:val="26"/>
         </w:rPr>
-        <w:t>“Cô/chú có cho khách đổi hoặc trả hàng sau khi đã thanh toán không ạ?”</w:t>
-      </w:r>
-    </w:p>
-    <w:p>
-      <w:pPr>
-        <w:spacing w:before="240" w:after="240" w:line="360" w:lineRule="auto"/>
-        <w:ind w:left="600" w:right="600"/>
-        <w:jc w:val="both"/>
-        <w:rPr>
-          <w:rFonts w:ascii="Times New Roman" w:eastAsia="Times New Roman" w:hAnsi="Times New Roman" w:cs="Times New Roman"/>
-          <w:sz w:val="26"/>
-          <w:szCs w:val="26"/>
-        </w:rPr>
-      </w:pPr>
-      <w:r>
-        <w:rPr>
-          <w:rFonts w:ascii="Times New Roman" w:eastAsia="Times New Roman" w:hAnsi="Times New Roman" w:cs="Times New Roman"/>
-          <w:sz w:val="26"/>
-          <w:szCs w:val="26"/>
-        </w:rPr>
-        <w:t>“Khi đó quán mình xử lý hóa đơn như thế nào ạ?”</w:t>
-      </w:r>
-    </w:p>
-    <w:p>
-      <w:pPr>
-        <w:spacing w:before="240" w:after="240" w:line="360" w:lineRule="auto"/>
-        <w:ind w:left="600" w:right="600"/>
-        <w:jc w:val="both"/>
-        <w:rPr>
-          <w:rFonts w:ascii="Times New Roman" w:eastAsia="Times New Roman" w:hAnsi="Times New Roman" w:cs="Times New Roman"/>
-          <w:sz w:val="26"/>
-          <w:szCs w:val="26"/>
-        </w:rPr>
-      </w:pPr>
-      <w:r>
-        <w:rPr>
-          <w:rFonts w:ascii="Times New Roman" w:eastAsia="Times New Roman" w:hAnsi="Times New Roman" w:cs="Times New Roman"/>
-          <w:sz w:val="26"/>
-          <w:szCs w:val="26"/>
-        </w:rPr>
-        <w:t>“Nếu phải trả lại tiền cho khách thì cô/chú xử lý ra sao?”</w:t>
-      </w:r>
-    </w:p>
-    <w:p>
-      <w:pPr>
-        <w:spacing w:line="360" w:lineRule="auto"/>
-        <w:ind w:left="720"/>
-        <w:jc w:val="both"/>
-        <w:rPr>
-          <w:rFonts w:ascii="Times New Roman" w:eastAsia="Times New Roman" w:hAnsi="Times New Roman" w:cs="Times New Roman"/>
-          <w:sz w:val="26"/>
-          <w:szCs w:val="26"/>
-        </w:rPr>
-      </w:pPr>
-      <w:r>
-        <w:rPr>
-          <w:rFonts w:ascii="Times New Roman" w:eastAsia="Times New Roman" w:hAnsi="Times New Roman" w:cs="Times New Roman"/>
-          <w:sz w:val="26"/>
-          <w:szCs w:val="26"/>
-        </w:rPr>
-        <w:t>“Thường thì cô áp dụng điều kiện gì cho khách khi muốn đổi trả”</w:t>
+        <w:t>“Cô có cho khách đổi hoặc trả hàng sau khi đã thanh toán không ạ?”</w:t>
       </w:r>
     </w:p>
     <w:p>
@@ -478,7 +549,7 @@
           <w:sz w:val="26"/>
           <w:szCs w:val="26"/>
         </w:rPr>
-        <w:t>Trong lúc bán hàng, phần nào cô/chú thấy mất thời gian hoặc dễ nhầm nhất?”</w:t>
+        <w:t>Trong lúc bán hàng, phần nào cô thấy mất thời gian hoặc dễ nhầm nhất?”</w:t>
       </w:r>
     </w:p>
     <w:p>
@@ -522,7 +593,7 @@
           <w:sz w:val="26"/>
           <w:szCs w:val="26"/>
         </w:rPr>
-        <w:t xml:space="preserve">“Có công việc nào trong quá trình bán hàng mà ngày nào cô/chú cũng phải làm đi làm lại nhiều lần không?” </w:t>
+        <w:t xml:space="preserve">“Có công việc nào trong quá trình bán hàng mà ngày nào cô cũng phải làm đi làm lại nhiều lần không?” </w:t>
       </w:r>
     </w:p>
     <w:p>
@@ -577,7 +648,7 @@
           <w:szCs w:val="26"/>
         </w:rPr>
         <w:br/>
-        <w:t>(“Ví dụ như tính tiền cho nhanh, biết hàng còn bao nhiêu, theo dõi khách nợ hay xem doanh thu cuối ngày, cô/chú thấy phần nào cần nhất ạ?” )</w:t>
+        <w:t>(“Ví dụ như tính tiền cho nhanh, biết hàng còn bao nhiêu, theo dõi khách nợ hay xem doanh thu cuối ngày, cô thấy phần nào cần nhất ạ?” )</w:t>
       </w:r>
     </w:p>
     <w:p>
@@ -599,7 +670,7 @@
           <w:sz w:val="26"/>
           <w:szCs w:val="26"/>
         </w:rPr>
-        <w:t xml:space="preserve">“Khi khách mua hàng, cô/chú có muốn chỉ cần chọn món và số lượng, hệ thống sẽ tự hiện giá và tự cộng tổng tiền luôn không ạ?” </w:t>
+        <w:t xml:space="preserve">“Khi khách mua hàng, cô có muốn chỉ cần chọn món và số lượng, hệ thống sẽ tự hiện giá và tự cộng tổng tiền luôn không ạ?” </w:t>
       </w:r>
     </w:p>
     <w:p>
@@ -621,7 +692,7 @@
           <w:sz w:val="26"/>
           <w:szCs w:val="26"/>
         </w:rPr>
-        <w:t xml:space="preserve">“Khi bán xong, cô/chú có muốn hệ thống tự lưu lại một hóa đơn không?” </w:t>
+        <w:t xml:space="preserve">“Khi bán xong, cô có muốn hệ thống tự lưu lại một hóa đơn không?” </w:t>
       </w:r>
     </w:p>
     <w:p>
@@ -685,7 +756,7 @@
           <w:sz w:val="26"/>
           <w:szCs w:val="26"/>
         </w:rPr>
-        <w:t xml:space="preserve">Ví dụ: Nếu khách chưa trả đủ tiền, ví dụ hóa đơn 300 nghìn nhưng mới trả 200 nghìn, cô/chú có muốn hệ thống ghi lại đã trả bao nhiêu và còn thiếu bao nhiêu không ạ?” </w:t>
+        <w:t xml:space="preserve">Ví dụ: Nếu khách chưa trả đủ tiền, hóa đơn 300 nghìn nhưng mới trả 200 nghìn, cô có muốn hệ thống ghi lại đã trả bao nhiêu và còn thiếu bao nhiêu không ạ?” </w:t>
       </w:r>
     </w:p>
     <w:p>
@@ -707,7 +778,23 @@
           <w:sz w:val="26"/>
           <w:szCs w:val="26"/>
         </w:rPr>
-        <w:t>“Ngoài in hệ thống cũng có thể gửi hóa đơn điện tử cho khách qua email/ zalo, cô có muốn dùng không?”</w:t>
+        <w:t>“Ngoài in hệ thống cũng có thể gửi hóa đơn điện tử cho khách qua email/ zalo, cô có muốn dùng không</w:t>
+      </w:r>
+      <w:r>
+        <w:rPr>
+          <w:rFonts w:ascii="Times New Roman" w:eastAsia="Times New Roman" w:hAnsi="Times New Roman" w:cs="Times New Roman"/>
+          <w:sz w:val="26"/>
+          <w:szCs w:val="26"/>
+        </w:rPr>
+        <w:t xml:space="preserve"> ạ</w:t>
+      </w:r>
+      <w:r>
+        <w:rPr>
+          <w:rFonts w:ascii="Times New Roman" w:eastAsia="Times New Roman" w:hAnsi="Times New Roman" w:cs="Times New Roman"/>
+          <w:sz w:val="26"/>
+          <w:szCs w:val="26"/>
+        </w:rPr>
+        <w:t>?”</w:t>
       </w:r>
     </w:p>
     <w:p>
@@ -729,7 +816,7 @@
           <w:sz w:val="26"/>
           <w:szCs w:val="26"/>
         </w:rPr>
-        <w:t xml:space="preserve">“Nếu khách đã thanh toán rồi nhưng sau đó muốn đổi hoặc trả hàng, cô/chú muốn hệ thống hỗ trợ mình xử lý như thế nào ạ?” </w:t>
+        <w:t xml:space="preserve">“Nếu khách đã thanh toán rồi nhưng sau đó muốn đổi hoặc trả hàng, cô muốn hệ thống hỗ trợ mình xử lý như thế nào ạ?” </w:t>
       </w:r>
     </w:p>
     <w:p>
@@ -751,7 +838,7 @@
           <w:sz w:val="26"/>
           <w:szCs w:val="26"/>
         </w:rPr>
-        <w:t xml:space="preserve">“Ngoài những việc tụi em vừa hỏi, cô/chú còn muốn hệ thống hỗ trợ thêm việc gì trong lúc bán hàng không ạ?” </w:t>
+        <w:t xml:space="preserve">“Ngoài những việc tụi em vừa hỏi, cô còn muốn hệ thống hỗ trợ thêm việc gì trong lúc bán hàng không ạ?” </w:t>
       </w:r>
     </w:p>
     <w:p>
@@ -778,30 +865,30 @@
           <w:sz w:val="26"/>
           <w:szCs w:val="26"/>
         </w:rPr>
+        <w:t>HÀNG HÓA VÀ TỒN KHO</w:t>
+      </w:r>
+    </w:p>
+    <w:p>
+      <w:pPr>
+        <w:spacing w:line="360" w:lineRule="auto"/>
+        <w:jc w:val="both"/>
+        <w:rPr>
+          <w:rFonts w:ascii="Times New Roman" w:eastAsia="Times New Roman" w:hAnsi="Times New Roman" w:cs="Times New Roman"/>
+          <w:b/>
+          <w:bCs/>
+          <w:sz w:val="26"/>
+          <w:szCs w:val="26"/>
+        </w:rPr>
+      </w:pPr>
+      <w:r>
+        <w:rPr>
+          <w:rFonts w:ascii="Times New Roman" w:eastAsia="Times New Roman" w:hAnsi="Times New Roman" w:cs="Times New Roman"/>
+          <w:b/>
+          <w:bCs/>
+          <w:sz w:val="26"/>
+          <w:szCs w:val="26"/>
+        </w:rPr>
         <w:lastRenderedPageBreak/>
-        <w:t>HÀNG HÓA VÀ TỒN KHO</w:t>
-      </w:r>
-    </w:p>
-    <w:p>
-      <w:pPr>
-        <w:spacing w:line="360" w:lineRule="auto"/>
-        <w:jc w:val="both"/>
-        <w:rPr>
-          <w:rFonts w:ascii="Times New Roman" w:eastAsia="Times New Roman" w:hAnsi="Times New Roman" w:cs="Times New Roman"/>
-          <w:b/>
-          <w:bCs/>
-          <w:sz w:val="26"/>
-          <w:szCs w:val="26"/>
-        </w:rPr>
-      </w:pPr>
-      <w:r>
-        <w:rPr>
-          <w:rFonts w:ascii="Times New Roman" w:eastAsia="Times New Roman" w:hAnsi="Times New Roman" w:cs="Times New Roman"/>
-          <w:b/>
-          <w:bCs/>
-          <w:sz w:val="26"/>
-          <w:szCs w:val="26"/>
-        </w:rPr>
         <w:t xml:space="preserve"> AS-IS</w:t>
       </w:r>
     </w:p>
@@ -953,6 +1040,8 @@
         <w:jc w:val="both"/>
         <w:rPr>
           <w:rFonts w:ascii="Times New Roman" w:eastAsia="Times New Roman" w:hAnsi="Times New Roman" w:cs="Times New Roman"/>
+          <w:b/>
+          <w:bCs/>
           <w:sz w:val="26"/>
           <w:szCs w:val="26"/>
         </w:rPr>
@@ -965,20 +1054,11 @@
         </w:rPr>
         <w:t>“Cô có từng gặp sai lệch giữa số liệu sổ sách và hàng thực tế chưa? Nếu có thì xử lý ra sao?”</w:t>
       </w:r>
-      <w:r>
-        <w:rPr>
-          <w:rFonts w:ascii="Times New Roman" w:eastAsia="Times New Roman" w:hAnsi="Times New Roman" w:cs="Times New Roman"/>
-          <w:b/>
-          <w:bCs/>
-          <w:sz w:val="26"/>
-          <w:szCs w:val="26"/>
-        </w:rPr>
-        <w:t>(kết hợp câu đổi trả hàng bên nghiệp vụ bán hàng)</w:t>
-      </w:r>
-    </w:p>
-    <w:p>
-      <w:pPr>
-        <w:spacing w:line="360" w:lineRule="auto"/>
+    </w:p>
+    <w:p>
+      <w:pPr>
+        <w:spacing w:line="360" w:lineRule="auto"/>
+        <w:ind w:left="720"/>
         <w:jc w:val="both"/>
         <w:rPr>
           <w:rFonts w:ascii="Times New Roman" w:eastAsia="Times New Roman" w:hAnsi="Times New Roman" w:cs="Times New Roman"/>
@@ -1180,50 +1260,30 @@
         </w:rPr>
         <w:t>“Cô có muốn hệ thống hỗ trợ hiển thị tồn kho theo thời gian thực, biết ngay sản phẩm nào còn nhiều, sản phẩm nào sắp hết sẽ cảnh báo và hệ thống nhắc tự động không?”</w:t>
       </w:r>
-      <w:r>
-        <w:rPr>
-          <w:rFonts w:ascii="Times New Roman" w:eastAsia="Times New Roman" w:hAnsi="Times New Roman" w:cs="Times New Roman"/>
-          <w:sz w:val="26"/>
-          <w:szCs w:val="26"/>
-        </w:rPr>
-        <w:br/>
-      </w:r>
-      <w:r>
-        <w:rPr>
-          <w:rFonts w:ascii="Times New Roman" w:eastAsia="Times New Roman" w:hAnsi="Times New Roman" w:cs="Times New Roman"/>
-          <w:b/>
-          <w:bCs/>
-          <w:i/>
-          <w:iCs/>
+    </w:p>
+    <w:p>
+      <w:pPr>
+        <w:numPr>
+          <w:ilvl w:val="0"/>
+          <w:numId w:val="3"/>
+        </w:numPr>
+        <w:spacing w:line="360" w:lineRule="auto"/>
+        <w:jc w:val="both"/>
+        <w:rPr>
+          <w:rFonts w:ascii="Times New Roman" w:eastAsia="Times New Roman" w:hAnsi="Times New Roman" w:cs="Times New Roman"/>
+          <w:sz w:val="26"/>
+          <w:szCs w:val="26"/>
+        </w:rPr>
+      </w:pPr>
+      <w:r>
+        <w:rPr>
+          <w:rFonts w:ascii="Times New Roman" w:eastAsia="Times New Roman" w:hAnsi="Times New Roman" w:cs="Times New Roman"/>
+          <w:b/>
+          <w:bCs/>
           <w:sz w:val="26"/>
           <w:szCs w:val="26"/>
         </w:rPr>
         <w:lastRenderedPageBreak/>
-        <w:t>(probing question: nếu muốn thì cô muốn số lượng sản phẩm xuống mấy là thông báo)</w:t>
-      </w:r>
-    </w:p>
-    <w:p>
-      <w:pPr>
-        <w:numPr>
-          <w:ilvl w:val="0"/>
-          <w:numId w:val="3"/>
-        </w:numPr>
-        <w:spacing w:line="360" w:lineRule="auto"/>
-        <w:jc w:val="both"/>
-        <w:rPr>
-          <w:rFonts w:ascii="Times New Roman" w:eastAsia="Times New Roman" w:hAnsi="Times New Roman" w:cs="Times New Roman"/>
-          <w:sz w:val="26"/>
-          <w:szCs w:val="26"/>
-        </w:rPr>
-      </w:pPr>
-      <w:r>
-        <w:rPr>
-          <w:rFonts w:ascii="Times New Roman" w:eastAsia="Times New Roman" w:hAnsi="Times New Roman" w:cs="Times New Roman"/>
-          <w:b/>
-          <w:bCs/>
-          <w:sz w:val="26"/>
-          <w:szCs w:val="26"/>
-        </w:rPr>
         <w:t>“</w:t>
       </w:r>
       <w:r>
@@ -1328,7 +1388,7 @@
           <w:sz w:val="26"/>
           <w:szCs w:val="26"/>
         </w:rPr>
-        <w:t>“Từ lúc nhận ra khách quen, cho tới khi áp dụng ưu đãi thì cô chú thường làm những bước nào?”</w:t>
+        <w:t>“Từ lúc nhận ra khách quen, cho tới khi áp dụng ưu đãi thì cô thường làm những bước nào?”</w:t>
       </w:r>
     </w:p>
     <w:p>
@@ -1351,27 +1411,31 @@
           <w:sz w:val="26"/>
           <w:szCs w:val="26"/>
         </w:rPr>
-        <w:t>“Cô phân loại khách hàng như thế nào”</w:t>
-      </w:r>
-    </w:p>
-    <w:p>
-      <w:pPr>
-        <w:spacing w:line="360" w:lineRule="auto"/>
-        <w:ind w:left="720"/>
-        <w:jc w:val="both"/>
-        <w:rPr>
-          <w:rFonts w:ascii="Times New Roman" w:eastAsia="Times New Roman" w:hAnsi="Times New Roman" w:cs="Times New Roman"/>
-          <w:sz w:val="26"/>
-          <w:szCs w:val="26"/>
-        </w:rPr>
-      </w:pPr>
-      <w:r>
-        <w:rPr>
-          <w:rFonts w:ascii="Times New Roman" w:eastAsia="Times New Roman" w:hAnsi="Times New Roman" w:cs="Times New Roman"/>
-          <w:sz w:val="26"/>
-          <w:szCs w:val="26"/>
-        </w:rPr>
-        <w:t>Ví dụ: khách nợ, khách thường, mua nhiều, quen</w:t>
+        <w:t>“Cô phân loại khách hàng như thế nào</w:t>
+      </w:r>
+      <w:r>
+        <w:rPr>
+          <w:rFonts w:ascii="Times New Roman" w:eastAsia="Times New Roman" w:hAnsi="Times New Roman" w:cs="Times New Roman"/>
+          <w:sz w:val="26"/>
+          <w:szCs w:val="26"/>
+        </w:rPr>
+        <w:t xml:space="preserve"> (</w:t>
+      </w:r>
+      <w:r>
+        <w:rPr>
+          <w:rFonts w:ascii="Times New Roman" w:eastAsia="Times New Roman" w:hAnsi="Times New Roman" w:cs="Times New Roman"/>
+          <w:sz w:val="26"/>
+          <w:szCs w:val="26"/>
+        </w:rPr>
+        <w:t>khách nợ, khách thường, mua nhiều, quen</w:t>
+      </w:r>
+      <w:r>
+        <w:rPr>
+          <w:rFonts w:ascii="Times New Roman" w:eastAsia="Times New Roman" w:hAnsi="Times New Roman" w:cs="Times New Roman"/>
+          <w:sz w:val="26"/>
+          <w:szCs w:val="26"/>
+        </w:rPr>
+        <w:t>)</w:t>
       </w:r>
     </w:p>
     <w:p>
@@ -1450,7 +1514,7 @@
           <w:sz w:val="26"/>
           <w:szCs w:val="26"/>
         </w:rPr>
-        <w:t>Việc ghi chép hoặc nhớ thông tin khách hàng hiện tại có công đoạn nào khiến cô/chú thấy tốn thời gian hay phiền phức nhất không ạ?”</w:t>
+        <w:t>Việc ghi chép hoặc nhớ thông tin khách hàng hiện tại có công đoạn nào khiến cô thấy tốn thời gian hay phiền phức nhất không ạ?”</w:t>
       </w:r>
     </w:p>
     <w:p>
@@ -1480,7 +1544,7 @@
       <w:pPr>
         <w:numPr>
           <w:ilvl w:val="0"/>
-          <w:numId w:val="4"/>
+          <w:numId w:val="16"/>
         </w:numPr>
         <w:spacing w:line="360" w:lineRule="auto"/>
         <w:jc w:val="both"/>
@@ -1506,53 +1570,117 @@
           <w:sz w:val="26"/>
           <w:szCs w:val="26"/>
         </w:rPr>
-        <w:t>Từ thông tin khách hàng từ câu 1, thì cô có muốn quản lý thêm thông tin gì không?”(Mã khách hàng, tên khách hàng, loại khách hàng,tuổi, địa chỉ, năm sinh, sdt )</w:t>
-      </w:r>
-    </w:p>
-    <w:p>
-      <w:pPr>
-        <w:numPr>
-          <w:ilvl w:val="0"/>
-          <w:numId w:val="4"/>
-        </w:numPr>
-        <w:spacing w:line="360" w:lineRule="auto"/>
-        <w:jc w:val="both"/>
-        <w:rPr>
-          <w:rFonts w:ascii="Times New Roman" w:eastAsia="Times New Roman" w:hAnsi="Times New Roman" w:cs="Times New Roman"/>
-          <w:sz w:val="26"/>
-          <w:szCs w:val="26"/>
-        </w:rPr>
-      </w:pPr>
-      <w:r>
-        <w:rPr>
-          <w:rFonts w:ascii="Times New Roman" w:eastAsia="Times New Roman" w:hAnsi="Times New Roman" w:cs="Times New Roman"/>
-          <w:sz w:val="26"/>
-          <w:szCs w:val="26"/>
-        </w:rPr>
-        <w:t>“Nếu phần mềm hỗ trợ tích điểm tự động qua Số điện thoại mỗi khi khách mua hàng, cô/chú thấy có tiện cho tiệm mình không ạ?”</w:t>
-      </w:r>
-    </w:p>
-    <w:p>
-      <w:pPr>
-        <w:numPr>
-          <w:ilvl w:val="0"/>
-          <w:numId w:val="4"/>
-        </w:numPr>
-        <w:spacing w:line="360" w:lineRule="auto"/>
-        <w:jc w:val="both"/>
-        <w:rPr>
-          <w:rFonts w:ascii="Times New Roman" w:eastAsia="Times New Roman" w:hAnsi="Times New Roman" w:cs="Times New Roman"/>
-          <w:sz w:val="26"/>
-          <w:szCs w:val="26"/>
-        </w:rPr>
-      </w:pPr>
-      <w:r>
-        <w:rPr>
-          <w:rFonts w:ascii="Times New Roman" w:eastAsia="Times New Roman" w:hAnsi="Times New Roman" w:cs="Times New Roman"/>
-          <w:sz w:val="26"/>
-          <w:szCs w:val="26"/>
-        </w:rPr>
-        <w:t>“Cô/chú thích kiểu giảm giá nào hơn, ví dụ mua đủ mốc nhất định thì sẽ giảm bao nhiêu đó, hay tích đủ điểm rồi quy ra quà tặng ạ?”</w:t>
+        <w:t>Từ thông tin khách hàng, thì cô có muốn quản lý thêm thông tin gì không</w:t>
+      </w:r>
+      <w:r>
+        <w:rPr>
+          <w:rFonts w:ascii="Times New Roman" w:eastAsia="Times New Roman" w:hAnsi="Times New Roman" w:cs="Times New Roman"/>
+          <w:sz w:val="26"/>
+          <w:szCs w:val="26"/>
+        </w:rPr>
+        <w:t xml:space="preserve"> </w:t>
+      </w:r>
+      <w:r>
+        <w:rPr>
+          <w:rFonts w:ascii="Times New Roman" w:eastAsia="Times New Roman" w:hAnsi="Times New Roman" w:cs="Times New Roman"/>
+          <w:sz w:val="26"/>
+          <w:szCs w:val="26"/>
+        </w:rPr>
+        <w:t>(Mã khách hàng, tên khách hàng, loại khách hàng,</w:t>
+      </w:r>
+      <w:r>
+        <w:rPr>
+          <w:rFonts w:ascii="Times New Roman" w:eastAsia="Times New Roman" w:hAnsi="Times New Roman" w:cs="Times New Roman"/>
+          <w:sz w:val="26"/>
+          <w:szCs w:val="26"/>
+        </w:rPr>
+        <w:t xml:space="preserve"> </w:t>
+      </w:r>
+      <w:r>
+        <w:rPr>
+          <w:rFonts w:ascii="Times New Roman" w:eastAsia="Times New Roman" w:hAnsi="Times New Roman" w:cs="Times New Roman"/>
+          <w:sz w:val="26"/>
+          <w:szCs w:val="26"/>
+        </w:rPr>
+        <w:t>tuổi, địa chỉ, năm sinh, s</w:t>
+      </w:r>
+      <w:r>
+        <w:rPr>
+          <w:rFonts w:ascii="Times New Roman" w:eastAsia="Times New Roman" w:hAnsi="Times New Roman" w:cs="Times New Roman"/>
+          <w:sz w:val="26"/>
+          <w:szCs w:val="26"/>
+        </w:rPr>
+        <w:t>ố điện thoại</w:t>
+      </w:r>
+      <w:r>
+        <w:rPr>
+          <w:rFonts w:ascii="Times New Roman" w:eastAsia="Times New Roman" w:hAnsi="Times New Roman" w:cs="Times New Roman"/>
+          <w:sz w:val="26"/>
+          <w:szCs w:val="26"/>
+        </w:rPr>
+        <w:t>)?”</w:t>
+      </w:r>
+    </w:p>
+    <w:p>
+      <w:pPr>
+        <w:numPr>
+          <w:ilvl w:val="0"/>
+          <w:numId w:val="16"/>
+        </w:numPr>
+        <w:spacing w:line="360" w:lineRule="auto"/>
+        <w:jc w:val="both"/>
+        <w:rPr>
+          <w:rFonts w:ascii="Times New Roman" w:eastAsia="Times New Roman" w:hAnsi="Times New Roman" w:cs="Times New Roman"/>
+          <w:sz w:val="26"/>
+          <w:szCs w:val="26"/>
+        </w:rPr>
+      </w:pPr>
+      <w:r>
+        <w:rPr>
+          <w:rFonts w:ascii="Times New Roman" w:eastAsia="Times New Roman" w:hAnsi="Times New Roman" w:cs="Times New Roman"/>
+          <w:sz w:val="26"/>
+          <w:szCs w:val="26"/>
+        </w:rPr>
+        <w:t xml:space="preserve">“Nếu phần mềm hỗ trợ tích điểm tự động qua </w:t>
+      </w:r>
+      <w:r>
+        <w:rPr>
+          <w:rFonts w:ascii="Times New Roman" w:eastAsia="Times New Roman" w:hAnsi="Times New Roman" w:cs="Times New Roman"/>
+          <w:sz w:val="26"/>
+          <w:szCs w:val="26"/>
+        </w:rPr>
+        <w:t>s</w:t>
+      </w:r>
+      <w:r>
+        <w:rPr>
+          <w:rFonts w:ascii="Times New Roman" w:eastAsia="Times New Roman" w:hAnsi="Times New Roman" w:cs="Times New Roman"/>
+          <w:sz w:val="26"/>
+          <w:szCs w:val="26"/>
+        </w:rPr>
+        <w:t>ố điện thoại mỗi khi khách mua hàng, cô thấy có tiện cho tiệm mình không ạ?”</w:t>
+      </w:r>
+    </w:p>
+    <w:p>
+      <w:pPr>
+        <w:numPr>
+          <w:ilvl w:val="0"/>
+          <w:numId w:val="16"/>
+        </w:numPr>
+        <w:spacing w:line="360" w:lineRule="auto"/>
+        <w:jc w:val="both"/>
+        <w:rPr>
+          <w:rFonts w:ascii="Times New Roman" w:eastAsia="Times New Roman" w:hAnsi="Times New Roman" w:cs="Times New Roman"/>
+          <w:sz w:val="26"/>
+          <w:szCs w:val="26"/>
+        </w:rPr>
+      </w:pPr>
+      <w:r>
+        <w:rPr>
+          <w:rFonts w:ascii="Times New Roman" w:eastAsia="Times New Roman" w:hAnsi="Times New Roman" w:cs="Times New Roman"/>
+          <w:sz w:val="26"/>
+          <w:szCs w:val="26"/>
+        </w:rPr>
+        <w:t>“Cô thích kiểu giảm giá nào hơn, ví dụ mua đủ mốc nhất định thì sẽ giảm bao nhiêu đó, hay tích đủ điểm rồi quy ra quà tặng ạ?”</w:t>
       </w:r>
     </w:p>
     <w:p>
@@ -1648,8 +1776,31 @@
           <w:sz w:val="26"/>
           <w:szCs w:val="26"/>
         </w:rPr>
+        <w:t>“Mỗi lần khách mua nợ, cô ghi lại tên khách, tên món hàng và số tiền nợ vào đâu ạ?”</w:t>
+      </w:r>
+    </w:p>
+    <w:p>
+      <w:pPr>
+        <w:numPr>
+          <w:ilvl w:val="0"/>
+          <w:numId w:val="5"/>
+        </w:numPr>
+        <w:spacing w:line="360" w:lineRule="auto"/>
+        <w:jc w:val="both"/>
+        <w:rPr>
+          <w:rFonts w:ascii="Times New Roman" w:eastAsia="Times New Roman" w:hAnsi="Times New Roman" w:cs="Times New Roman"/>
+          <w:sz w:val="26"/>
+          <w:szCs w:val="26"/>
+        </w:rPr>
+      </w:pPr>
+      <w:r>
+        <w:rPr>
+          <w:rFonts w:ascii="Times New Roman" w:eastAsia="Times New Roman" w:hAnsi="Times New Roman" w:cs="Times New Roman"/>
+          <w:sz w:val="26"/>
+          <w:szCs w:val="26"/>
+        </w:rPr>
         <w:lastRenderedPageBreak/>
-        <w:t>“Mỗi lần khách mua nợ, cô/chú ghi lại tên khách, tên món hàng và số tiền nợ vào đâu ạ?”</w:t>
+        <w:t>“Nếu một khách nợ liên tiếp 2-3 lần trong tuần, cô ghi cộng dồn thành 1 số tổng hay ghi riêng từng đơn ạ?”</w:t>
       </w:r>
     </w:p>
     <w:p>
@@ -1672,7 +1823,39 @@
           <w:sz w:val="26"/>
           <w:szCs w:val="26"/>
         </w:rPr>
-        <w:t>“Nếu một khách nợ liên tiếp 2-3 lần trong tuần, cô/chú ghi cộng dồn thành 1 số tổng hay ghi riêng từng đơn ạ?”( Có giới hạn số lần nợ không, và số tiền nợ)</w:t>
+        <w:t>Cô</w:t>
+      </w:r>
+      <w:r>
+        <w:rPr>
+          <w:rFonts w:ascii="Times New Roman" w:eastAsia="Times New Roman" w:hAnsi="Times New Roman" w:cs="Times New Roman"/>
+          <w:sz w:val="26"/>
+          <w:szCs w:val="26"/>
+        </w:rPr>
+        <w:t xml:space="preserve"> </w:t>
+      </w:r>
+      <w:r>
+        <w:rPr>
+          <w:rFonts w:ascii="Times New Roman" w:eastAsia="Times New Roman" w:hAnsi="Times New Roman" w:cs="Times New Roman"/>
+          <w:sz w:val="26"/>
+          <w:szCs w:val="26"/>
+        </w:rPr>
+        <w:t>c</w:t>
+      </w:r>
+      <w:r>
+        <w:rPr>
+          <w:rFonts w:ascii="Times New Roman" w:eastAsia="Times New Roman" w:hAnsi="Times New Roman" w:cs="Times New Roman"/>
+          <w:sz w:val="26"/>
+          <w:szCs w:val="26"/>
+        </w:rPr>
+        <w:t>ó giới hạn số lần nợ</w:t>
+      </w:r>
+      <w:r>
+        <w:rPr>
+          <w:rFonts w:ascii="Times New Roman" w:eastAsia="Times New Roman" w:hAnsi="Times New Roman" w:cs="Times New Roman"/>
+          <w:sz w:val="26"/>
+          <w:szCs w:val="26"/>
+        </w:rPr>
+        <w:t xml:space="preserve"> và số tiền nợ không?</w:t>
       </w:r>
     </w:p>
     <w:p>
@@ -1695,7 +1878,7 @@
           <w:sz w:val="26"/>
           <w:szCs w:val="26"/>
         </w:rPr>
-        <w:t>“Khi khách đến trả nợ (trả hết hoặc trả một ít), cô/chú tính toán và gạch sổ/sửa số nợ cũ như thế nào ạ?”</w:t>
+        <w:t>“Khi khách đến trả nợ (trả hết hoặc trả một ít), cô tính toán và gạch sổ/sửa số nợ cũ như thế nào ạ?”</w:t>
       </w:r>
     </w:p>
     <w:p>
@@ -1718,7 +1901,7 @@
           <w:sz w:val="26"/>
           <w:szCs w:val="26"/>
         </w:rPr>
-        <w:t>“Làm sao cô/chú nhớ được ai nợ đã lâu để chủ động nhắn tin hoặc gọi điện nhắc họ ạ?”</w:t>
+        <w:t>“Làm sao cô nhớ được ai nợ đã lâu để chủ động nhắn tin hoặc gọi điện nhắc họ ạ?”</w:t>
       </w:r>
     </w:p>
     <w:p>
@@ -1741,7 +1924,7 @@
           <w:sz w:val="26"/>
           <w:szCs w:val="26"/>
         </w:rPr>
-        <w:t>“Nếu khách trả tiền nợ mà còn dư ra để dành cho đợt sau mua tiếp, cô/chú lưu khoản tiền thừa đó bằng cách nào ạ?”</w:t>
+        <w:t>“Nếu khách trả tiền nợ mà còn dư ra để dành cho đợt sau mua tiếp, cô lưu khoản tiền thừa đó bằng cách nào ạ?”</w:t>
       </w:r>
     </w:p>
     <w:p>
@@ -1764,7 +1947,7 @@
           <w:sz w:val="26"/>
           <w:szCs w:val="26"/>
         </w:rPr>
-        <w:t>“Những khoản nợ lâu năm khó đòi, nếu khách xin bớt một ít tiền rồi trả hết thì cô/chú xử lý và ghi sổ phần tiền cho bớt đó ra sao ạ?”(Quán tạp hóa có quy định cho nợ trong khoảng thời gian bao lâu không )</w:t>
+        <w:t>“Những khoản nợ lâu năm khó đòi, nếu khách xin bớt một ít tiền rồi trả hết thì cô xử lý và ghi sổ phần tiền cho bớt đó ra sao ạ?”(Quán tạp hóa có quy định cho nợ trong khoảng thời gian bao lâu không )</w:t>
       </w:r>
     </w:p>
     <w:p>
@@ -1808,7 +1991,7 @@
           <w:sz w:val="26"/>
           <w:szCs w:val="26"/>
         </w:rPr>
-        <w:t>“Trong khâu cho nợ và theo dõi nợ, việc gì làm cô/chú mệt mỏi hoặc dễ nhầm nhất (như quên ghi sổ, tính sai tiền, mất sổ)?”</w:t>
+        <w:t>“Trong khâu cho nợ và theo dõi nợ, việc gì làm cô mệt mỏi hoặc dễ nhầm nhất (như quên ghi sổ, tính sai tiền, mất sổ)?”</w:t>
       </w:r>
     </w:p>
     <w:p>
@@ -1921,7 +2104,7 @@
           <w:sz w:val="26"/>
           <w:szCs w:val="26"/>
         </w:rPr>
-        <w:t>“Sau khi hoàn thành việc thu nợ, cô/chú muốn phần mềm hỗ trợ đưa thông tin đối soát cho khách qua hình thức nào?”</w:t>
+        <w:t>“Sau khi hoàn thành việc thu nợ, cô muốn phần mềm hỗ trợ đưa thông tin đối soát cho khách qua hình thức nào?”</w:t>
       </w:r>
     </w:p>
     <w:p>
@@ -1949,38 +2132,483 @@
     </w:p>
     <w:p>
       <w:pPr>
+        <w:numPr>
+          <w:ilvl w:val="0"/>
+          <w:numId w:val="5"/>
+        </w:numPr>
+        <w:spacing w:before="240" w:line="360" w:lineRule="auto"/>
+        <w:jc w:val="both"/>
+        <w:rPr>
+          <w:rFonts w:ascii="Times New Roman" w:eastAsia="Times New Roman" w:hAnsi="Times New Roman" w:cs="Times New Roman"/>
+          <w:sz w:val="26"/>
+          <w:szCs w:val="26"/>
+        </w:rPr>
+      </w:pPr>
+      <w:r>
+        <w:rPr>
+          <w:rFonts w:ascii="Times New Roman" w:eastAsia="Times New Roman" w:hAnsi="Times New Roman" w:cs="Times New Roman"/>
+          <w:sz w:val="26"/>
+          <w:szCs w:val="26"/>
+        </w:rPr>
+        <w:lastRenderedPageBreak/>
+        <w:t>“Nếu khách hàng đến thắc mắc hoặc muốn xem lại các lần trả nợ trước đây, cô muốn phần mềm hỗ trợ tra cứu lại thông tin đó theo cách nào? Vd như tra soát lại lịch sử các lần trả tiền cũ”</w:t>
+      </w:r>
+    </w:p>
+    <w:p>
+      <w:pPr>
+        <w:numPr>
+          <w:ilvl w:val="0"/>
+          <w:numId w:val="1"/>
+        </w:numPr>
+        <w:spacing w:line="360" w:lineRule="auto"/>
+        <w:jc w:val="both"/>
+        <w:rPr>
+          <w:rFonts w:ascii="Times New Roman" w:eastAsia="Times New Roman" w:hAnsi="Times New Roman" w:cs="Times New Roman"/>
+          <w:b/>
+          <w:bCs/>
+          <w:sz w:val="26"/>
+          <w:szCs w:val="26"/>
+        </w:rPr>
+      </w:pPr>
+      <w:r>
+        <w:rPr>
+          <w:rFonts w:ascii="Times New Roman" w:eastAsia="Times New Roman" w:hAnsi="Times New Roman" w:cs="Times New Roman"/>
+          <w:b/>
+          <w:bCs/>
+          <w:sz w:val="26"/>
+          <w:szCs w:val="26"/>
+        </w:rPr>
+        <w:t>QUẢN LÝ NHÂN SỰ</w:t>
+      </w:r>
+    </w:p>
+    <w:p>
+      <w:pPr>
+        <w:spacing w:line="360" w:lineRule="auto"/>
+        <w:jc w:val="both"/>
+        <w:rPr>
+          <w:rFonts w:ascii="Times New Roman" w:eastAsia="Times New Roman" w:hAnsi="Times New Roman" w:cs="Times New Roman"/>
+          <w:b/>
+          <w:bCs/>
+          <w:sz w:val="26"/>
+          <w:szCs w:val="26"/>
+        </w:rPr>
+      </w:pPr>
+      <w:r>
+        <w:rPr>
+          <w:rFonts w:ascii="Times New Roman" w:eastAsia="Times New Roman" w:hAnsi="Times New Roman" w:cs="Times New Roman"/>
+          <w:b/>
+          <w:bCs/>
+          <w:sz w:val="26"/>
+          <w:szCs w:val="26"/>
+        </w:rPr>
+        <w:t>AS-IS</w:t>
+      </w:r>
+    </w:p>
+    <w:p>
+      <w:pPr>
+        <w:numPr>
+          <w:ilvl w:val="0"/>
+          <w:numId w:val="6"/>
+        </w:numPr>
+        <w:spacing w:line="360" w:lineRule="auto"/>
+        <w:jc w:val="both"/>
+        <w:rPr>
+          <w:rFonts w:ascii="Times New Roman" w:eastAsia="Times New Roman" w:hAnsi="Times New Roman" w:cs="Times New Roman"/>
+          <w:sz w:val="26"/>
+          <w:szCs w:val="26"/>
+        </w:rPr>
+      </w:pPr>
+      <w:r>
+        <w:rPr>
+          <w:rFonts w:ascii="Times New Roman" w:eastAsia="Times New Roman" w:hAnsi="Times New Roman" w:cs="Times New Roman"/>
+          <w:sz w:val="26"/>
+          <w:szCs w:val="26"/>
+        </w:rPr>
+        <w:t>“Cô cho con hỏi hiện tại tiệm nhà mình có bao nhiêu nhân viên hay chỉ có mình cô quản lý và bán hàng thôi ạ?”</w:t>
+      </w:r>
+    </w:p>
+    <w:p>
+      <w:pPr>
+        <w:numPr>
+          <w:ilvl w:val="0"/>
+          <w:numId w:val="6"/>
+        </w:numPr>
+        <w:spacing w:line="360" w:lineRule="auto"/>
+        <w:jc w:val="both"/>
+        <w:rPr>
+          <w:rFonts w:ascii="Times New Roman" w:eastAsia="Times New Roman" w:hAnsi="Times New Roman" w:cs="Times New Roman"/>
+          <w:sz w:val="26"/>
+          <w:szCs w:val="26"/>
+        </w:rPr>
+      </w:pPr>
+      <w:r>
+        <w:rPr>
+          <w:rFonts w:ascii="Times New Roman" w:eastAsia="Times New Roman" w:hAnsi="Times New Roman" w:cs="Times New Roman"/>
+          <w:sz w:val="26"/>
+          <w:szCs w:val="26"/>
+        </w:rPr>
+        <w:t xml:space="preserve">“ Nếu những lúc cô có việc bận thì cô có thuê nhân viên thời vụ hay nhờ người nhà ra trông cửa hàng ạ?” </w:t>
+      </w:r>
+    </w:p>
+    <w:p>
+      <w:pPr>
         <w:spacing w:before="240" w:after="240" w:line="360" w:lineRule="auto"/>
-        <w:ind w:left="720"/>
-        <w:jc w:val="both"/>
-        <w:rPr>
-          <w:rFonts w:ascii="Times New Roman" w:eastAsia="Times New Roman" w:hAnsi="Times New Roman" w:cs="Times New Roman"/>
-          <w:b/>
-          <w:bCs/>
-          <w:i/>
-          <w:iCs/>
-          <w:sz w:val="26"/>
-          <w:szCs w:val="26"/>
-        </w:rPr>
-      </w:pPr>
-      <w:r>
-        <w:rPr>
-          <w:rFonts w:ascii="Times New Roman" w:eastAsia="Times New Roman" w:hAnsi="Times New Roman" w:cs="Times New Roman"/>
-          <w:b/>
-          <w:bCs/>
-          <w:i/>
-          <w:iCs/>
+        <w:jc w:val="both"/>
+        <w:rPr>
+          <w:rFonts w:ascii="Times New Roman" w:eastAsia="Times New Roman" w:hAnsi="Times New Roman" w:cs="Times New Roman"/>
+          <w:b/>
+          <w:bCs/>
+          <w:sz w:val="26"/>
+          <w:szCs w:val="26"/>
+        </w:rPr>
+      </w:pPr>
+      <w:r>
+        <w:rPr>
+          <w:rFonts w:ascii="Times New Roman" w:eastAsia="Times New Roman" w:hAnsi="Times New Roman" w:cs="Times New Roman"/>
+          <w:b/>
+          <w:bCs/>
+          <w:sz w:val="26"/>
+          <w:szCs w:val="26"/>
+        </w:rPr>
+        <w:t>IMPROVEMENT</w:t>
+      </w:r>
+    </w:p>
+    <w:p>
+      <w:pPr>
+        <w:numPr>
+          <w:ilvl w:val="0"/>
+          <w:numId w:val="6"/>
+        </w:numPr>
+        <w:spacing w:before="240" w:after="240" w:line="360" w:lineRule="auto"/>
+        <w:jc w:val="both"/>
+        <w:rPr>
+          <w:rFonts w:ascii="Times New Roman" w:eastAsia="Times New Roman" w:hAnsi="Times New Roman" w:cs="Times New Roman"/>
+          <w:sz w:val="26"/>
+          <w:szCs w:val="26"/>
+        </w:rPr>
+      </w:pPr>
+      <w:r>
+        <w:rPr>
+          <w:rFonts w:ascii="Times New Roman" w:eastAsia="Times New Roman" w:hAnsi="Times New Roman" w:cs="Times New Roman"/>
+          <w:sz w:val="26"/>
+          <w:szCs w:val="26"/>
+        </w:rPr>
+        <w:t>“ Nếu sau này cửa hàng đông khách hơn hoặc mở rộng quy mô lớn hơn thì cô có ý định thuê thêm nhân viên không ạ?</w:t>
+      </w:r>
+      <w:r>
+        <w:rPr>
+          <w:rFonts w:ascii="Times New Roman" w:eastAsia="Times New Roman" w:hAnsi="Times New Roman" w:cs="Times New Roman"/>
+          <w:sz w:val="26"/>
+          <w:szCs w:val="26"/>
+        </w:rPr>
+        <w:t xml:space="preserve"> </w:t>
+      </w:r>
+    </w:p>
+    <w:p>
+      <w:pPr>
+        <w:spacing w:before="240" w:after="240" w:line="360" w:lineRule="auto"/>
+        <w:jc w:val="both"/>
+        <w:rPr>
+          <w:rFonts w:ascii="Times New Roman" w:eastAsia="Times New Roman" w:hAnsi="Times New Roman" w:cs="Times New Roman"/>
+          <w:sz w:val="26"/>
+          <w:szCs w:val="26"/>
+        </w:rPr>
+      </w:pPr>
+      <w:r>
+        <w:rPr>
+          <w:rFonts w:ascii="Times New Roman" w:eastAsia="Times New Roman" w:hAnsi="Times New Roman" w:cs="Times New Roman"/>
+          <w:b/>
+          <w:bCs/>
+          <w:sz w:val="26"/>
+          <w:szCs w:val="26"/>
+        </w:rPr>
+        <w:t>TO-BE</w:t>
+      </w:r>
+    </w:p>
+    <w:p>
+      <w:pPr>
+        <w:numPr>
+          <w:ilvl w:val="0"/>
+          <w:numId w:val="6"/>
+        </w:numPr>
+        <w:spacing w:before="240" w:line="360" w:lineRule="auto"/>
+        <w:jc w:val="both"/>
+        <w:rPr>
+          <w:rFonts w:ascii="Times New Roman" w:eastAsia="Times New Roman" w:hAnsi="Times New Roman" w:cs="Times New Roman"/>
+          <w:sz w:val="26"/>
+          <w:szCs w:val="26"/>
+        </w:rPr>
+      </w:pPr>
+      <w:r>
+        <w:rPr>
+          <w:rFonts w:ascii="Times New Roman" w:eastAsia="Times New Roman" w:hAnsi="Times New Roman" w:cs="Times New Roman"/>
+          <w:sz w:val="26"/>
+          <w:szCs w:val="26"/>
+        </w:rPr>
+        <w:t>“Theo cô, cô muốn hệ thống hỗ trợ quản lý thông tin nào về nhân viên ạ?”</w:t>
+      </w:r>
+    </w:p>
+    <w:p>
+      <w:pPr>
+        <w:numPr>
+          <w:ilvl w:val="0"/>
+          <w:numId w:val="6"/>
+        </w:numPr>
+        <w:spacing w:line="360" w:lineRule="auto"/>
+        <w:jc w:val="both"/>
+        <w:rPr>
+          <w:rFonts w:ascii="Times New Roman" w:eastAsia="Times New Roman" w:hAnsi="Times New Roman" w:cs="Times New Roman"/>
+          <w:sz w:val="26"/>
+          <w:szCs w:val="26"/>
+        </w:rPr>
+      </w:pPr>
+      <w:r>
+        <w:rPr>
+          <w:rFonts w:ascii="Times New Roman" w:eastAsia="Times New Roman" w:hAnsi="Times New Roman" w:cs="Times New Roman"/>
+          <w:sz w:val="26"/>
+          <w:szCs w:val="26"/>
+        </w:rPr>
+        <w:t>“Cô mong muốn nhân viên sẽ thực hiện những công việc gì khi bán hàng ạ?”</w:t>
+      </w:r>
+    </w:p>
+    <w:p>
+      <w:pPr>
+        <w:numPr>
+          <w:ilvl w:val="0"/>
+          <w:numId w:val="1"/>
+        </w:numPr>
+        <w:spacing w:line="360" w:lineRule="auto"/>
+        <w:jc w:val="both"/>
+        <w:rPr>
+          <w:rFonts w:ascii="Times New Roman" w:eastAsia="Times New Roman" w:hAnsi="Times New Roman" w:cs="Times New Roman"/>
+          <w:b/>
+          <w:bCs/>
+          <w:sz w:val="26"/>
+          <w:szCs w:val="26"/>
+        </w:rPr>
+      </w:pPr>
+      <w:r>
+        <w:rPr>
+          <w:rFonts w:ascii="Times New Roman" w:eastAsia="Times New Roman" w:hAnsi="Times New Roman" w:cs="Times New Roman"/>
+          <w:b/>
+          <w:bCs/>
+          <w:sz w:val="26"/>
+          <w:szCs w:val="26"/>
+        </w:rPr>
+        <w:t>BÁO CÁO VÀ THỐNG KÊ</w:t>
+      </w:r>
+    </w:p>
+    <w:p>
+      <w:pPr>
+        <w:spacing w:line="360" w:lineRule="auto"/>
+        <w:jc w:val="both"/>
+        <w:rPr>
+          <w:rFonts w:ascii="Times New Roman" w:eastAsia="Times New Roman" w:hAnsi="Times New Roman" w:cs="Times New Roman"/>
+          <w:sz w:val="26"/>
+          <w:szCs w:val="26"/>
+        </w:rPr>
+      </w:pPr>
+      <w:r>
+        <w:rPr>
+          <w:rFonts w:ascii="Times New Roman" w:eastAsia="Times New Roman" w:hAnsi="Times New Roman" w:cs="Times New Roman"/>
+          <w:b/>
+          <w:bCs/>
+          <w:sz w:val="26"/>
+          <w:szCs w:val="26"/>
+        </w:rPr>
+        <w:t>AS-IS</w:t>
+      </w:r>
+    </w:p>
+    <w:p>
+      <w:pPr>
+        <w:numPr>
+          <w:ilvl w:val="0"/>
+          <w:numId w:val="7"/>
+        </w:numPr>
+        <w:spacing w:line="360" w:lineRule="auto"/>
+        <w:jc w:val="both"/>
+        <w:rPr>
+          <w:rFonts w:ascii="Times New Roman" w:eastAsia="Times New Roman" w:hAnsi="Times New Roman" w:cs="Times New Roman"/>
+          <w:sz w:val="26"/>
+          <w:szCs w:val="26"/>
+        </w:rPr>
+      </w:pPr>
+      <w:r>
+        <w:rPr>
+          <w:rFonts w:ascii="Times New Roman" w:eastAsia="Times New Roman" w:hAnsi="Times New Roman" w:cs="Times New Roman"/>
+          <w:sz w:val="26"/>
+          <w:szCs w:val="26"/>
+        </w:rPr>
+        <w:t xml:space="preserve">“Thông thường sau một ngày bán hàng, cô có tổng hợp doanh thu trong ngày không ạ? Nếu có thì cô tổng hợp bằng cách nào?” </w:t>
+      </w:r>
+    </w:p>
+    <w:p>
+      <w:pPr>
+        <w:numPr>
+          <w:ilvl w:val="0"/>
+          <w:numId w:val="7"/>
+        </w:numPr>
+        <w:spacing w:line="360" w:lineRule="auto"/>
+        <w:jc w:val="both"/>
+        <w:rPr>
+          <w:rFonts w:ascii="Times New Roman" w:eastAsia="Times New Roman" w:hAnsi="Times New Roman" w:cs="Times New Roman"/>
+          <w:sz w:val="26"/>
+          <w:szCs w:val="26"/>
+        </w:rPr>
+      </w:pPr>
+      <w:r>
+        <w:rPr>
+          <w:rFonts w:ascii="Times New Roman" w:eastAsia="Times New Roman" w:hAnsi="Times New Roman" w:cs="Times New Roman"/>
+          <w:sz w:val="26"/>
+          <w:szCs w:val="26"/>
+        </w:rPr>
+        <w:t>“Nếu cô muốn xem thông tin bán hàng của các tháng trước thì cô sẽ xem bằng cách nào ạ. Và làm thế nào để cô có thể so sánh doanh thu mỗi tháng ạ?”</w:t>
+      </w:r>
+    </w:p>
+    <w:p>
+      <w:pPr>
+        <w:numPr>
+          <w:ilvl w:val="0"/>
+          <w:numId w:val="7"/>
+        </w:numPr>
+        <w:spacing w:line="360" w:lineRule="auto"/>
+        <w:jc w:val="both"/>
+        <w:rPr>
+          <w:rFonts w:ascii="Times New Roman" w:eastAsia="Times New Roman" w:hAnsi="Times New Roman" w:cs="Times New Roman"/>
+          <w:sz w:val="26"/>
+          <w:szCs w:val="26"/>
+        </w:rPr>
+      </w:pPr>
+      <w:r>
+        <w:rPr>
+          <w:rFonts w:ascii="Times New Roman" w:eastAsia="Times New Roman" w:hAnsi="Times New Roman" w:cs="Times New Roman"/>
+          <w:sz w:val="26"/>
+          <w:szCs w:val="26"/>
+        </w:rPr>
+        <w:t>“Hiện tại khi muốn biết sản phẩm nào bán nhanh hay chậm, cô thường dựa vào thông tin gì để quyết định ạ”</w:t>
+      </w:r>
+    </w:p>
+    <w:p>
+      <w:pPr>
+        <w:spacing w:before="240" w:after="240" w:line="360" w:lineRule="auto"/>
+        <w:jc w:val="both"/>
+        <w:rPr>
+          <w:rFonts w:ascii="Times New Roman" w:eastAsia="Times New Roman" w:hAnsi="Times New Roman" w:cs="Times New Roman"/>
+          <w:b/>
+          <w:bCs/>
+          <w:sz w:val="26"/>
+          <w:szCs w:val="26"/>
+        </w:rPr>
+      </w:pPr>
+      <w:r>
+        <w:rPr>
+          <w:rFonts w:ascii="Times New Roman" w:eastAsia="Times New Roman" w:hAnsi="Times New Roman" w:cs="Times New Roman"/>
+          <w:b/>
+          <w:bCs/>
+          <w:sz w:val="26"/>
+          <w:szCs w:val="26"/>
+        </w:rPr>
+        <w:t xml:space="preserve">IMPROVEMENT </w:t>
+      </w:r>
+    </w:p>
+    <w:p>
+      <w:pPr>
+        <w:numPr>
+          <w:ilvl w:val="0"/>
+          <w:numId w:val="7"/>
+        </w:numPr>
+        <w:spacing w:before="240" w:line="360" w:lineRule="auto"/>
+        <w:jc w:val="both"/>
+        <w:rPr>
+          <w:rFonts w:ascii="Times New Roman" w:eastAsia="Times New Roman" w:hAnsi="Times New Roman" w:cs="Times New Roman"/>
+          <w:sz w:val="26"/>
+          <w:szCs w:val="26"/>
+        </w:rPr>
+      </w:pPr>
+      <w:r>
+        <w:rPr>
+          <w:rFonts w:ascii="Times New Roman" w:eastAsia="Times New Roman" w:hAnsi="Times New Roman" w:cs="Times New Roman"/>
+          <w:sz w:val="26"/>
+          <w:szCs w:val="26"/>
+        </w:rPr>
+        <w:t>“Trong quá trình theo dõi và tổng hợp các số liệu đó cô có gặp khó khăn hay bất tiện gì không ạ. Các số liệu này có khiến cô mất nhiều thời gian không?”</w:t>
+      </w:r>
+    </w:p>
+    <w:p>
+      <w:pPr>
+        <w:numPr>
+          <w:ilvl w:val="0"/>
+          <w:numId w:val="7"/>
+        </w:numPr>
+        <w:spacing w:line="360" w:lineRule="auto"/>
+        <w:jc w:val="both"/>
+        <w:rPr>
+          <w:rFonts w:ascii="Times New Roman" w:eastAsia="Times New Roman" w:hAnsi="Times New Roman" w:cs="Times New Roman"/>
+          <w:sz w:val="26"/>
+          <w:szCs w:val="26"/>
+        </w:rPr>
+      </w:pPr>
+      <w:r>
+        <w:rPr>
+          <w:rFonts w:ascii="Times New Roman" w:eastAsia="Times New Roman" w:hAnsi="Times New Roman" w:cs="Times New Roman"/>
+          <w:sz w:val="26"/>
+          <w:szCs w:val="26"/>
+        </w:rPr>
+        <w:t>“ Có khi nào trong quá trình ghi chép doanh thu hay hàng hóa có bị sai không khớp thực tế không ạ?Nếu có thì thường do những nguyên nhân gì vậy ạ”</w:t>
+      </w:r>
+    </w:p>
+    <w:p>
+      <w:pPr>
+        <w:numPr>
+          <w:ilvl w:val="0"/>
+          <w:numId w:val="7"/>
+        </w:numPr>
+        <w:spacing w:after="240" w:line="360" w:lineRule="auto"/>
+        <w:jc w:val="both"/>
+        <w:rPr>
+          <w:rFonts w:ascii="Times New Roman" w:eastAsia="Times New Roman" w:hAnsi="Times New Roman" w:cs="Times New Roman"/>
+          <w:sz w:val="26"/>
+          <w:szCs w:val="26"/>
+        </w:rPr>
+      </w:pPr>
+      <w:r>
+        <w:rPr>
+          <w:rFonts w:ascii="Times New Roman" w:eastAsia="Times New Roman" w:hAnsi="Times New Roman" w:cs="Times New Roman"/>
           <w:sz w:val="26"/>
           <w:szCs w:val="26"/>
         </w:rPr>
         <w:lastRenderedPageBreak/>
-        <w:t>(Probing Question: Cô muốn cài đặt mốc cảnh báo là bao nhiêu (ví dụ: nợ vượt quá bao nhiêu tiền hoặc quá bao nhiêu ngày chưa trả) thì hệ thống bắt đầu thông báo ạ?)</w:t>
-      </w:r>
-    </w:p>
-    <w:p>
-      <w:pPr>
-        <w:numPr>
-          <w:ilvl w:val="0"/>
-          <w:numId w:val="5"/>
+        <w:t>“Cô có gặp khó khăn gì trong việc xem xét sản phẩm nào bán nhanh hay chậm không ạ?”</w:t>
+      </w:r>
+    </w:p>
+    <w:p>
+      <w:pPr>
+        <w:spacing w:before="240" w:after="240" w:line="360" w:lineRule="auto"/>
+        <w:jc w:val="both"/>
+        <w:rPr>
+          <w:rFonts w:ascii="Times New Roman" w:eastAsia="Times New Roman" w:hAnsi="Times New Roman" w:cs="Times New Roman"/>
+          <w:b/>
+          <w:bCs/>
+          <w:sz w:val="26"/>
+          <w:szCs w:val="26"/>
+        </w:rPr>
+      </w:pPr>
+      <w:r>
+        <w:rPr>
+          <w:rFonts w:ascii="Times New Roman" w:eastAsia="Times New Roman" w:hAnsi="Times New Roman" w:cs="Times New Roman"/>
+          <w:b/>
+          <w:bCs/>
+          <w:sz w:val="26"/>
+          <w:szCs w:val="26"/>
+        </w:rPr>
+        <w:t xml:space="preserve">TO-BE </w:t>
+      </w:r>
+    </w:p>
+    <w:p>
+      <w:pPr>
+        <w:numPr>
+          <w:ilvl w:val="0"/>
+          <w:numId w:val="7"/>
         </w:numPr>
         <w:spacing w:before="240" w:line="360" w:lineRule="auto"/>
         <w:jc w:val="both"/>
@@ -1996,297 +2624,7 @@
           <w:sz w:val="26"/>
           <w:szCs w:val="26"/>
         </w:rPr>
-        <w:t>“Nếu khách hàng đến thắc mắc hoặc muốn xem lại các lần trả nợ trước đây, cô muốn phần mềm hỗ trợ tra cứu lại thông tin đó theo cách nào? Vd như tra soát lại lịch sử các lần trả tiền cũ”</w:t>
-      </w:r>
-    </w:p>
-    <w:p>
-      <w:pPr>
-        <w:numPr>
-          <w:ilvl w:val="0"/>
-          <w:numId w:val="1"/>
-        </w:numPr>
-        <w:spacing w:line="360" w:lineRule="auto"/>
-        <w:jc w:val="both"/>
-        <w:rPr>
-          <w:rFonts w:ascii="Times New Roman" w:eastAsia="Times New Roman" w:hAnsi="Times New Roman" w:cs="Times New Roman"/>
-          <w:b/>
-          <w:bCs/>
-          <w:sz w:val="26"/>
-          <w:szCs w:val="26"/>
-        </w:rPr>
-      </w:pPr>
-      <w:r>
-        <w:rPr>
-          <w:rFonts w:ascii="Times New Roman" w:eastAsia="Times New Roman" w:hAnsi="Times New Roman" w:cs="Times New Roman"/>
-          <w:b/>
-          <w:bCs/>
-          <w:sz w:val="26"/>
-          <w:szCs w:val="26"/>
-        </w:rPr>
-        <w:t>QUẢN LÝ NHÂN SỰ</w:t>
-      </w:r>
-    </w:p>
-    <w:p>
-      <w:pPr>
-        <w:spacing w:line="360" w:lineRule="auto"/>
-        <w:jc w:val="both"/>
-        <w:rPr>
-          <w:rFonts w:ascii="Times New Roman" w:eastAsia="Times New Roman" w:hAnsi="Times New Roman" w:cs="Times New Roman"/>
-          <w:b/>
-          <w:bCs/>
-          <w:sz w:val="26"/>
-          <w:szCs w:val="26"/>
-        </w:rPr>
-      </w:pPr>
-      <w:r>
-        <w:rPr>
-          <w:rFonts w:ascii="Times New Roman" w:eastAsia="Times New Roman" w:hAnsi="Times New Roman" w:cs="Times New Roman"/>
-          <w:b/>
-          <w:bCs/>
-          <w:sz w:val="26"/>
-          <w:szCs w:val="26"/>
-        </w:rPr>
-        <w:t>AS-IS</w:t>
-      </w:r>
-    </w:p>
-    <w:p>
-      <w:pPr>
-        <w:numPr>
-          <w:ilvl w:val="0"/>
-          <w:numId w:val="6"/>
-        </w:numPr>
-        <w:spacing w:line="360" w:lineRule="auto"/>
-        <w:jc w:val="both"/>
-        <w:rPr>
-          <w:rFonts w:ascii="Times New Roman" w:eastAsia="Times New Roman" w:hAnsi="Times New Roman" w:cs="Times New Roman"/>
-          <w:sz w:val="26"/>
-          <w:szCs w:val="26"/>
-        </w:rPr>
-      </w:pPr>
-      <w:r>
-        <w:rPr>
-          <w:rFonts w:ascii="Times New Roman" w:eastAsia="Times New Roman" w:hAnsi="Times New Roman" w:cs="Times New Roman"/>
-          <w:sz w:val="26"/>
-          <w:szCs w:val="26"/>
-        </w:rPr>
-        <w:t>“Cô cho con hỏi hiện tại tiệm nhà mình có bao nhiêu nhân viên hay chỉ có mình cô quản lý và bán hàng thôi ạ?”</w:t>
-      </w:r>
-    </w:p>
-    <w:p>
-      <w:pPr>
-        <w:numPr>
-          <w:ilvl w:val="0"/>
-          <w:numId w:val="6"/>
-        </w:numPr>
-        <w:spacing w:line="360" w:lineRule="auto"/>
-        <w:jc w:val="both"/>
-        <w:rPr>
-          <w:rFonts w:ascii="Times New Roman" w:eastAsia="Times New Roman" w:hAnsi="Times New Roman" w:cs="Times New Roman"/>
-          <w:sz w:val="26"/>
-          <w:szCs w:val="26"/>
-        </w:rPr>
-      </w:pPr>
-      <w:r>
-        <w:rPr>
-          <w:rFonts w:ascii="Times New Roman" w:eastAsia="Times New Roman" w:hAnsi="Times New Roman" w:cs="Times New Roman"/>
-          <w:sz w:val="26"/>
-          <w:szCs w:val="26"/>
-        </w:rPr>
-        <w:t xml:space="preserve">“ Nếu những lúc cô có việc bận thì cô có thuê nhân viên thời vụ hay nhờ người nhà ra trông cửa hàng ạ?” </w:t>
-      </w:r>
-    </w:p>
-    <w:p>
-      <w:pPr>
-        <w:spacing w:before="240" w:after="240" w:line="360" w:lineRule="auto"/>
-        <w:jc w:val="both"/>
-        <w:rPr>
-          <w:rFonts w:ascii="Times New Roman" w:eastAsia="Times New Roman" w:hAnsi="Times New Roman" w:cs="Times New Roman"/>
-          <w:b/>
-          <w:bCs/>
-          <w:sz w:val="26"/>
-          <w:szCs w:val="26"/>
-        </w:rPr>
-      </w:pPr>
-      <w:r>
-        <w:rPr>
-          <w:rFonts w:ascii="Times New Roman" w:eastAsia="Times New Roman" w:hAnsi="Times New Roman" w:cs="Times New Roman"/>
-          <w:b/>
-          <w:bCs/>
-          <w:sz w:val="26"/>
-          <w:szCs w:val="26"/>
-        </w:rPr>
-        <w:t>IMPROVEMENT</w:t>
-      </w:r>
-    </w:p>
-    <w:p>
-      <w:pPr>
-        <w:numPr>
-          <w:ilvl w:val="0"/>
-          <w:numId w:val="6"/>
-        </w:numPr>
-        <w:spacing w:before="240" w:after="240" w:line="360" w:lineRule="auto"/>
-        <w:jc w:val="both"/>
-        <w:rPr>
-          <w:rFonts w:ascii="Times New Roman" w:eastAsia="Times New Roman" w:hAnsi="Times New Roman" w:cs="Times New Roman"/>
-          <w:sz w:val="26"/>
-          <w:szCs w:val="26"/>
-        </w:rPr>
-      </w:pPr>
-      <w:r>
-        <w:rPr>
-          <w:rFonts w:ascii="Times New Roman" w:eastAsia="Times New Roman" w:hAnsi="Times New Roman" w:cs="Times New Roman"/>
-          <w:sz w:val="26"/>
-          <w:szCs w:val="26"/>
-        </w:rPr>
-        <w:t xml:space="preserve">“ Nếu sau này cửa hàng đông khách hơn hoặc mở rộng quy mô lớn hơn thì cô có ý định thuê thêm nhân viên không ạ?” </w:t>
-      </w:r>
-      <w:r>
-        <w:rPr>
-          <w:rFonts w:ascii="Times New Roman" w:eastAsia="Times New Roman" w:hAnsi="Times New Roman" w:cs="Times New Roman"/>
-          <w:sz w:val="26"/>
-          <w:szCs w:val="26"/>
-        </w:rPr>
-        <w:t>(</w:t>
-      </w:r>
-      <w:r>
-        <w:rPr>
-          <w:rFonts w:ascii="Times New Roman" w:eastAsia="Times New Roman" w:hAnsi="Times New Roman" w:cs="Times New Roman"/>
-          <w:sz w:val="26"/>
-          <w:szCs w:val="26"/>
-          <w:lang w:val="en-US"/>
-        </w:rPr>
-        <w:t>N</w:t>
-      </w:r>
-      <w:r>
-        <w:rPr>
-          <w:rFonts w:ascii="Times New Roman" w:eastAsia="Times New Roman" w:hAnsi="Times New Roman" w:cs="Times New Roman"/>
-          <w:sz w:val="26"/>
-          <w:szCs w:val="26"/>
-        </w:rPr>
-        <w:t>ếu không thì ngừng hỏi qua quy trình khác</w:t>
-      </w:r>
-      <w:r>
-        <w:rPr>
-          <w:rFonts w:ascii="Times New Roman" w:eastAsia="Times New Roman" w:hAnsi="Times New Roman" w:cs="Times New Roman"/>
-          <w:sz w:val="26"/>
-          <w:szCs w:val="26"/>
-        </w:rPr>
-        <w:t xml:space="preserve"> )</w:t>
-      </w:r>
-    </w:p>
-    <w:p>
-      <w:pPr>
-        <w:spacing w:before="240" w:after="240" w:line="360" w:lineRule="auto"/>
-        <w:jc w:val="both"/>
-        <w:rPr>
-          <w:rFonts w:ascii="Times New Roman" w:eastAsia="Times New Roman" w:hAnsi="Times New Roman" w:cs="Times New Roman"/>
-          <w:sz w:val="26"/>
-          <w:szCs w:val="26"/>
-        </w:rPr>
-      </w:pPr>
-      <w:r>
-        <w:rPr>
-          <w:rFonts w:ascii="Times New Roman" w:eastAsia="Times New Roman" w:hAnsi="Times New Roman" w:cs="Times New Roman"/>
-          <w:b/>
-          <w:bCs/>
-          <w:sz w:val="26"/>
-          <w:szCs w:val="26"/>
-        </w:rPr>
-        <w:t>TO-BE</w:t>
-      </w:r>
-    </w:p>
-    <w:p>
-      <w:pPr>
-        <w:numPr>
-          <w:ilvl w:val="0"/>
-          <w:numId w:val="6"/>
-        </w:numPr>
-        <w:spacing w:before="240" w:line="360" w:lineRule="auto"/>
-        <w:jc w:val="both"/>
-        <w:rPr>
-          <w:rFonts w:ascii="Times New Roman" w:eastAsia="Times New Roman" w:hAnsi="Times New Roman" w:cs="Times New Roman"/>
-          <w:sz w:val="26"/>
-          <w:szCs w:val="26"/>
-        </w:rPr>
-      </w:pPr>
-      <w:r>
-        <w:rPr>
-          <w:rFonts w:ascii="Times New Roman" w:eastAsia="Times New Roman" w:hAnsi="Times New Roman" w:cs="Times New Roman"/>
-          <w:sz w:val="26"/>
-          <w:szCs w:val="26"/>
-        </w:rPr>
-        <w:t>“Theo cô, cô muốn hệ thống hỗ trợ quản lý thông tin nào về nhân viên ạ?”</w:t>
-      </w:r>
-    </w:p>
-    <w:p>
-      <w:pPr>
-        <w:numPr>
-          <w:ilvl w:val="0"/>
-          <w:numId w:val="6"/>
-        </w:numPr>
-        <w:spacing w:line="360" w:lineRule="auto"/>
-        <w:jc w:val="both"/>
-        <w:rPr>
-          <w:rFonts w:ascii="Times New Roman" w:eastAsia="Times New Roman" w:hAnsi="Times New Roman" w:cs="Times New Roman"/>
-          <w:sz w:val="26"/>
-          <w:szCs w:val="26"/>
-        </w:rPr>
-      </w:pPr>
-      <w:r>
-        <w:rPr>
-          <w:rFonts w:ascii="Times New Roman" w:eastAsia="Times New Roman" w:hAnsi="Times New Roman" w:cs="Times New Roman"/>
-          <w:sz w:val="26"/>
-          <w:szCs w:val="26"/>
-        </w:rPr>
-        <w:t>“Cô mong muốn nhân viên sẽ thực hiện những công việc gì khi bán hàng ạ?”</w:t>
-      </w:r>
-    </w:p>
-    <w:p>
-      <w:pPr>
-        <w:numPr>
-          <w:ilvl w:val="0"/>
-          <w:numId w:val="1"/>
-        </w:numPr>
-        <w:spacing w:line="360" w:lineRule="auto"/>
-        <w:jc w:val="both"/>
-        <w:rPr>
-          <w:rFonts w:ascii="Times New Roman" w:eastAsia="Times New Roman" w:hAnsi="Times New Roman" w:cs="Times New Roman"/>
-          <w:b/>
-          <w:bCs/>
-          <w:sz w:val="26"/>
-          <w:szCs w:val="26"/>
-        </w:rPr>
-      </w:pPr>
-      <w:r>
-        <w:rPr>
-          <w:rFonts w:ascii="Times New Roman" w:eastAsia="Times New Roman" w:hAnsi="Times New Roman" w:cs="Times New Roman"/>
-          <w:b/>
-          <w:bCs/>
-          <w:sz w:val="26"/>
-          <w:szCs w:val="26"/>
-        </w:rPr>
-        <w:t>BÁO CÁO VÀ THỐNG KÊ</w:t>
-      </w:r>
-    </w:p>
-    <w:p>
-      <w:pPr>
-        <w:spacing w:line="360" w:lineRule="auto"/>
-        <w:jc w:val="both"/>
-        <w:rPr>
-          <w:rFonts w:ascii="Times New Roman" w:eastAsia="Times New Roman" w:hAnsi="Times New Roman" w:cs="Times New Roman"/>
-          <w:sz w:val="26"/>
-          <w:szCs w:val="26"/>
-        </w:rPr>
-      </w:pPr>
-      <w:r>
-        <w:rPr>
-          <w:rFonts w:ascii="Times New Roman" w:eastAsia="Times New Roman" w:hAnsi="Times New Roman" w:cs="Times New Roman"/>
-          <w:b/>
-          <w:bCs/>
-          <w:sz w:val="26"/>
-          <w:szCs w:val="26"/>
-        </w:rPr>
-        <w:t>AS-IS</w:t>
+        <w:t>“ Nếu có một hệ thống tự động báo cáo không biết cô mong muốn hệ thống sẽ cung cấp những thông tin nào nhất?”</w:t>
       </w:r>
     </w:p>
     <w:p>
@@ -2309,7 +2647,7 @@
           <w:sz w:val="26"/>
           <w:szCs w:val="26"/>
         </w:rPr>
-        <w:t xml:space="preserve">“Thông thường sau một ngày bán hàng, cô có tổng hợp doanh thu trong ngày không ạ? Nếu có thì cô tổng hợp bằng cách nào?” </w:t>
+        <w:t>“Cô có muốn hệ thống sẽ tự động thống kê doanh thu, lợi nhuận theo từng ngày, từng tháng hay từng quý không ạ?”</w:t>
       </w:r>
     </w:p>
     <w:p>
@@ -2318,122 +2656,6 @@
           <w:ilvl w:val="0"/>
           <w:numId w:val="7"/>
         </w:numPr>
-        <w:spacing w:line="360" w:lineRule="auto"/>
-        <w:jc w:val="both"/>
-        <w:rPr>
-          <w:rFonts w:ascii="Times New Roman" w:eastAsia="Times New Roman" w:hAnsi="Times New Roman" w:cs="Times New Roman"/>
-          <w:sz w:val="26"/>
-          <w:szCs w:val="26"/>
-        </w:rPr>
-      </w:pPr>
-      <w:r>
-        <w:rPr>
-          <w:rFonts w:ascii="Times New Roman" w:eastAsia="Times New Roman" w:hAnsi="Times New Roman" w:cs="Times New Roman"/>
-          <w:sz w:val="26"/>
-          <w:szCs w:val="26"/>
-        </w:rPr>
-        <w:t>“Nếu cô muốn xem thông tin bán hàng của các tháng trước thì cô sẽ xem bằng cách nào ạ. Và làm thế nào để cô có thể so sánh doanh thu mỗi tháng ạ?”</w:t>
-      </w:r>
-    </w:p>
-    <w:p>
-      <w:pPr>
-        <w:numPr>
-          <w:ilvl w:val="0"/>
-          <w:numId w:val="7"/>
-        </w:numPr>
-        <w:spacing w:line="360" w:lineRule="auto"/>
-        <w:jc w:val="both"/>
-        <w:rPr>
-          <w:rFonts w:ascii="Times New Roman" w:eastAsia="Times New Roman" w:hAnsi="Times New Roman" w:cs="Times New Roman"/>
-          <w:sz w:val="26"/>
-          <w:szCs w:val="26"/>
-        </w:rPr>
-      </w:pPr>
-      <w:r>
-        <w:rPr>
-          <w:rFonts w:ascii="Times New Roman" w:eastAsia="Times New Roman" w:hAnsi="Times New Roman" w:cs="Times New Roman"/>
-          <w:sz w:val="26"/>
-          <w:szCs w:val="26"/>
-        </w:rPr>
-        <w:t>“Hiện tại khi muốn biết sản phẩm nào bán nhanh hay chậm, cô thường dựa vào thông tin gì để quyết định ạ”</w:t>
-      </w:r>
-    </w:p>
-    <w:p>
-      <w:pPr>
-        <w:spacing w:before="240" w:after="240" w:line="360" w:lineRule="auto"/>
-        <w:jc w:val="both"/>
-        <w:rPr>
-          <w:rFonts w:ascii="Times New Roman" w:eastAsia="Times New Roman" w:hAnsi="Times New Roman" w:cs="Times New Roman"/>
-          <w:b/>
-          <w:bCs/>
-          <w:sz w:val="26"/>
-          <w:szCs w:val="26"/>
-        </w:rPr>
-      </w:pPr>
-      <w:r>
-        <w:rPr>
-          <w:rFonts w:ascii="Times New Roman" w:eastAsia="Times New Roman" w:hAnsi="Times New Roman" w:cs="Times New Roman"/>
-          <w:b/>
-          <w:bCs/>
-          <w:sz w:val="26"/>
-          <w:szCs w:val="26"/>
-        </w:rPr>
-        <w:t xml:space="preserve">IMPROVEMENT </w:t>
-      </w:r>
-    </w:p>
-    <w:p>
-      <w:pPr>
-        <w:numPr>
-          <w:ilvl w:val="0"/>
-          <w:numId w:val="7"/>
-        </w:numPr>
-        <w:spacing w:before="240" w:line="360" w:lineRule="auto"/>
-        <w:jc w:val="both"/>
-        <w:rPr>
-          <w:rFonts w:ascii="Times New Roman" w:eastAsia="Times New Roman" w:hAnsi="Times New Roman" w:cs="Times New Roman"/>
-          <w:sz w:val="26"/>
-          <w:szCs w:val="26"/>
-        </w:rPr>
-      </w:pPr>
-      <w:r>
-        <w:rPr>
-          <w:rFonts w:ascii="Times New Roman" w:eastAsia="Times New Roman" w:hAnsi="Times New Roman" w:cs="Times New Roman"/>
-          <w:sz w:val="26"/>
-          <w:szCs w:val="26"/>
-        </w:rPr>
-        <w:lastRenderedPageBreak/>
-        <w:t>“Trong quá trình theo dõi và tổng hợp các số liệu đó cô có gặp khó khăn hay bất tiện gì không ạ. Các số liệu này có khiến cô mất nhiều thời gian không?”</w:t>
-      </w:r>
-    </w:p>
-    <w:p>
-      <w:pPr>
-        <w:numPr>
-          <w:ilvl w:val="0"/>
-          <w:numId w:val="7"/>
-        </w:numPr>
-        <w:spacing w:line="360" w:lineRule="auto"/>
-        <w:jc w:val="both"/>
-        <w:rPr>
-          <w:rFonts w:ascii="Times New Roman" w:eastAsia="Times New Roman" w:hAnsi="Times New Roman" w:cs="Times New Roman"/>
-          <w:sz w:val="26"/>
-          <w:szCs w:val="26"/>
-        </w:rPr>
-      </w:pPr>
-      <w:r>
-        <w:rPr>
-          <w:rFonts w:ascii="Times New Roman" w:eastAsia="Times New Roman" w:hAnsi="Times New Roman" w:cs="Times New Roman"/>
-          <w:sz w:val="26"/>
-          <w:szCs w:val="26"/>
-        </w:rPr>
-        <w:t>“ Có khi nào trong quá trình ghi chép doanh thu hay hàng hóa có bị sai không khớp thực tế không ạ?Nếu có thì thường do những nguyên nhân gì vậy ạ”</w:t>
-      </w:r>
-    </w:p>
-    <w:p>
-      <w:pPr>
-        <w:numPr>
-          <w:ilvl w:val="0"/>
-          <w:numId w:val="7"/>
-        </w:numPr>
         <w:spacing w:after="240" w:line="360" w:lineRule="auto"/>
         <w:jc w:val="both"/>
         <w:rPr>
@@ -2448,99 +2670,7 @@
           <w:sz w:val="26"/>
           <w:szCs w:val="26"/>
         </w:rPr>
-        <w:t>“Cô có gặp khó khăn gì trong việc xem xét sản phẩm nào bán nhanh hay chậm không ạ?”</w:t>
-      </w:r>
-    </w:p>
-    <w:p>
-      <w:pPr>
-        <w:spacing w:before="240" w:after="240" w:line="360" w:lineRule="auto"/>
-        <w:jc w:val="both"/>
-        <w:rPr>
-          <w:rFonts w:ascii="Times New Roman" w:eastAsia="Times New Roman" w:hAnsi="Times New Roman" w:cs="Times New Roman"/>
-          <w:b/>
-          <w:bCs/>
-          <w:sz w:val="26"/>
-          <w:szCs w:val="26"/>
-        </w:rPr>
-      </w:pPr>
-      <w:r>
-        <w:rPr>
-          <w:rFonts w:ascii="Times New Roman" w:eastAsia="Times New Roman" w:hAnsi="Times New Roman" w:cs="Times New Roman"/>
-          <w:b/>
-          <w:bCs/>
-          <w:sz w:val="26"/>
-          <w:szCs w:val="26"/>
-        </w:rPr>
-        <w:t xml:space="preserve">TO-BE </w:t>
-      </w:r>
-    </w:p>
-    <w:p>
-      <w:pPr>
-        <w:numPr>
-          <w:ilvl w:val="0"/>
-          <w:numId w:val="7"/>
-        </w:numPr>
-        <w:spacing w:before="240" w:line="360" w:lineRule="auto"/>
-        <w:jc w:val="both"/>
-        <w:rPr>
-          <w:rFonts w:ascii="Times New Roman" w:eastAsia="Times New Roman" w:hAnsi="Times New Roman" w:cs="Times New Roman"/>
-          <w:sz w:val="26"/>
-          <w:szCs w:val="26"/>
-        </w:rPr>
-      </w:pPr>
-      <w:r>
-        <w:rPr>
-          <w:rFonts w:ascii="Times New Roman" w:eastAsia="Times New Roman" w:hAnsi="Times New Roman" w:cs="Times New Roman"/>
-          <w:sz w:val="26"/>
-          <w:szCs w:val="26"/>
-        </w:rPr>
-        <w:t>“ Nếu có một hệ thống tự động báo cáo không biết cô mong muốn hệ thống sẽ cung cấp những thông tin nào nhất?”</w:t>
-      </w:r>
-    </w:p>
-    <w:p>
-      <w:pPr>
-        <w:numPr>
-          <w:ilvl w:val="0"/>
-          <w:numId w:val="7"/>
-        </w:numPr>
-        <w:spacing w:line="360" w:lineRule="auto"/>
-        <w:jc w:val="both"/>
-        <w:rPr>
-          <w:rFonts w:ascii="Times New Roman" w:eastAsia="Times New Roman" w:hAnsi="Times New Roman" w:cs="Times New Roman"/>
-          <w:sz w:val="26"/>
-          <w:szCs w:val="26"/>
-        </w:rPr>
-      </w:pPr>
-      <w:r>
-        <w:rPr>
-          <w:rFonts w:ascii="Times New Roman" w:eastAsia="Times New Roman" w:hAnsi="Times New Roman" w:cs="Times New Roman"/>
-          <w:sz w:val="26"/>
-          <w:szCs w:val="26"/>
-        </w:rPr>
-        <w:t>“Cô có muốn hệ thống sẽ tự động thống kê doanh thu, lợi nhuận theo từng ngày, từng tháng hay từng quý không ạ?”</w:t>
-      </w:r>
-    </w:p>
-    <w:p>
-      <w:pPr>
-        <w:numPr>
-          <w:ilvl w:val="0"/>
-          <w:numId w:val="7"/>
-        </w:numPr>
-        <w:spacing w:after="240" w:line="360" w:lineRule="auto"/>
-        <w:jc w:val="both"/>
-        <w:rPr>
-          <w:rFonts w:ascii="Times New Roman" w:eastAsia="Times New Roman" w:hAnsi="Times New Roman" w:cs="Times New Roman"/>
-          <w:sz w:val="26"/>
-          <w:szCs w:val="26"/>
-        </w:rPr>
-      </w:pPr>
-      <w:r>
-        <w:rPr>
-          <w:rFonts w:ascii="Times New Roman" w:eastAsia="Times New Roman" w:hAnsi="Times New Roman" w:cs="Times New Roman"/>
-          <w:sz w:val="26"/>
-          <w:szCs w:val="26"/>
-        </w:rPr>
-        <w:t>“ Cô chú có muốn hệ thống cho phép xem và so sánh doanh thu, lợi nhuận giữa các khoảng thời gian không ạ?”</w:t>
+        <w:t>“ Cô có muốn hệ thống cho phép xem và so sánh doanh thu, lợi nhuận giữa các khoảng thời gian không ạ?”</w:t>
       </w:r>
     </w:p>
     <w:p>
@@ -2661,7 +2791,7 @@
           <w:sz w:val="26"/>
           <w:szCs w:val="26"/>
         </w:rPr>
-        <w:t>“Vào giờ đông khách nhất trong ngày (ví dụ: sáng sớm hay chiều tối), cô ước chừng có khoảng bao nhiêu khách cùng đứng chờ tính tiền một lúc ạ?”</w:t>
+        <w:t>“Vào giờ đông khách nhất trong ngày, cô ước chừng có khoảng bao nhiêu khách cùng đứng chờ tính tiền một lúc ạ?”</w:t>
       </w:r>
     </w:p>
     <w:p>
@@ -2757,7 +2887,39 @@
           <w:sz w:val="26"/>
           <w:szCs w:val="26"/>
         </w:rPr>
-        <w:t>Nếu có phần mềm hỗ trợ, cô mong khi bấm tính tiền hoặc tra một món hàng, máy phản hồi nhanh cỡ nào thì cô thấy hài lòng — ví dụ chỉ vài giây, hay càng nhanh càng tốt ạ?</w:t>
+        <w:t>Nếu có phần mềm hỗ trợ, cô mong khi bấm tính tiền hoặc tra một món hàng, máy phản hồi nhanh cỡ nào thì cô thấy hài lòng</w:t>
+      </w:r>
+      <w:r>
+        <w:rPr>
+          <w:rFonts w:ascii="Times New Roman" w:eastAsia="Times New Roman" w:hAnsi="Times New Roman" w:cs="Times New Roman"/>
+          <w:sz w:val="26"/>
+          <w:szCs w:val="26"/>
+        </w:rPr>
+        <w:t xml:space="preserve"> ạ (</w:t>
+      </w:r>
+      <w:r>
+        <w:rPr>
+          <w:rFonts w:ascii="Times New Roman" w:eastAsia="Times New Roman" w:hAnsi="Times New Roman" w:cs="Times New Roman"/>
+          <w:sz w:val="26"/>
+          <w:szCs w:val="26"/>
+        </w:rPr>
+        <w:t>vài giây, hay càng nhanh càng tốt</w:t>
+      </w:r>
+      <w:r>
+        <w:rPr>
+          <w:rFonts w:ascii="Times New Roman" w:eastAsia="Times New Roman" w:hAnsi="Times New Roman" w:cs="Times New Roman"/>
+          <w:sz w:val="26"/>
+          <w:szCs w:val="26"/>
+        </w:rPr>
+        <w:t>)</w:t>
+      </w:r>
+      <w:r>
+        <w:rPr>
+          <w:rFonts w:ascii="Times New Roman" w:eastAsia="Times New Roman" w:hAnsi="Times New Roman" w:cs="Times New Roman"/>
+          <w:sz w:val="26"/>
+          <w:szCs w:val="26"/>
+        </w:rPr>
+        <w:t>?</w:t>
       </w:r>
       <w:r>
         <w:rPr>
@@ -2793,8 +2955,87 @@
           <w:sz w:val="26"/>
           <w:szCs w:val="26"/>
         </w:rPr>
+        <w:t>TÍNH SẴN SÀNG VÀ ĐỘ TIN CẬY</w:t>
+      </w:r>
+    </w:p>
+    <w:p>
+      <w:pPr>
+        <w:spacing w:before="240" w:after="240" w:line="360" w:lineRule="auto"/>
+        <w:jc w:val="both"/>
+        <w:rPr>
+          <w:rFonts w:ascii="Times New Roman" w:eastAsia="Times New Roman" w:hAnsi="Times New Roman" w:cs="Times New Roman"/>
+          <w:b/>
+          <w:bCs/>
+          <w:sz w:val="26"/>
+          <w:szCs w:val="26"/>
+        </w:rPr>
+      </w:pPr>
+      <w:r>
+        <w:rPr>
+          <w:rFonts w:ascii="Times New Roman" w:eastAsia="Times New Roman" w:hAnsi="Times New Roman" w:cs="Times New Roman"/>
+          <w:b/>
+          <w:bCs/>
+          <w:sz w:val="26"/>
+          <w:szCs w:val="26"/>
+        </w:rPr>
+        <w:t xml:space="preserve">AS-IS </w:t>
+      </w:r>
+    </w:p>
+    <w:p>
+      <w:pPr>
+        <w:numPr>
+          <w:ilvl w:val="0"/>
+          <w:numId w:val="10"/>
+        </w:numPr>
+        <w:spacing w:before="240" w:line="360" w:lineRule="auto"/>
+        <w:jc w:val="both"/>
+        <w:rPr>
+          <w:rFonts w:ascii="Times New Roman" w:eastAsia="Times New Roman" w:hAnsi="Times New Roman" w:cs="Times New Roman"/>
+          <w:sz w:val="26"/>
+          <w:szCs w:val="26"/>
+        </w:rPr>
+      </w:pPr>
+      <w:r>
+        <w:rPr>
+          <w:rFonts w:ascii="Times New Roman" w:eastAsia="Times New Roman" w:hAnsi="Times New Roman" w:cs="Times New Roman"/>
+          <w:b/>
+          <w:bCs/>
+          <w:sz w:val="26"/>
+          <w:szCs w:val="26"/>
+        </w:rPr>
         <w:lastRenderedPageBreak/>
-        <w:t>TÍNH SẴN SÀNG VÀ ĐỘ TIN CẬY</w:t>
+        <w:t>“</w:t>
+      </w:r>
+      <w:r>
+        <w:rPr>
+          <w:rFonts w:ascii="Times New Roman" w:eastAsia="Times New Roman" w:hAnsi="Times New Roman" w:cs="Times New Roman"/>
+          <w:sz w:val="26"/>
+          <w:szCs w:val="26"/>
+        </w:rPr>
+        <w:t>Hiện giờ sổ sách, giấy tờ ghi chép của cô được cất giữ ở đâu? Nếu chẳng may bị ướt, mất, hay thất lạc, cô có cách nào để lấy lại thông tin không ạ?”</w:t>
+      </w:r>
+    </w:p>
+    <w:p>
+      <w:pPr>
+        <w:numPr>
+          <w:ilvl w:val="0"/>
+          <w:numId w:val="10"/>
+        </w:numPr>
+        <w:spacing w:after="240" w:line="360" w:lineRule="auto"/>
+        <w:jc w:val="both"/>
+        <w:rPr>
+          <w:rFonts w:ascii="Times New Roman" w:eastAsia="Times New Roman" w:hAnsi="Times New Roman" w:cs="Times New Roman"/>
+          <w:sz w:val="26"/>
+          <w:szCs w:val="26"/>
+        </w:rPr>
+      </w:pPr>
+      <w:r>
+        <w:rPr>
+          <w:rFonts w:ascii="Times New Roman" w:eastAsia="Times New Roman" w:hAnsi="Times New Roman" w:cs="Times New Roman"/>
+          <w:sz w:val="26"/>
+          <w:szCs w:val="26"/>
+        </w:rPr>
+        <w:t>“Cửa hàng mình hiện tại có dùng mạng Internet (Wifi/4G) không và có hay đôi khi bị mất mạng, cúp điện không ạ?”</w:t>
       </w:r>
     </w:p>
     <w:p>
@@ -2817,6 +3058,181 @@
           <w:sz w:val="26"/>
           <w:szCs w:val="26"/>
         </w:rPr>
+        <w:t>IMPROVEMENT</w:t>
+      </w:r>
+    </w:p>
+    <w:p>
+      <w:pPr>
+        <w:numPr>
+          <w:ilvl w:val="0"/>
+          <w:numId w:val="10"/>
+        </w:numPr>
+        <w:spacing w:before="240" w:after="240" w:line="360" w:lineRule="auto"/>
+        <w:jc w:val="both"/>
+        <w:rPr>
+          <w:rFonts w:ascii="Times New Roman" w:eastAsia="Times New Roman" w:hAnsi="Times New Roman" w:cs="Times New Roman"/>
+          <w:sz w:val="26"/>
+          <w:szCs w:val="26"/>
+        </w:rPr>
+      </w:pPr>
+      <w:r>
+        <w:rPr>
+          <w:rFonts w:ascii="Times New Roman" w:eastAsia="Times New Roman" w:hAnsi="Times New Roman" w:cs="Times New Roman"/>
+          <w:b/>
+          <w:bCs/>
+          <w:sz w:val="26"/>
+          <w:szCs w:val="26"/>
+        </w:rPr>
+        <w:t>“</w:t>
+      </w:r>
+      <w:r>
+        <w:rPr>
+          <w:rFonts w:ascii="Times New Roman" w:eastAsia="Times New Roman" w:hAnsi="Times New Roman" w:cs="Times New Roman"/>
+          <w:sz w:val="26"/>
+          <w:szCs w:val="26"/>
+        </w:rPr>
+        <w:t>Cô có từng lo lắng về việc lỡ mất dữ liệu bán hàng, hoặc gặp khó khăn gì khi cúp điện, mất mạng giữa lúc đang bán hàng không ạ?”</w:t>
+      </w:r>
+    </w:p>
+    <w:p>
+      <w:pPr>
+        <w:spacing w:before="240" w:after="240" w:line="360" w:lineRule="auto"/>
+        <w:jc w:val="both"/>
+        <w:rPr>
+          <w:rFonts w:ascii="Times New Roman" w:eastAsia="Times New Roman" w:hAnsi="Times New Roman" w:cs="Times New Roman"/>
+          <w:sz w:val="26"/>
+          <w:szCs w:val="26"/>
+        </w:rPr>
+      </w:pPr>
+      <w:r>
+        <w:rPr>
+          <w:rFonts w:ascii="Times New Roman" w:eastAsia="Times New Roman" w:hAnsi="Times New Roman" w:cs="Times New Roman"/>
+          <w:b/>
+          <w:bCs/>
+          <w:sz w:val="26"/>
+          <w:szCs w:val="26"/>
+        </w:rPr>
+        <w:t>TO-BE</w:t>
+      </w:r>
+    </w:p>
+    <w:p>
+      <w:pPr>
+        <w:numPr>
+          <w:ilvl w:val="0"/>
+          <w:numId w:val="10"/>
+        </w:numPr>
+        <w:spacing w:before="240" w:line="360" w:lineRule="auto"/>
+        <w:jc w:val="both"/>
+        <w:rPr>
+          <w:rFonts w:ascii="Times New Roman" w:eastAsia="Times New Roman" w:hAnsi="Times New Roman" w:cs="Times New Roman"/>
+          <w:sz w:val="26"/>
+          <w:szCs w:val="26"/>
+        </w:rPr>
+      </w:pPr>
+      <w:r>
+        <w:rPr>
+          <w:rFonts w:ascii="Times New Roman" w:eastAsia="Times New Roman" w:hAnsi="Times New Roman" w:cs="Times New Roman"/>
+          <w:sz w:val="26"/>
+          <w:szCs w:val="26"/>
+        </w:rPr>
+        <w:t>“Cửa hàng mình mở cửa trong khung giờ nào? Cô có cần phần mềm chạy được suốt cả ngày lẫn tối (24/7) không, hay chỉ cần hoạt động tốt trong giờ bán hàng là đủ ạ?”</w:t>
+      </w:r>
+    </w:p>
+    <w:p>
+      <w:pPr>
+        <w:numPr>
+          <w:ilvl w:val="0"/>
+          <w:numId w:val="10"/>
+        </w:numPr>
+        <w:spacing w:line="360" w:lineRule="auto"/>
+        <w:jc w:val="both"/>
+        <w:rPr>
+          <w:rFonts w:ascii="Times New Roman" w:eastAsia="Times New Roman" w:hAnsi="Times New Roman" w:cs="Times New Roman"/>
+          <w:sz w:val="26"/>
+          <w:szCs w:val="26"/>
+        </w:rPr>
+      </w:pPr>
+      <w:r>
+        <w:rPr>
+          <w:rFonts w:ascii="Times New Roman" w:eastAsia="Times New Roman" w:hAnsi="Times New Roman" w:cs="Times New Roman"/>
+          <w:sz w:val="26"/>
+          <w:szCs w:val="26"/>
+        </w:rPr>
+        <w:t>“Nếu chẳng may mất mạng hoặc cúp điện đột xuất, cô có muốn máy vẫn cho ghi tạm hóa đơn, rồi khi có mạng lại thì tự động cập nhật không ạ?”</w:t>
+      </w:r>
+    </w:p>
+    <w:p>
+      <w:pPr>
+        <w:numPr>
+          <w:ilvl w:val="0"/>
+          <w:numId w:val="10"/>
+        </w:numPr>
+        <w:spacing w:line="360" w:lineRule="auto"/>
+        <w:jc w:val="both"/>
+        <w:rPr>
+          <w:rFonts w:ascii="Times New Roman" w:eastAsia="Times New Roman" w:hAnsi="Times New Roman" w:cs="Times New Roman"/>
+          <w:sz w:val="26"/>
+          <w:szCs w:val="26"/>
+        </w:rPr>
+      </w:pPr>
+      <w:r>
+        <w:rPr>
+          <w:rFonts w:ascii="Times New Roman" w:eastAsia="Times New Roman" w:hAnsi="Times New Roman" w:cs="Times New Roman"/>
+          <w:sz w:val="26"/>
+          <w:szCs w:val="26"/>
+        </w:rPr>
+        <w:t>“Cô mong muốn dữ liệu được sao lưu (lưu dự phòng) theo tần suất nào. Ví dụ: cuối mỗi ngày, hay mỗi tuần một lần để yên tâm không sợ mất thông tin ạ?”</w:t>
+      </w:r>
+    </w:p>
+    <w:p>
+      <w:pPr>
+        <w:numPr>
+          <w:ilvl w:val="0"/>
+          <w:numId w:val="8"/>
+        </w:numPr>
+        <w:spacing w:after="240" w:line="360" w:lineRule="auto"/>
+        <w:jc w:val="both"/>
+        <w:rPr>
+          <w:rFonts w:ascii="Times New Roman" w:eastAsia="Times New Roman" w:hAnsi="Times New Roman" w:cs="Times New Roman"/>
+          <w:b/>
+          <w:bCs/>
+          <w:color w:val="000000"/>
+          <w:sz w:val="26"/>
+          <w:szCs w:val="26"/>
+        </w:rPr>
+      </w:pPr>
+      <w:r>
+        <w:rPr>
+          <w:rFonts w:ascii="Times New Roman" w:eastAsia="Times New Roman" w:hAnsi="Times New Roman" w:cs="Times New Roman"/>
+          <w:b/>
+          <w:bCs/>
+          <w:color w:val="000000"/>
+          <w:sz w:val="26"/>
+          <w:szCs w:val="26"/>
+        </w:rPr>
+        <w:t>BẢO MẬT</w:t>
+      </w:r>
+    </w:p>
+    <w:p>
+      <w:pPr>
+        <w:spacing w:before="240" w:after="240" w:line="360" w:lineRule="auto"/>
+        <w:jc w:val="both"/>
+        <w:rPr>
+          <w:rFonts w:ascii="Times New Roman" w:eastAsia="Times New Roman" w:hAnsi="Times New Roman" w:cs="Times New Roman"/>
+          <w:b/>
+          <w:bCs/>
+          <w:sz w:val="26"/>
+          <w:szCs w:val="26"/>
+        </w:rPr>
+      </w:pPr>
+      <w:r>
+        <w:rPr>
+          <w:rFonts w:ascii="Times New Roman" w:eastAsia="Times New Roman" w:hAnsi="Times New Roman" w:cs="Times New Roman"/>
+          <w:b/>
+          <w:bCs/>
+          <w:sz w:val="26"/>
+          <w:szCs w:val="26"/>
+        </w:rPr>
         <w:t xml:space="preserve">AS-IS </w:t>
       </w:r>
     </w:p>
@@ -2824,7 +3240,117 @@
       <w:pPr>
         <w:numPr>
           <w:ilvl w:val="0"/>
-          <w:numId w:val="10"/>
+          <w:numId w:val="11"/>
+        </w:numPr>
+        <w:spacing w:before="240" w:after="240" w:line="360" w:lineRule="auto"/>
+        <w:jc w:val="both"/>
+        <w:rPr>
+          <w:rFonts w:ascii="Times New Roman" w:eastAsia="Times New Roman" w:hAnsi="Times New Roman" w:cs="Times New Roman"/>
+          <w:sz w:val="26"/>
+          <w:szCs w:val="26"/>
+        </w:rPr>
+      </w:pPr>
+      <w:r>
+        <w:rPr>
+          <w:rFonts w:ascii="Times New Roman" w:eastAsia="Times New Roman" w:hAnsi="Times New Roman" w:cs="Times New Roman"/>
+          <w:b/>
+          <w:bCs/>
+          <w:sz w:val="26"/>
+          <w:szCs w:val="26"/>
+        </w:rPr>
+        <w:t>“</w:t>
+      </w:r>
+      <w:r>
+        <w:rPr>
+          <w:rFonts w:ascii="Times New Roman" w:eastAsia="Times New Roman" w:hAnsi="Times New Roman" w:cs="Times New Roman"/>
+          <w:sz w:val="26"/>
+          <w:szCs w:val="26"/>
+        </w:rPr>
+        <w:t>Hiện tại tiền bạc và sổ sách của cửa hàng, cô có cất giữ riêng, khóa lại hay chỉ mình cô được xem không ạ?”</w:t>
+      </w:r>
+    </w:p>
+    <w:p>
+      <w:pPr>
+        <w:spacing w:before="240" w:after="240" w:line="360" w:lineRule="auto"/>
+        <w:jc w:val="both"/>
+        <w:rPr>
+          <w:rFonts w:ascii="Times New Roman" w:eastAsia="Times New Roman" w:hAnsi="Times New Roman" w:cs="Times New Roman"/>
+          <w:b/>
+          <w:bCs/>
+          <w:sz w:val="26"/>
+          <w:szCs w:val="26"/>
+        </w:rPr>
+      </w:pPr>
+      <w:r>
+        <w:rPr>
+          <w:rFonts w:ascii="Times New Roman" w:eastAsia="Times New Roman" w:hAnsi="Times New Roman" w:cs="Times New Roman"/>
+          <w:b/>
+          <w:bCs/>
+          <w:sz w:val="26"/>
+          <w:szCs w:val="26"/>
+        </w:rPr>
+        <w:t>IMPROVEMENT</w:t>
+      </w:r>
+    </w:p>
+    <w:p>
+      <w:pPr>
+        <w:numPr>
+          <w:ilvl w:val="0"/>
+          <w:numId w:val="11"/>
+        </w:numPr>
+        <w:spacing w:before="240" w:after="240" w:line="360" w:lineRule="auto"/>
+        <w:jc w:val="both"/>
+        <w:rPr>
+          <w:rFonts w:ascii="Times New Roman" w:eastAsia="Times New Roman" w:hAnsi="Times New Roman" w:cs="Times New Roman"/>
+          <w:sz w:val="26"/>
+          <w:szCs w:val="26"/>
+        </w:rPr>
+      </w:pPr>
+      <w:r>
+        <w:rPr>
+          <w:rFonts w:ascii="Times New Roman" w:eastAsia="Times New Roman" w:hAnsi="Times New Roman" w:cs="Times New Roman"/>
+          <w:b/>
+          <w:bCs/>
+          <w:sz w:val="26"/>
+          <w:szCs w:val="26"/>
+        </w:rPr>
+        <w:t>“</w:t>
+      </w:r>
+      <w:r>
+        <w:rPr>
+          <w:rFonts w:ascii="Times New Roman" w:eastAsia="Times New Roman" w:hAnsi="Times New Roman" w:cs="Times New Roman"/>
+          <w:sz w:val="26"/>
+          <w:szCs w:val="26"/>
+        </w:rPr>
+        <w:t>Cô có lo ngại điều gì về việc người khác xem được thông tin doanh thu, hoặc chỉnh sửa sổ sách khi không phải là mình không ạ?”</w:t>
+      </w:r>
+    </w:p>
+    <w:p>
+      <w:pPr>
+        <w:spacing w:before="240" w:after="240" w:line="360" w:lineRule="auto"/>
+        <w:jc w:val="both"/>
+        <w:rPr>
+          <w:rFonts w:ascii="Times New Roman" w:eastAsia="Times New Roman" w:hAnsi="Times New Roman" w:cs="Times New Roman"/>
+          <w:sz w:val="26"/>
+          <w:szCs w:val="26"/>
+        </w:rPr>
+      </w:pPr>
+      <w:r>
+        <w:rPr>
+          <w:rFonts w:ascii="Times New Roman" w:eastAsia="Times New Roman" w:hAnsi="Times New Roman" w:cs="Times New Roman"/>
+          <w:b/>
+          <w:bCs/>
+          <w:sz w:val="26"/>
+          <w:szCs w:val="26"/>
+        </w:rPr>
+        <w:t>TO-BE</w:t>
+      </w:r>
+    </w:p>
+    <w:p>
+      <w:pPr>
+        <w:numPr>
+          <w:ilvl w:val="0"/>
+          <w:numId w:val="11"/>
         </w:numPr>
         <w:spacing w:before="240" w:line="360" w:lineRule="auto"/>
         <w:jc w:val="both"/>
@@ -2837,6 +3363,305 @@
       <w:r>
         <w:rPr>
           <w:rFonts w:ascii="Times New Roman" w:eastAsia="Times New Roman" w:hAnsi="Times New Roman" w:cs="Times New Roman"/>
+          <w:sz w:val="26"/>
+          <w:szCs w:val="26"/>
+        </w:rPr>
+        <w:t xml:space="preserve">“Khi dùng phần mềm, cô muốn đăng nhập bằng cách nào cho dễ nhớ, dễ thao tác nhất </w:t>
+      </w:r>
+      <w:r>
+        <w:rPr>
+          <w:rFonts w:ascii="Times New Roman" w:eastAsia="Times New Roman" w:hAnsi="Times New Roman" w:cs="Times New Roman"/>
+          <w:sz w:val="26"/>
+          <w:szCs w:val="26"/>
+        </w:rPr>
+        <w:t>như</w:t>
+      </w:r>
+      <w:r>
+        <w:rPr>
+          <w:rFonts w:ascii="Times New Roman" w:eastAsia="Times New Roman" w:hAnsi="Times New Roman" w:cs="Times New Roman"/>
+          <w:sz w:val="26"/>
+          <w:szCs w:val="26"/>
+        </w:rPr>
+        <w:t xml:space="preserve"> gõ mật khẩu, hay dùng vân tay/khuôn mặt trên điện thoại như cô hay dùng ạ?”</w:t>
+      </w:r>
+    </w:p>
+    <w:p>
+      <w:pPr>
+        <w:numPr>
+          <w:ilvl w:val="0"/>
+          <w:numId w:val="11"/>
+        </w:numPr>
+        <w:spacing w:line="360" w:lineRule="auto"/>
+        <w:jc w:val="both"/>
+        <w:rPr>
+          <w:rFonts w:ascii="Times New Roman" w:eastAsia="Times New Roman" w:hAnsi="Times New Roman" w:cs="Times New Roman"/>
+          <w:sz w:val="26"/>
+          <w:szCs w:val="26"/>
+        </w:rPr>
+      </w:pPr>
+      <w:r>
+        <w:rPr>
+          <w:rFonts w:ascii="Times New Roman" w:eastAsia="Times New Roman" w:hAnsi="Times New Roman" w:cs="Times New Roman"/>
+          <w:sz w:val="26"/>
+          <w:szCs w:val="26"/>
+        </w:rPr>
+        <w:lastRenderedPageBreak/>
+        <w:t xml:space="preserve">“Sau này nếu có thêm nhân viên (thu ngân, người kiểm hàng...), cô có muốn mỗi người chỉ được làm đúng phần việc của mình thôi không </w:t>
+      </w:r>
+      <w:r>
+        <w:rPr>
+          <w:rFonts w:ascii="Times New Roman" w:eastAsia="Times New Roman" w:hAnsi="Times New Roman" w:cs="Times New Roman"/>
+          <w:sz w:val="26"/>
+          <w:szCs w:val="26"/>
+        </w:rPr>
+        <w:t>(</w:t>
+      </w:r>
+      <w:r>
+        <w:rPr>
+          <w:rFonts w:ascii="Times New Roman" w:eastAsia="Times New Roman" w:hAnsi="Times New Roman" w:cs="Times New Roman"/>
+          <w:sz w:val="26"/>
+          <w:szCs w:val="26"/>
+        </w:rPr>
+        <w:t>ví dụ nhân viên bán hàng thì không xem được báo cáo doanh thu tổng, chỉ có cô mới xem được</w:t>
+      </w:r>
+      <w:r>
+        <w:rPr>
+          <w:rFonts w:ascii="Times New Roman" w:eastAsia="Times New Roman" w:hAnsi="Times New Roman" w:cs="Times New Roman"/>
+          <w:sz w:val="26"/>
+          <w:szCs w:val="26"/>
+        </w:rPr>
+        <w:t>)</w:t>
+      </w:r>
+      <w:r>
+        <w:rPr>
+          <w:rFonts w:ascii="Times New Roman" w:eastAsia="Times New Roman" w:hAnsi="Times New Roman" w:cs="Times New Roman"/>
+          <w:sz w:val="26"/>
+          <w:szCs w:val="26"/>
+        </w:rPr>
+        <w:t>?”</w:t>
+      </w:r>
+    </w:p>
+    <w:p>
+      <w:pPr>
+        <w:numPr>
+          <w:ilvl w:val="0"/>
+          <w:numId w:val="11"/>
+        </w:numPr>
+        <w:spacing w:line="360" w:lineRule="auto"/>
+        <w:jc w:val="both"/>
+        <w:rPr>
+          <w:rFonts w:ascii="Times New Roman" w:eastAsia="Times New Roman" w:hAnsi="Times New Roman" w:cs="Times New Roman"/>
+          <w:sz w:val="26"/>
+          <w:szCs w:val="26"/>
+        </w:rPr>
+      </w:pPr>
+      <w:r>
+        <w:rPr>
+          <w:rFonts w:ascii="Times New Roman" w:eastAsia="Times New Roman" w:hAnsi="Times New Roman" w:cs="Times New Roman"/>
+          <w:sz w:val="26"/>
+          <w:szCs w:val="26"/>
+        </w:rPr>
+        <w:t>“Nếu sau này có nhân viên nghỉ việc, cô có cần phần mềm khóa quyền truy cập của người đó ngay lập tức không ạ?”</w:t>
+      </w:r>
+    </w:p>
+    <w:p>
+      <w:pPr>
+        <w:numPr>
+          <w:ilvl w:val="0"/>
+          <w:numId w:val="11"/>
+        </w:numPr>
+        <w:spacing w:line="360" w:lineRule="auto"/>
+        <w:jc w:val="both"/>
+        <w:rPr>
+          <w:rFonts w:ascii="Times New Roman" w:eastAsia="Times New Roman" w:hAnsi="Times New Roman" w:cs="Times New Roman"/>
+          <w:sz w:val="26"/>
+          <w:szCs w:val="26"/>
+        </w:rPr>
+      </w:pPr>
+      <w:r>
+        <w:rPr>
+          <w:rFonts w:ascii="Times New Roman" w:eastAsia="Times New Roman" w:hAnsi="Times New Roman" w:cs="Times New Roman"/>
+          <w:sz w:val="26"/>
+          <w:szCs w:val="26"/>
+        </w:rPr>
+        <w:t xml:space="preserve">“Cô có muốn phần mềm ghi lại việc ai đã đăng nhập, đã thao tác gì và lúc nào không để lỡ có sai sót thì mình biết được nguyên </w:t>
+      </w:r>
+      <w:r>
+        <w:rPr>
+          <w:rFonts w:ascii="Times New Roman" w:eastAsia="Times New Roman" w:hAnsi="Times New Roman" w:cs="Times New Roman"/>
+          <w:sz w:val="26"/>
+          <w:szCs w:val="26"/>
+        </w:rPr>
+        <w:t>nhân</w:t>
+      </w:r>
+      <w:r>
+        <w:rPr>
+          <w:rFonts w:ascii="Times New Roman" w:eastAsia="Times New Roman" w:hAnsi="Times New Roman" w:cs="Times New Roman"/>
+          <w:sz w:val="26"/>
+          <w:szCs w:val="26"/>
+        </w:rPr>
+        <w:t>?”</w:t>
+      </w:r>
+    </w:p>
+    <w:p>
+      <w:pPr>
+        <w:numPr>
+          <w:ilvl w:val="0"/>
+          <w:numId w:val="8"/>
+        </w:numPr>
+        <w:spacing w:after="240" w:line="360" w:lineRule="auto"/>
+        <w:jc w:val="both"/>
+        <w:rPr>
+          <w:rFonts w:ascii="Times New Roman" w:eastAsia="Times New Roman" w:hAnsi="Times New Roman" w:cs="Times New Roman"/>
+          <w:b/>
+          <w:bCs/>
+          <w:color w:val="000000"/>
+          <w:sz w:val="26"/>
+          <w:szCs w:val="26"/>
+        </w:rPr>
+      </w:pPr>
+      <w:r>
+        <w:rPr>
+          <w:rFonts w:ascii="Times New Roman" w:eastAsia="Times New Roman" w:hAnsi="Times New Roman" w:cs="Times New Roman"/>
+          <w:b/>
+          <w:bCs/>
+          <w:color w:val="000000"/>
+          <w:sz w:val="26"/>
+          <w:szCs w:val="26"/>
+        </w:rPr>
+        <w:t>DỄ DÙNG</w:t>
+      </w:r>
+    </w:p>
+    <w:p>
+      <w:pPr>
+        <w:spacing w:before="240" w:after="240" w:line="360" w:lineRule="auto"/>
+        <w:jc w:val="both"/>
+        <w:rPr>
+          <w:rFonts w:ascii="Times New Roman" w:eastAsia="Times New Roman" w:hAnsi="Times New Roman" w:cs="Times New Roman"/>
+          <w:sz w:val="26"/>
+          <w:szCs w:val="26"/>
+        </w:rPr>
+      </w:pPr>
+      <w:r>
+        <w:rPr>
+          <w:rFonts w:ascii="Times New Roman" w:eastAsia="Times New Roman" w:hAnsi="Times New Roman" w:cs="Times New Roman"/>
+          <w:b/>
+          <w:bCs/>
+          <w:sz w:val="26"/>
+          <w:szCs w:val="26"/>
+        </w:rPr>
+        <w:t>AS-IS</w:t>
+      </w:r>
+    </w:p>
+    <w:p>
+      <w:pPr>
+        <w:numPr>
+          <w:ilvl w:val="0"/>
+          <w:numId w:val="12"/>
+        </w:numPr>
+        <w:spacing w:before="240" w:line="360" w:lineRule="auto"/>
+        <w:jc w:val="both"/>
+        <w:rPr>
+          <w:rFonts w:ascii="Times New Roman" w:eastAsia="Times New Roman" w:hAnsi="Times New Roman" w:cs="Times New Roman"/>
+          <w:sz w:val="26"/>
+          <w:szCs w:val="26"/>
+        </w:rPr>
+      </w:pPr>
+      <w:r>
+        <w:rPr>
+          <w:rFonts w:ascii="Times New Roman" w:eastAsia="Times New Roman" w:hAnsi="Times New Roman" w:cs="Times New Roman"/>
+          <w:sz w:val="26"/>
+          <w:szCs w:val="26"/>
+        </w:rPr>
+        <w:t>"Cô mất khoảng bao lâu để tính xong cho một khách mua nhiều món ạ?"</w:t>
+      </w:r>
+    </w:p>
+    <w:p>
+      <w:pPr>
+        <w:numPr>
+          <w:ilvl w:val="0"/>
+          <w:numId w:val="12"/>
+        </w:numPr>
+        <w:spacing w:line="360" w:lineRule="auto"/>
+        <w:jc w:val="both"/>
+        <w:rPr>
+          <w:rFonts w:ascii="Times New Roman" w:eastAsia="Times New Roman" w:hAnsi="Times New Roman" w:cs="Times New Roman"/>
+          <w:sz w:val="26"/>
+          <w:szCs w:val="26"/>
+        </w:rPr>
+      </w:pPr>
+      <w:r>
+        <w:rPr>
+          <w:rFonts w:ascii="Times New Roman" w:eastAsia="Times New Roman" w:hAnsi="Times New Roman" w:cs="Times New Roman"/>
+          <w:sz w:val="26"/>
+          <w:szCs w:val="26"/>
+        </w:rPr>
+        <w:t>“Cô có phải nhớ giá từng món trong đầu không, hay có ghi giá ở đâu để tra?”</w:t>
+      </w:r>
+    </w:p>
+    <w:p>
+      <w:pPr>
+        <w:numPr>
+          <w:ilvl w:val="0"/>
+          <w:numId w:val="12"/>
+        </w:numPr>
+        <w:spacing w:after="240" w:line="360" w:lineRule="auto"/>
+        <w:jc w:val="both"/>
+        <w:rPr>
+          <w:rFonts w:ascii="Times New Roman" w:eastAsia="Times New Roman" w:hAnsi="Times New Roman" w:cs="Times New Roman"/>
+          <w:sz w:val="26"/>
+          <w:szCs w:val="26"/>
+        </w:rPr>
+      </w:pPr>
+      <w:r>
+        <w:rPr>
+          <w:rFonts w:ascii="Times New Roman" w:eastAsia="Times New Roman" w:hAnsi="Times New Roman" w:cs="Times New Roman"/>
+          <w:sz w:val="26"/>
+          <w:szCs w:val="26"/>
+        </w:rPr>
+        <w:t>“Mắt cô nhìn giá, nhìn số trên sổ/máy tính bỏ túi có rõ không, có bị mỏi mắt không?”</w:t>
+      </w:r>
+    </w:p>
+    <w:p>
+      <w:pPr>
+        <w:spacing w:line="360" w:lineRule="auto"/>
+        <w:jc w:val="both"/>
+        <w:rPr>
+          <w:rFonts w:ascii="Times New Roman" w:eastAsia="Times New Roman" w:hAnsi="Times New Roman" w:cs="Times New Roman"/>
+          <w:b/>
+          <w:bCs/>
+          <w:sz w:val="26"/>
+          <w:szCs w:val="26"/>
+        </w:rPr>
+      </w:pPr>
+      <w:r>
+        <w:rPr>
+          <w:rFonts w:ascii="Times New Roman" w:eastAsia="Times New Roman" w:hAnsi="Times New Roman" w:cs="Times New Roman"/>
+          <w:b/>
+          <w:bCs/>
+          <w:sz w:val="26"/>
+          <w:szCs w:val="26"/>
+        </w:rPr>
+        <w:t xml:space="preserve">IMPROVEMENT </w:t>
+      </w:r>
+    </w:p>
+    <w:p>
+      <w:pPr>
+        <w:numPr>
+          <w:ilvl w:val="0"/>
+          <w:numId w:val="12"/>
+        </w:numPr>
+        <w:spacing w:line="360" w:lineRule="auto"/>
+        <w:jc w:val="both"/>
+        <w:rPr>
+          <w:rFonts w:ascii="Times New Roman" w:eastAsia="Times New Roman" w:hAnsi="Times New Roman" w:cs="Times New Roman"/>
+          <w:sz w:val="26"/>
+          <w:szCs w:val="26"/>
+        </w:rPr>
+      </w:pPr>
+      <w:r>
+        <w:rPr>
+          <w:rFonts w:ascii="Times New Roman" w:eastAsia="Times New Roman" w:hAnsi="Times New Roman" w:cs="Times New Roman"/>
           <w:b/>
           <w:bCs/>
           <w:sz w:val="26"/>
@@ -2850,30 +3675,137 @@
           <w:sz w:val="26"/>
           <w:szCs w:val="26"/>
         </w:rPr>
-        <w:t>Hiện giờ sổ sách, giấy tờ ghi chép của cô được cất giữ ở đâu? Nếu chẳng may bị ướt, mất, hay thất lạc, cô có cách nào để lấy lại thông tin không ạ?”</w:t>
-      </w:r>
-    </w:p>
-    <w:p>
-      <w:pPr>
-        <w:numPr>
-          <w:ilvl w:val="0"/>
-          <w:numId w:val="10"/>
+        <w:t>Lúc đông khách, cô có bị rối, tính sai tiền, thối nhầm tiền không?”</w:t>
+      </w:r>
+    </w:p>
+    <w:p>
+      <w:pPr>
+        <w:numPr>
+          <w:ilvl w:val="0"/>
+          <w:numId w:val="12"/>
+        </w:numPr>
+        <w:spacing w:line="360" w:lineRule="auto"/>
+        <w:jc w:val="both"/>
+        <w:rPr>
+          <w:rFonts w:ascii="Times New Roman" w:eastAsia="Times New Roman" w:hAnsi="Times New Roman" w:cs="Times New Roman"/>
+          <w:sz w:val="26"/>
+          <w:szCs w:val="26"/>
+        </w:rPr>
+      </w:pPr>
+      <w:r>
+        <w:rPr>
+          <w:rFonts w:ascii="Times New Roman" w:eastAsia="Times New Roman" w:hAnsi="Times New Roman" w:cs="Times New Roman"/>
+          <w:sz w:val="26"/>
+          <w:szCs w:val="26"/>
+        </w:rPr>
+        <w:t>“Cảm nghĩ của cô khi thấy tiệm khác dùng máy tính tiền như thế nào ạ?”</w:t>
+      </w:r>
+    </w:p>
+    <w:p>
+      <w:pPr>
+        <w:spacing w:line="360" w:lineRule="auto"/>
+        <w:jc w:val="both"/>
+        <w:rPr>
+          <w:rFonts w:ascii="Times New Roman" w:eastAsia="Times New Roman" w:hAnsi="Times New Roman" w:cs="Times New Roman"/>
+          <w:b/>
+          <w:bCs/>
+          <w:sz w:val="26"/>
+          <w:szCs w:val="26"/>
+        </w:rPr>
+      </w:pPr>
+      <w:r>
+        <w:rPr>
+          <w:rFonts w:ascii="Times New Roman" w:eastAsia="Times New Roman" w:hAnsi="Times New Roman" w:cs="Times New Roman"/>
+          <w:b/>
+          <w:bCs/>
+          <w:sz w:val="26"/>
+          <w:szCs w:val="26"/>
+        </w:rPr>
+        <w:t>TO-BE</w:t>
+      </w:r>
+    </w:p>
+    <w:p>
+      <w:pPr>
+        <w:numPr>
+          <w:ilvl w:val="0"/>
+          <w:numId w:val="12"/>
+        </w:numPr>
+        <w:spacing w:line="360" w:lineRule="auto"/>
+        <w:jc w:val="both"/>
+        <w:rPr>
+          <w:rFonts w:ascii="Times New Roman" w:eastAsia="Times New Roman" w:hAnsi="Times New Roman" w:cs="Times New Roman"/>
+          <w:sz w:val="26"/>
+          <w:szCs w:val="26"/>
+        </w:rPr>
+      </w:pPr>
+      <w:r>
+        <w:rPr>
+          <w:rFonts w:ascii="Times New Roman" w:eastAsia="Times New Roman" w:hAnsi="Times New Roman" w:cs="Times New Roman"/>
+          <w:b/>
+          <w:bCs/>
+          <w:sz w:val="26"/>
+          <w:szCs w:val="26"/>
+        </w:rPr>
+        <w:t>“</w:t>
+      </w:r>
+      <w:r>
+        <w:rPr>
+          <w:rFonts w:ascii="Times New Roman" w:eastAsia="Times New Roman" w:hAnsi="Times New Roman" w:cs="Times New Roman"/>
+          <w:sz w:val="26"/>
+          <w:szCs w:val="26"/>
+        </w:rPr>
+        <w:t>Lỡ bấm nhầm, cô muốn máy báo liền hay tự sửa giùm cô ạ?”</w:t>
+      </w:r>
+    </w:p>
+    <w:p>
+      <w:pPr>
+        <w:numPr>
+          <w:ilvl w:val="0"/>
+          <w:numId w:val="12"/>
+        </w:numPr>
+        <w:spacing w:line="360" w:lineRule="auto"/>
+        <w:jc w:val="both"/>
+        <w:rPr>
+          <w:rFonts w:ascii="Times New Roman" w:eastAsia="Times New Roman" w:hAnsi="Times New Roman" w:cs="Times New Roman"/>
+          <w:sz w:val="26"/>
+          <w:szCs w:val="26"/>
+        </w:rPr>
+      </w:pPr>
+      <w:r>
+        <w:rPr>
+          <w:rFonts w:ascii="Times New Roman" w:eastAsia="Times New Roman" w:hAnsi="Times New Roman" w:cs="Times New Roman"/>
+          <w:sz w:val="26"/>
+          <w:szCs w:val="26"/>
+        </w:rPr>
+        <w:t>“Cô có muốn máy đọc to số tiền hay hiện số thật lớn để cô dễ nhìn không?”</w:t>
+      </w:r>
+    </w:p>
+    <w:p>
+      <w:pPr>
+        <w:numPr>
+          <w:ilvl w:val="0"/>
+          <w:numId w:val="8"/>
         </w:numPr>
         <w:spacing w:after="240" w:line="360" w:lineRule="auto"/>
         <w:jc w:val="both"/>
         <w:rPr>
           <w:rFonts w:ascii="Times New Roman" w:eastAsia="Times New Roman" w:hAnsi="Times New Roman" w:cs="Times New Roman"/>
-          <w:sz w:val="26"/>
-          <w:szCs w:val="26"/>
-        </w:rPr>
-      </w:pPr>
-      <w:r>
-        <w:rPr>
-          <w:rFonts w:ascii="Times New Roman" w:eastAsia="Times New Roman" w:hAnsi="Times New Roman" w:cs="Times New Roman"/>
-          <w:sz w:val="26"/>
-          <w:szCs w:val="26"/>
-        </w:rPr>
-        <w:t>“Cửa hàng mình hiện tại có dùng mạng Internet (Wifi/4G) không và có hay đôi khi bị mất mạng, cúp điện không ạ?”</w:t>
+          <w:b/>
+          <w:bCs/>
+          <w:color w:val="000000"/>
+          <w:sz w:val="26"/>
+          <w:szCs w:val="26"/>
+        </w:rPr>
+      </w:pPr>
+      <w:r>
+        <w:rPr>
+          <w:rFonts w:ascii="Times New Roman" w:eastAsia="Times New Roman" w:hAnsi="Times New Roman" w:cs="Times New Roman"/>
+          <w:b/>
+          <w:bCs/>
+          <w:sz w:val="26"/>
+          <w:szCs w:val="26"/>
+        </w:rPr>
+        <w:t>DỄ SỬA VÀ MỞ RỘNG</w:t>
       </w:r>
     </w:p>
     <w:p>
@@ -2896,6 +3828,85 @@
           <w:sz w:val="26"/>
           <w:szCs w:val="26"/>
         </w:rPr>
+        <w:t>AS-IS</w:t>
+      </w:r>
+    </w:p>
+    <w:p>
+      <w:pPr>
+        <w:numPr>
+          <w:ilvl w:val="0"/>
+          <w:numId w:val="13"/>
+        </w:numPr>
+        <w:spacing w:before="240" w:line="360" w:lineRule="auto"/>
+        <w:jc w:val="both"/>
+        <w:rPr>
+          <w:rFonts w:ascii="Times New Roman" w:eastAsia="Times New Roman" w:hAnsi="Times New Roman" w:cs="Times New Roman"/>
+          <w:sz w:val="26"/>
+          <w:szCs w:val="26"/>
+        </w:rPr>
+      </w:pPr>
+      <w:r>
+        <w:rPr>
+          <w:rFonts w:ascii="Times New Roman" w:eastAsia="Times New Roman" w:hAnsi="Times New Roman" w:cs="Times New Roman"/>
+          <w:b/>
+          <w:bCs/>
+          <w:sz w:val="26"/>
+          <w:szCs w:val="26"/>
+        </w:rPr>
+        <w:t>“</w:t>
+      </w:r>
+      <w:r>
+        <w:rPr>
+          <w:rFonts w:ascii="Times New Roman" w:eastAsia="Times New Roman" w:hAnsi="Times New Roman" w:cs="Times New Roman"/>
+          <w:sz w:val="26"/>
+          <w:szCs w:val="26"/>
+        </w:rPr>
+        <w:t>Khi có hàng mới hay đổi giá, cô cập nhật vào sổ/máy hiện tại như thế nào ạ?”</w:t>
+      </w:r>
+    </w:p>
+    <w:p>
+      <w:pPr>
+        <w:numPr>
+          <w:ilvl w:val="0"/>
+          <w:numId w:val="13"/>
+        </w:numPr>
+        <w:spacing w:after="240" w:line="360" w:lineRule="auto"/>
+        <w:jc w:val="both"/>
+        <w:rPr>
+          <w:rFonts w:ascii="Times New Roman" w:eastAsia="Times New Roman" w:hAnsi="Times New Roman" w:cs="Times New Roman"/>
+          <w:sz w:val="26"/>
+          <w:szCs w:val="26"/>
+        </w:rPr>
+      </w:pPr>
+      <w:r>
+        <w:rPr>
+          <w:rFonts w:ascii="Times New Roman" w:eastAsia="Times New Roman" w:hAnsi="Times New Roman" w:cs="Times New Roman"/>
+          <w:sz w:val="26"/>
+          <w:szCs w:val="26"/>
+        </w:rPr>
+        <w:t>“Nếu ghi sổ bị sai, cô sửa lại bằng cách nào (gạch bỏ, viết lại cả trang...)?”</w:t>
+      </w:r>
+    </w:p>
+    <w:p>
+      <w:pPr>
+        <w:spacing w:line="360" w:lineRule="auto"/>
+        <w:jc w:val="both"/>
+        <w:rPr>
+          <w:rFonts w:ascii="Times New Roman" w:eastAsia="Times New Roman" w:hAnsi="Times New Roman" w:cs="Times New Roman"/>
+          <w:b/>
+          <w:bCs/>
+          <w:sz w:val="26"/>
+          <w:szCs w:val="26"/>
+        </w:rPr>
+      </w:pPr>
+      <w:r>
+        <w:rPr>
+          <w:rFonts w:ascii="Times New Roman" w:eastAsia="Times New Roman" w:hAnsi="Times New Roman" w:cs="Times New Roman"/>
+          <w:b/>
+          <w:bCs/>
+          <w:sz w:val="26"/>
+          <w:szCs w:val="26"/>
+        </w:rPr>
         <w:t>IMPROVEMENT</w:t>
       </w:r>
     </w:p>
@@ -2903,12 +3914,199 @@
       <w:pPr>
         <w:numPr>
           <w:ilvl w:val="0"/>
-          <w:numId w:val="10"/>
-        </w:numPr>
+          <w:numId w:val="13"/>
+        </w:numPr>
+        <w:spacing w:line="360" w:lineRule="auto"/>
+        <w:jc w:val="both"/>
+        <w:rPr>
+          <w:rFonts w:ascii="Times New Roman" w:eastAsia="Times New Roman" w:hAnsi="Times New Roman" w:cs="Times New Roman"/>
+          <w:sz w:val="26"/>
+          <w:szCs w:val="26"/>
+        </w:rPr>
+      </w:pPr>
+      <w:r>
+        <w:rPr>
+          <w:rFonts w:ascii="Times New Roman" w:eastAsia="Times New Roman" w:hAnsi="Times New Roman" w:cs="Times New Roman"/>
+          <w:b/>
+          <w:bCs/>
+          <w:sz w:val="26"/>
+          <w:szCs w:val="26"/>
+        </w:rPr>
+        <w:t>“</w:t>
+      </w:r>
+      <w:r>
+        <w:rPr>
+          <w:rFonts w:ascii="Times New Roman" w:eastAsia="Times New Roman" w:hAnsi="Times New Roman" w:cs="Times New Roman"/>
+          <w:sz w:val="26"/>
+          <w:szCs w:val="26"/>
+        </w:rPr>
+        <w:t>Cô có thấy bất tiện khi sửa giá, thêm mặt hàng vào sổ hiện tại không?”</w:t>
+      </w:r>
+    </w:p>
+    <w:p>
+      <w:pPr>
+        <w:numPr>
+          <w:ilvl w:val="0"/>
+          <w:numId w:val="13"/>
+        </w:numPr>
+        <w:spacing w:line="360" w:lineRule="auto"/>
+        <w:jc w:val="both"/>
+        <w:rPr>
+          <w:rFonts w:ascii="Times New Roman" w:eastAsia="Times New Roman" w:hAnsi="Times New Roman" w:cs="Times New Roman"/>
+          <w:sz w:val="26"/>
+          <w:szCs w:val="26"/>
+        </w:rPr>
+      </w:pPr>
+      <w:r>
+        <w:rPr>
+          <w:rFonts w:ascii="Times New Roman" w:eastAsia="Times New Roman" w:hAnsi="Times New Roman" w:cs="Times New Roman"/>
+          <w:sz w:val="26"/>
+          <w:szCs w:val="26"/>
+        </w:rPr>
+        <w:t>“Cô có bao giờ muốn thêm sổ mới, thêm cách ghi chép mà thấy ngại vì rắc rối không?”</w:t>
+      </w:r>
+    </w:p>
+    <w:p>
+      <w:pPr>
+        <w:spacing w:line="360" w:lineRule="auto"/>
+        <w:jc w:val="both"/>
+        <w:rPr>
+          <w:rFonts w:ascii="Times New Roman" w:eastAsia="Times New Roman" w:hAnsi="Times New Roman" w:cs="Times New Roman"/>
+          <w:b/>
+          <w:bCs/>
+          <w:sz w:val="26"/>
+          <w:szCs w:val="26"/>
+        </w:rPr>
+      </w:pPr>
+      <w:r>
+        <w:rPr>
+          <w:rFonts w:ascii="Times New Roman" w:eastAsia="Times New Roman" w:hAnsi="Times New Roman" w:cs="Times New Roman"/>
+          <w:b/>
+          <w:bCs/>
+          <w:sz w:val="26"/>
+          <w:szCs w:val="26"/>
+        </w:rPr>
+        <w:t>TO-BE</w:t>
+      </w:r>
+    </w:p>
+    <w:p>
+      <w:pPr>
+        <w:numPr>
+          <w:ilvl w:val="0"/>
+          <w:numId w:val="13"/>
+        </w:numPr>
+        <w:spacing w:line="360" w:lineRule="auto"/>
+        <w:jc w:val="both"/>
+        <w:rPr>
+          <w:rFonts w:ascii="Times New Roman" w:eastAsia="Times New Roman" w:hAnsi="Times New Roman" w:cs="Times New Roman"/>
+          <w:sz w:val="26"/>
+          <w:szCs w:val="26"/>
+        </w:rPr>
+      </w:pPr>
+      <w:r>
+        <w:rPr>
+          <w:rFonts w:ascii="Times New Roman" w:eastAsia="Times New Roman" w:hAnsi="Times New Roman" w:cs="Times New Roman"/>
+          <w:b/>
+          <w:bCs/>
+          <w:sz w:val="26"/>
+          <w:szCs w:val="26"/>
+        </w:rPr>
+        <w:lastRenderedPageBreak/>
+        <w:t>“</w:t>
+      </w:r>
+      <w:r>
+        <w:rPr>
+          <w:rFonts w:ascii="Times New Roman" w:eastAsia="Times New Roman" w:hAnsi="Times New Roman" w:cs="Times New Roman"/>
+          <w:sz w:val="26"/>
+          <w:szCs w:val="26"/>
+        </w:rPr>
+        <w:t>Cô có muốn thêm chức năng như nhắc nợ khách quen, tích điểm, hay nhắc hàng sắp hết hạn không?”</w:t>
+      </w:r>
+    </w:p>
+    <w:p>
+      <w:pPr>
+        <w:numPr>
+          <w:ilvl w:val="0"/>
+          <w:numId w:val="13"/>
+        </w:numPr>
+        <w:spacing w:line="360" w:lineRule="auto"/>
+        <w:jc w:val="both"/>
+        <w:rPr>
+          <w:rFonts w:ascii="Times New Roman" w:eastAsia="Times New Roman" w:hAnsi="Times New Roman" w:cs="Times New Roman"/>
+          <w:sz w:val="26"/>
+          <w:szCs w:val="26"/>
+        </w:rPr>
+      </w:pPr>
+      <w:r>
+        <w:rPr>
+          <w:rFonts w:ascii="Times New Roman" w:eastAsia="Times New Roman" w:hAnsi="Times New Roman" w:cs="Times New Roman"/>
+          <w:sz w:val="26"/>
+          <w:szCs w:val="26"/>
+        </w:rPr>
+        <w:t>“Cô nghĩ như thế nào nếu hệ thống cho phép việc con cháu cô muốn phụ quản lý tiệm từ xa sau này ạ?”</w:t>
+      </w:r>
+    </w:p>
+    <w:p>
+      <w:pPr>
+        <w:numPr>
+          <w:ilvl w:val="0"/>
+          <w:numId w:val="8"/>
+        </w:numPr>
+        <w:spacing w:after="240" w:line="360" w:lineRule="auto"/>
+        <w:jc w:val="both"/>
+        <w:rPr>
+          <w:rFonts w:ascii="Times New Roman" w:eastAsia="Times New Roman" w:hAnsi="Times New Roman" w:cs="Times New Roman"/>
+          <w:b/>
+          <w:bCs/>
+          <w:color w:val="000000"/>
+          <w:sz w:val="26"/>
+          <w:szCs w:val="26"/>
+        </w:rPr>
+      </w:pPr>
+      <w:r>
+        <w:rPr>
+          <w:rFonts w:ascii="Times New Roman" w:eastAsia="Times New Roman" w:hAnsi="Times New Roman" w:cs="Times New Roman"/>
+          <w:b/>
+          <w:bCs/>
+          <w:sz w:val="26"/>
+          <w:szCs w:val="26"/>
+        </w:rPr>
+        <w:t>KHẢ NĂNG TƯƠNG THÍCH</w:t>
+      </w:r>
+    </w:p>
+    <w:p>
+      <w:pPr>
         <w:spacing w:before="240" w:after="240" w:line="360" w:lineRule="auto"/>
         <w:jc w:val="both"/>
         <w:rPr>
           <w:rFonts w:ascii="Times New Roman" w:eastAsia="Times New Roman" w:hAnsi="Times New Roman" w:cs="Times New Roman"/>
+          <w:b/>
+          <w:bCs/>
+          <w:sz w:val="26"/>
+          <w:szCs w:val="26"/>
+        </w:rPr>
+      </w:pPr>
+      <w:r>
+        <w:rPr>
+          <w:rFonts w:ascii="Times New Roman" w:eastAsia="Times New Roman" w:hAnsi="Times New Roman" w:cs="Times New Roman"/>
+          <w:b/>
+          <w:bCs/>
+          <w:sz w:val="26"/>
+          <w:szCs w:val="26"/>
+        </w:rPr>
+        <w:t>AS-IS</w:t>
+      </w:r>
+    </w:p>
+    <w:p>
+      <w:pPr>
+        <w:numPr>
+          <w:ilvl w:val="0"/>
+          <w:numId w:val="14"/>
+        </w:numPr>
+        <w:spacing w:before="240" w:line="360" w:lineRule="auto"/>
+        <w:jc w:val="both"/>
+        <w:rPr>
+          <w:rFonts w:ascii="Times New Roman" w:eastAsia="Times New Roman" w:hAnsi="Times New Roman" w:cs="Times New Roman"/>
           <w:sz w:val="26"/>
           <w:szCs w:val="26"/>
         </w:rPr>
@@ -2929,7 +4127,187 @@
           <w:sz w:val="26"/>
           <w:szCs w:val="26"/>
         </w:rPr>
-        <w:t>Cô có từng lo lắng về việc lỡ mất dữ liệu bán hàng, hoặc gặp khó khăn gì khi cúp điện, mất mạng giữa lúc đang bán hàng không ạ?”</w:t>
+        <w:t>Tiệm cô hiện có máy in hóa đơn, máy quét mã vạch gì không, hay chỉ ghi tay?”</w:t>
+      </w:r>
+    </w:p>
+    <w:p>
+      <w:pPr>
+        <w:numPr>
+          <w:ilvl w:val="0"/>
+          <w:numId w:val="14"/>
+        </w:numPr>
+        <w:spacing w:line="360" w:lineRule="auto"/>
+        <w:jc w:val="both"/>
+        <w:rPr>
+          <w:rFonts w:ascii="Times New Roman" w:eastAsia="Times New Roman" w:hAnsi="Times New Roman" w:cs="Times New Roman"/>
+          <w:sz w:val="26"/>
+          <w:szCs w:val="26"/>
+        </w:rPr>
+      </w:pPr>
+      <w:r>
+        <w:rPr>
+          <w:rFonts w:ascii="Times New Roman" w:eastAsia="Times New Roman" w:hAnsi="Times New Roman" w:cs="Times New Roman"/>
+          <w:sz w:val="26"/>
+          <w:szCs w:val="26"/>
+        </w:rPr>
+        <w:t>“Khách trả tiền mặt hay chuyển khoản là chính? Cô đối chiếu tiền mặt với sổ sách như thế nào?”</w:t>
+      </w:r>
+    </w:p>
+    <w:p>
+      <w:pPr>
+        <w:spacing w:line="360" w:lineRule="auto"/>
+        <w:jc w:val="both"/>
+        <w:rPr>
+          <w:rFonts w:ascii="Times New Roman" w:eastAsia="Times New Roman" w:hAnsi="Times New Roman" w:cs="Times New Roman"/>
+          <w:b/>
+          <w:bCs/>
+          <w:sz w:val="26"/>
+          <w:szCs w:val="26"/>
+        </w:rPr>
+      </w:pPr>
+      <w:r>
+        <w:rPr>
+          <w:rFonts w:ascii="Times New Roman" w:eastAsia="Times New Roman" w:hAnsi="Times New Roman" w:cs="Times New Roman"/>
+          <w:b/>
+          <w:bCs/>
+          <w:sz w:val="26"/>
+          <w:szCs w:val="26"/>
+        </w:rPr>
+        <w:t>IMPROVEMENT</w:t>
+      </w:r>
+    </w:p>
+    <w:p>
+      <w:pPr>
+        <w:numPr>
+          <w:ilvl w:val="0"/>
+          <w:numId w:val="14"/>
+        </w:numPr>
+        <w:spacing w:line="360" w:lineRule="auto"/>
+        <w:jc w:val="both"/>
+        <w:rPr>
+          <w:rFonts w:ascii="Times New Roman" w:eastAsia="Times New Roman" w:hAnsi="Times New Roman" w:cs="Times New Roman"/>
+          <w:sz w:val="26"/>
+          <w:szCs w:val="26"/>
+        </w:rPr>
+      </w:pPr>
+      <w:r>
+        <w:rPr>
+          <w:rFonts w:ascii="Times New Roman" w:eastAsia="Times New Roman" w:hAnsi="Times New Roman" w:cs="Times New Roman"/>
+          <w:b/>
+          <w:bCs/>
+          <w:sz w:val="26"/>
+          <w:szCs w:val="26"/>
+        </w:rPr>
+        <w:t>“</w:t>
+      </w:r>
+      <w:r>
+        <w:rPr>
+          <w:rFonts w:ascii="Times New Roman" w:eastAsia="Times New Roman" w:hAnsi="Times New Roman" w:cs="Times New Roman"/>
+          <w:sz w:val="26"/>
+          <w:szCs w:val="26"/>
+        </w:rPr>
+        <w:t>Cô đã từng gặp khó khăn khi khách chuyển khoản mà không đối chiếu được với sổ sách hay chưa? Cô đã xử lý như thế nào ạ?”</w:t>
+      </w:r>
+    </w:p>
+    <w:p>
+      <w:pPr>
+        <w:spacing w:line="360" w:lineRule="auto"/>
+        <w:jc w:val="both"/>
+        <w:rPr>
+          <w:rFonts w:ascii="Times New Roman" w:eastAsia="Times New Roman" w:hAnsi="Times New Roman" w:cs="Times New Roman"/>
+          <w:b/>
+          <w:bCs/>
+          <w:sz w:val="26"/>
+          <w:szCs w:val="26"/>
+        </w:rPr>
+      </w:pPr>
+      <w:r>
+        <w:rPr>
+          <w:rFonts w:ascii="Times New Roman" w:eastAsia="Times New Roman" w:hAnsi="Times New Roman" w:cs="Times New Roman"/>
+          <w:b/>
+          <w:bCs/>
+          <w:sz w:val="26"/>
+          <w:szCs w:val="26"/>
+        </w:rPr>
+        <w:t>TO-BE</w:t>
+      </w:r>
+    </w:p>
+    <w:p>
+      <w:pPr>
+        <w:numPr>
+          <w:ilvl w:val="0"/>
+          <w:numId w:val="14"/>
+        </w:numPr>
+        <w:spacing w:line="360" w:lineRule="auto"/>
+        <w:jc w:val="both"/>
+        <w:rPr>
+          <w:rFonts w:ascii="Times New Roman" w:eastAsia="Times New Roman" w:hAnsi="Times New Roman" w:cs="Times New Roman"/>
+          <w:sz w:val="26"/>
+          <w:szCs w:val="26"/>
+        </w:rPr>
+      </w:pPr>
+      <w:r>
+        <w:rPr>
+          <w:rFonts w:ascii="Times New Roman" w:eastAsia="Times New Roman" w:hAnsi="Times New Roman" w:cs="Times New Roman"/>
+          <w:sz w:val="26"/>
+          <w:szCs w:val="26"/>
+        </w:rPr>
+        <w:t xml:space="preserve">“Cô có muốn hệ thống nhận được chuyển khoản Momo/ZaloPay/ngân hàng luôn, tự động ghi vào </w:t>
+      </w:r>
+      <w:r>
+        <w:rPr>
+          <w:rFonts w:ascii="Times New Roman" w:eastAsia="Times New Roman" w:hAnsi="Times New Roman" w:cs="Times New Roman"/>
+          <w:sz w:val="26"/>
+          <w:szCs w:val="26"/>
+        </w:rPr>
+        <w:t>hệ thống</w:t>
+      </w:r>
+      <w:r>
+        <w:rPr>
+          <w:rFonts w:ascii="Times New Roman" w:eastAsia="Times New Roman" w:hAnsi="Times New Roman" w:cs="Times New Roman"/>
+          <w:sz w:val="26"/>
+          <w:szCs w:val="26"/>
+        </w:rPr>
+        <w:t xml:space="preserve"> không?”</w:t>
+      </w:r>
+    </w:p>
+    <w:p>
+      <w:pPr>
+        <w:numPr>
+          <w:ilvl w:val="0"/>
+          <w:numId w:val="8"/>
+        </w:numPr>
+        <w:spacing w:after="240" w:line="360" w:lineRule="auto"/>
+        <w:jc w:val="both"/>
+        <w:rPr>
+          <w:rFonts w:ascii="Times New Roman" w:eastAsia="Times New Roman" w:hAnsi="Times New Roman" w:cs="Times New Roman"/>
+          <w:b/>
+          <w:bCs/>
+          <w:color w:val="000000"/>
+          <w:sz w:val="26"/>
+          <w:szCs w:val="26"/>
+        </w:rPr>
+      </w:pPr>
+      <w:r>
+        <w:rPr>
+          <w:rFonts w:ascii="Times New Roman" w:eastAsia="Times New Roman" w:hAnsi="Times New Roman" w:cs="Times New Roman"/>
+          <w:b/>
+          <w:bCs/>
+          <w:sz w:val="26"/>
+          <w:szCs w:val="26"/>
+          <w:lang w:val="en-US"/>
+        </w:rPr>
+        <w:t xml:space="preserve">TÍNH </w:t>
+      </w:r>
+      <w:r>
+        <w:rPr>
+          <w:rFonts w:ascii="Times New Roman" w:eastAsia="Times New Roman" w:hAnsi="Times New Roman" w:cs="Times New Roman"/>
+          <w:b/>
+          <w:bCs/>
+          <w:sz w:val="26"/>
+          <w:szCs w:val="26"/>
+        </w:rPr>
+        <w:t>DI ĐỘNG</w:t>
       </w:r>
     </w:p>
     <w:p>
@@ -2938,6 +4316,133 @@
         <w:jc w:val="both"/>
         <w:rPr>
           <w:rFonts w:ascii="Times New Roman" w:eastAsia="Times New Roman" w:hAnsi="Times New Roman" w:cs="Times New Roman"/>
+          <w:b/>
+          <w:bCs/>
+          <w:sz w:val="26"/>
+          <w:szCs w:val="26"/>
+        </w:rPr>
+      </w:pPr>
+      <w:r>
+        <w:rPr>
+          <w:rFonts w:ascii="Times New Roman" w:eastAsia="Times New Roman" w:hAnsi="Times New Roman" w:cs="Times New Roman"/>
+          <w:b/>
+          <w:bCs/>
+          <w:sz w:val="26"/>
+          <w:szCs w:val="26"/>
+        </w:rPr>
+        <w:t>AS-IS</w:t>
+      </w:r>
+    </w:p>
+    <w:p>
+      <w:pPr>
+        <w:numPr>
+          <w:ilvl w:val="0"/>
+          <w:numId w:val="15"/>
+        </w:numPr>
+        <w:spacing w:line="360" w:lineRule="auto"/>
+        <w:jc w:val="both"/>
+        <w:rPr>
+          <w:rFonts w:ascii="Times New Roman" w:eastAsia="Times New Roman" w:hAnsi="Times New Roman" w:cs="Times New Roman"/>
+          <w:sz w:val="26"/>
+          <w:szCs w:val="26"/>
+        </w:rPr>
+      </w:pPr>
+      <w:r>
+        <w:rPr>
+          <w:rFonts w:ascii="Times New Roman" w:eastAsia="Times New Roman" w:hAnsi="Times New Roman" w:cs="Times New Roman"/>
+          <w:sz w:val="26"/>
+          <w:szCs w:val="26"/>
+        </w:rPr>
+        <w:t>“Sổ sách, dữ liệu bán hàng hiện giờ có mang theo hay xem được khi cô không ở tiệm không?”</w:t>
+      </w:r>
+    </w:p>
+    <w:p>
+      <w:pPr>
+        <w:numPr>
+          <w:ilvl w:val="0"/>
+          <w:numId w:val="15"/>
+        </w:numPr>
+        <w:spacing w:line="360" w:lineRule="auto"/>
+        <w:jc w:val="both"/>
+        <w:rPr>
+          <w:rFonts w:ascii="Times New Roman" w:eastAsia="Times New Roman" w:hAnsi="Times New Roman" w:cs="Times New Roman"/>
+          <w:sz w:val="26"/>
+          <w:szCs w:val="26"/>
+        </w:rPr>
+      </w:pPr>
+      <w:r>
+        <w:rPr>
+          <w:rFonts w:ascii="Times New Roman" w:eastAsia="Times New Roman" w:hAnsi="Times New Roman" w:cs="Times New Roman"/>
+          <w:sz w:val="26"/>
+          <w:szCs w:val="26"/>
+        </w:rPr>
+        <w:t>“Sổ sách của cô hiện để ở đâu, có sợ bị thất lạc, mất, cháy, ướt không?”</w:t>
+      </w:r>
+    </w:p>
+    <w:p>
+      <w:pPr>
+        <w:spacing w:line="360" w:lineRule="auto"/>
+        <w:jc w:val="both"/>
+        <w:rPr>
+          <w:rFonts w:ascii="Times New Roman" w:eastAsia="Times New Roman" w:hAnsi="Times New Roman" w:cs="Times New Roman"/>
+          <w:b/>
+          <w:bCs/>
+          <w:sz w:val="26"/>
+          <w:szCs w:val="26"/>
+        </w:rPr>
+      </w:pPr>
+      <w:r>
+        <w:rPr>
+          <w:rFonts w:ascii="Times New Roman" w:eastAsia="Times New Roman" w:hAnsi="Times New Roman" w:cs="Times New Roman"/>
+          <w:b/>
+          <w:bCs/>
+          <w:sz w:val="26"/>
+          <w:szCs w:val="26"/>
+        </w:rPr>
+        <w:t>IMPROVEMENT</w:t>
+      </w:r>
+    </w:p>
+    <w:p>
+      <w:pPr>
+        <w:numPr>
+          <w:ilvl w:val="0"/>
+          <w:numId w:val="15"/>
+        </w:numPr>
+        <w:spacing w:line="360" w:lineRule="auto"/>
+        <w:jc w:val="both"/>
+        <w:rPr>
+          <w:rFonts w:ascii="Times New Roman" w:eastAsia="Times New Roman" w:hAnsi="Times New Roman" w:cs="Times New Roman"/>
+          <w:sz w:val="26"/>
+          <w:szCs w:val="26"/>
+        </w:rPr>
+      </w:pPr>
+      <w:r>
+        <w:rPr>
+          <w:rFonts w:ascii="Times New Roman" w:eastAsia="Times New Roman" w:hAnsi="Times New Roman" w:cs="Times New Roman"/>
+          <w:b/>
+          <w:bCs/>
+          <w:sz w:val="26"/>
+          <w:szCs w:val="26"/>
+        </w:rPr>
+        <w:t>“</w:t>
+      </w:r>
+      <w:r>
+        <w:rPr>
+          <w:rFonts w:ascii="Times New Roman" w:eastAsia="Times New Roman" w:hAnsi="Times New Roman" w:cs="Times New Roman"/>
+          <w:sz w:val="26"/>
+          <w:szCs w:val="26"/>
+        </w:rPr>
+        <w:t>Cô có từng gặp khó khăn gì vì không mang theo sổ, hay mất/hư sổ sách mà tiếc dữ liệu ạ?”</w:t>
+      </w:r>
+    </w:p>
+    <w:p>
+      <w:pPr>
+        <w:spacing w:line="360" w:lineRule="auto"/>
+        <w:jc w:val="both"/>
+        <w:rPr>
+          <w:rFonts w:ascii="Times New Roman" w:eastAsia="Times New Roman" w:hAnsi="Times New Roman" w:cs="Times New Roman"/>
+          <w:b/>
+          <w:bCs/>
           <w:sz w:val="26"/>
           <w:szCs w:val="26"/>
         </w:rPr>
@@ -2957,130 +4462,9 @@
       <w:pPr>
         <w:numPr>
           <w:ilvl w:val="0"/>
-          <w:numId w:val="10"/>
-        </w:numPr>
-        <w:spacing w:before="240" w:line="360" w:lineRule="auto"/>
-        <w:jc w:val="both"/>
-        <w:rPr>
-          <w:rFonts w:ascii="Times New Roman" w:eastAsia="Times New Roman" w:hAnsi="Times New Roman" w:cs="Times New Roman"/>
-          <w:sz w:val="26"/>
-          <w:szCs w:val="26"/>
-        </w:rPr>
-      </w:pPr>
-      <w:r>
-        <w:rPr>
-          <w:rFonts w:ascii="Times New Roman" w:eastAsia="Times New Roman" w:hAnsi="Times New Roman" w:cs="Times New Roman"/>
-          <w:sz w:val="26"/>
-          <w:szCs w:val="26"/>
-        </w:rPr>
-        <w:t>“Cửa hàng mình mở cửa trong khung giờ nào? Cô có cần phần mềm chạy được suốt cả ngày lẫn tối (24/7) không, hay chỉ cần hoạt động tốt trong giờ bán hàng là đủ ạ?”</w:t>
-      </w:r>
-    </w:p>
-    <w:p>
-      <w:pPr>
-        <w:numPr>
-          <w:ilvl w:val="0"/>
-          <w:numId w:val="10"/>
-        </w:numPr>
-        <w:spacing w:line="360" w:lineRule="auto"/>
-        <w:jc w:val="both"/>
-        <w:rPr>
-          <w:rFonts w:ascii="Times New Roman" w:eastAsia="Times New Roman" w:hAnsi="Times New Roman" w:cs="Times New Roman"/>
-          <w:sz w:val="26"/>
-          <w:szCs w:val="26"/>
-        </w:rPr>
-      </w:pPr>
-      <w:r>
-        <w:rPr>
-          <w:rFonts w:ascii="Times New Roman" w:eastAsia="Times New Roman" w:hAnsi="Times New Roman" w:cs="Times New Roman"/>
-          <w:sz w:val="26"/>
-          <w:szCs w:val="26"/>
-        </w:rPr>
-        <w:t>“Nếu chẳng may mất mạng hoặc cúp điện đột xuất, cô có muốn máy vẫn cho ghi tạm hóa đơn, rồi khi có mạng lại thì tự động cập nhật không ạ?”</w:t>
-      </w:r>
-    </w:p>
-    <w:p>
-      <w:pPr>
-        <w:numPr>
-          <w:ilvl w:val="0"/>
-          <w:numId w:val="10"/>
-        </w:numPr>
-        <w:spacing w:line="360" w:lineRule="auto"/>
-        <w:jc w:val="both"/>
-        <w:rPr>
-          <w:rFonts w:ascii="Times New Roman" w:eastAsia="Times New Roman" w:hAnsi="Times New Roman" w:cs="Times New Roman"/>
-          <w:sz w:val="26"/>
-          <w:szCs w:val="26"/>
-        </w:rPr>
-      </w:pPr>
-      <w:r>
-        <w:rPr>
-          <w:rFonts w:ascii="Times New Roman" w:eastAsia="Times New Roman" w:hAnsi="Times New Roman" w:cs="Times New Roman"/>
-          <w:sz w:val="26"/>
-          <w:szCs w:val="26"/>
-        </w:rPr>
-        <w:t>“Cô mong muốn dữ liệu được sao lưu (lưu dự phòng) theo tần suất nào. Ví dụ: cuối mỗi ngày, hay mỗi tuần một lần để yên tâm không sợ mất thông tin ạ?”</w:t>
-      </w:r>
-    </w:p>
-    <w:p>
-      <w:pPr>
-        <w:numPr>
-          <w:ilvl w:val="0"/>
-          <w:numId w:val="8"/>
-        </w:numPr>
-        <w:spacing w:after="240" w:line="360" w:lineRule="auto"/>
-        <w:jc w:val="both"/>
-        <w:rPr>
-          <w:rFonts w:ascii="Times New Roman" w:eastAsia="Times New Roman" w:hAnsi="Times New Roman" w:cs="Times New Roman"/>
-          <w:b/>
-          <w:bCs/>
-          <w:color w:val="000000"/>
-          <w:sz w:val="26"/>
-          <w:szCs w:val="26"/>
-        </w:rPr>
-      </w:pPr>
-      <w:r>
-        <w:rPr>
-          <w:rFonts w:ascii="Times New Roman" w:eastAsia="Times New Roman" w:hAnsi="Times New Roman" w:cs="Times New Roman"/>
-          <w:b/>
-          <w:bCs/>
-          <w:color w:val="000000"/>
-          <w:sz w:val="26"/>
-          <w:szCs w:val="26"/>
-        </w:rPr>
-        <w:t>BẢO MẬT</w:t>
-      </w:r>
-    </w:p>
-    <w:p>
-      <w:pPr>
-        <w:spacing w:before="240" w:after="240" w:line="360" w:lineRule="auto"/>
-        <w:jc w:val="both"/>
-        <w:rPr>
-          <w:rFonts w:ascii="Times New Roman" w:eastAsia="Times New Roman" w:hAnsi="Times New Roman" w:cs="Times New Roman"/>
-          <w:b/>
-          <w:bCs/>
-          <w:sz w:val="26"/>
-          <w:szCs w:val="26"/>
-        </w:rPr>
-      </w:pPr>
-      <w:r>
-        <w:rPr>
-          <w:rFonts w:ascii="Times New Roman" w:eastAsia="Times New Roman" w:hAnsi="Times New Roman" w:cs="Times New Roman"/>
-          <w:b/>
-          <w:bCs/>
-          <w:sz w:val="26"/>
-          <w:szCs w:val="26"/>
-        </w:rPr>
-        <w:t xml:space="preserve">AS-IS </w:t>
-      </w:r>
-    </w:p>
-    <w:p>
-      <w:pPr>
-        <w:numPr>
-          <w:ilvl w:val="0"/>
-          <w:numId w:val="11"/>
-        </w:numPr>
-        <w:spacing w:before="240" w:after="240" w:line="360" w:lineRule="auto"/>
+          <w:numId w:val="15"/>
+        </w:numPr>
+        <w:spacing w:line="360" w:lineRule="auto"/>
         <w:jc w:val="both"/>
         <w:rPr>
           <w:rFonts w:ascii="Times New Roman" w:eastAsia="Times New Roman" w:hAnsi="Times New Roman" w:cs="Times New Roman"/>
@@ -3104,1070 +4488,7 @@
           <w:sz w:val="26"/>
           <w:szCs w:val="26"/>
         </w:rPr>
-        <w:t>Hiện tại tiền bạc và sổ sách của cửa hàng, cô có cất giữ riêng, khóa lại hay chỉ mình cô được xem không ạ?”</w:t>
-      </w:r>
-    </w:p>
-    <w:p>
-      <w:pPr>
-        <w:spacing w:before="240" w:after="240" w:line="360" w:lineRule="auto"/>
-        <w:jc w:val="both"/>
-        <w:rPr>
-          <w:rFonts w:ascii="Times New Roman" w:eastAsia="Times New Roman" w:hAnsi="Times New Roman" w:cs="Times New Roman"/>
-          <w:b/>
-          <w:bCs/>
-          <w:sz w:val="26"/>
-          <w:szCs w:val="26"/>
-        </w:rPr>
-      </w:pPr>
-      <w:r>
-        <w:rPr>
-          <w:rFonts w:ascii="Times New Roman" w:eastAsia="Times New Roman" w:hAnsi="Times New Roman" w:cs="Times New Roman"/>
-          <w:b/>
-          <w:bCs/>
-          <w:sz w:val="26"/>
-          <w:szCs w:val="26"/>
-        </w:rPr>
-        <w:t>IMPROVEMENT</w:t>
-      </w:r>
-    </w:p>
-    <w:p>
-      <w:pPr>
-        <w:numPr>
-          <w:ilvl w:val="0"/>
-          <w:numId w:val="11"/>
-        </w:numPr>
-        <w:spacing w:before="240" w:after="240" w:line="360" w:lineRule="auto"/>
-        <w:jc w:val="both"/>
-        <w:rPr>
-          <w:rFonts w:ascii="Times New Roman" w:eastAsia="Times New Roman" w:hAnsi="Times New Roman" w:cs="Times New Roman"/>
-          <w:sz w:val="26"/>
-          <w:szCs w:val="26"/>
-        </w:rPr>
-      </w:pPr>
-      <w:r>
-        <w:rPr>
-          <w:rFonts w:ascii="Times New Roman" w:eastAsia="Times New Roman" w:hAnsi="Times New Roman" w:cs="Times New Roman"/>
-          <w:b/>
-          <w:bCs/>
-          <w:sz w:val="26"/>
-          <w:szCs w:val="26"/>
-        </w:rPr>
-        <w:t>“</w:t>
-      </w:r>
-      <w:r>
-        <w:rPr>
-          <w:rFonts w:ascii="Times New Roman" w:eastAsia="Times New Roman" w:hAnsi="Times New Roman" w:cs="Times New Roman"/>
-          <w:sz w:val="26"/>
-          <w:szCs w:val="26"/>
-        </w:rPr>
-        <w:t>Cô có lo ngại điều gì về việc người khác xem được thông tin doanh thu, hoặc chỉnh sửa sổ sách khi không phải là mình không ạ?”</w:t>
-      </w:r>
-    </w:p>
-    <w:p>
-      <w:pPr>
-        <w:spacing w:before="240" w:after="240" w:line="360" w:lineRule="auto"/>
-        <w:jc w:val="both"/>
-        <w:rPr>
-          <w:rFonts w:ascii="Times New Roman" w:eastAsia="Times New Roman" w:hAnsi="Times New Roman" w:cs="Times New Roman"/>
-          <w:sz w:val="26"/>
-          <w:szCs w:val="26"/>
-        </w:rPr>
-      </w:pPr>
-      <w:r>
-        <w:rPr>
-          <w:rFonts w:ascii="Times New Roman" w:eastAsia="Times New Roman" w:hAnsi="Times New Roman" w:cs="Times New Roman"/>
-          <w:b/>
-          <w:bCs/>
-          <w:sz w:val="26"/>
-          <w:szCs w:val="26"/>
-        </w:rPr>
-        <w:t>TO-BE</w:t>
-      </w:r>
-    </w:p>
-    <w:p>
-      <w:pPr>
-        <w:numPr>
-          <w:ilvl w:val="0"/>
-          <w:numId w:val="11"/>
-        </w:numPr>
-        <w:spacing w:before="240" w:line="360" w:lineRule="auto"/>
-        <w:jc w:val="both"/>
-        <w:rPr>
-          <w:rFonts w:ascii="Times New Roman" w:eastAsia="Times New Roman" w:hAnsi="Times New Roman" w:cs="Times New Roman"/>
-          <w:sz w:val="26"/>
-          <w:szCs w:val="26"/>
-        </w:rPr>
-      </w:pPr>
-      <w:r>
-        <w:rPr>
-          <w:rFonts w:ascii="Times New Roman" w:eastAsia="Times New Roman" w:hAnsi="Times New Roman" w:cs="Times New Roman"/>
-          <w:sz w:val="26"/>
-          <w:szCs w:val="26"/>
-        </w:rPr>
-        <w:lastRenderedPageBreak/>
-        <w:t>“Khi dùng phần mềm, cô muốn đăng nhập bằng cách nào cho dễ nhớ, dễ thao tác nhất — gõ mật khẩu, hay dùng vân tay/khuôn mặt trên điện thoại như cô hay dùng ạ?”</w:t>
-      </w:r>
-    </w:p>
-    <w:p>
-      <w:pPr>
-        <w:numPr>
-          <w:ilvl w:val="0"/>
-          <w:numId w:val="11"/>
-        </w:numPr>
-        <w:spacing w:line="360" w:lineRule="auto"/>
-        <w:jc w:val="both"/>
-        <w:rPr>
-          <w:rFonts w:ascii="Times New Roman" w:eastAsia="Times New Roman" w:hAnsi="Times New Roman" w:cs="Times New Roman"/>
-          <w:sz w:val="26"/>
-          <w:szCs w:val="26"/>
-        </w:rPr>
-      </w:pPr>
-      <w:r>
-        <w:rPr>
-          <w:rFonts w:ascii="Times New Roman" w:eastAsia="Times New Roman" w:hAnsi="Times New Roman" w:cs="Times New Roman"/>
-          <w:sz w:val="26"/>
-          <w:szCs w:val="26"/>
-        </w:rPr>
-        <w:t>“Sau này nếu có thêm nhân viên (thu ngân, người kiểm hàng...), cô có muốn mỗi người chỉ được làm đúng phần việc của mình thôi không — ví dụ nhân viên bán hàng thì không xem được báo cáo doanh thu tổng, chỉ có cô mới xem được ạ?”</w:t>
-      </w:r>
-    </w:p>
-    <w:p>
-      <w:pPr>
-        <w:numPr>
-          <w:ilvl w:val="0"/>
-          <w:numId w:val="11"/>
-        </w:numPr>
-        <w:spacing w:line="360" w:lineRule="auto"/>
-        <w:jc w:val="both"/>
-        <w:rPr>
-          <w:rFonts w:ascii="Times New Roman" w:eastAsia="Times New Roman" w:hAnsi="Times New Roman" w:cs="Times New Roman"/>
-          <w:sz w:val="26"/>
-          <w:szCs w:val="26"/>
-        </w:rPr>
-      </w:pPr>
-      <w:r>
-        <w:rPr>
-          <w:rFonts w:ascii="Times New Roman" w:eastAsia="Times New Roman" w:hAnsi="Times New Roman" w:cs="Times New Roman"/>
-          <w:sz w:val="26"/>
-          <w:szCs w:val="26"/>
-        </w:rPr>
-        <w:t>“Nếu sau này có nhân viên nghỉ việc, cô có cần phần mềm khóa quyền truy cập của người đó ngay lập tức không ạ?”</w:t>
-      </w:r>
-    </w:p>
-    <w:p>
-      <w:pPr>
-        <w:numPr>
-          <w:ilvl w:val="0"/>
-          <w:numId w:val="11"/>
-        </w:numPr>
-        <w:spacing w:line="360" w:lineRule="auto"/>
-        <w:jc w:val="both"/>
-        <w:rPr>
-          <w:rFonts w:ascii="Times New Roman" w:eastAsia="Times New Roman" w:hAnsi="Times New Roman" w:cs="Times New Roman"/>
-          <w:sz w:val="26"/>
-          <w:szCs w:val="26"/>
-        </w:rPr>
-      </w:pPr>
-      <w:r>
-        <w:rPr>
-          <w:rFonts w:ascii="Times New Roman" w:eastAsia="Times New Roman" w:hAnsi="Times New Roman" w:cs="Times New Roman"/>
-          <w:sz w:val="26"/>
-          <w:szCs w:val="26"/>
-        </w:rPr>
-        <w:t>“Cô có muốn phần mềm ghi lại việc ai đã đăng nhập, đã thao tác gì và lúc nào không — để lỡ có sai sót thì mình biết được nguyên nhân, giống như một cuốn 'sổ nhật ký' của hệ thống ạ?”</w:t>
-      </w:r>
-    </w:p>
-    <w:p>
-      <w:pPr>
-        <w:numPr>
-          <w:ilvl w:val="0"/>
-          <w:numId w:val="8"/>
-        </w:numPr>
-        <w:spacing w:after="240" w:line="360" w:lineRule="auto"/>
-        <w:jc w:val="both"/>
-        <w:rPr>
-          <w:rFonts w:ascii="Times New Roman" w:eastAsia="Times New Roman" w:hAnsi="Times New Roman" w:cs="Times New Roman"/>
-          <w:b/>
-          <w:bCs/>
-          <w:color w:val="000000"/>
-          <w:sz w:val="26"/>
-          <w:szCs w:val="26"/>
-        </w:rPr>
-      </w:pPr>
-      <w:r>
-        <w:rPr>
-          <w:rFonts w:ascii="Times New Roman" w:eastAsia="Times New Roman" w:hAnsi="Times New Roman" w:cs="Times New Roman"/>
-          <w:b/>
-          <w:bCs/>
-          <w:color w:val="000000"/>
-          <w:sz w:val="26"/>
-          <w:szCs w:val="26"/>
-        </w:rPr>
-        <w:t>DỄ DÙNG</w:t>
-      </w:r>
-    </w:p>
-    <w:p>
-      <w:pPr>
-        <w:spacing w:before="240" w:after="240" w:line="360" w:lineRule="auto"/>
-        <w:jc w:val="both"/>
-        <w:rPr>
-          <w:rFonts w:ascii="Times New Roman" w:eastAsia="Times New Roman" w:hAnsi="Times New Roman" w:cs="Times New Roman"/>
-          <w:sz w:val="26"/>
-          <w:szCs w:val="26"/>
-        </w:rPr>
-      </w:pPr>
-      <w:r>
-        <w:rPr>
-          <w:rFonts w:ascii="Times New Roman" w:eastAsia="Times New Roman" w:hAnsi="Times New Roman" w:cs="Times New Roman"/>
-          <w:b/>
-          <w:bCs/>
-          <w:sz w:val="26"/>
-          <w:szCs w:val="26"/>
-        </w:rPr>
-        <w:t>AS-IS</w:t>
-      </w:r>
-    </w:p>
-    <w:p>
-      <w:pPr>
-        <w:numPr>
-          <w:ilvl w:val="0"/>
-          <w:numId w:val="12"/>
-        </w:numPr>
-        <w:spacing w:before="240" w:line="360" w:lineRule="auto"/>
-        <w:jc w:val="both"/>
-        <w:rPr>
-          <w:rFonts w:ascii="Times New Roman" w:eastAsia="Times New Roman" w:hAnsi="Times New Roman" w:cs="Times New Roman"/>
-          <w:sz w:val="26"/>
-          <w:szCs w:val="26"/>
-        </w:rPr>
-      </w:pPr>
-      <w:r>
-        <w:rPr>
-          <w:rFonts w:ascii="Times New Roman" w:eastAsia="Times New Roman" w:hAnsi="Times New Roman" w:cs="Times New Roman"/>
-          <w:sz w:val="26"/>
-          <w:szCs w:val="26"/>
-        </w:rPr>
-        <w:t>"Cô mất khoảng bao lâu để tính xong cho một khách mua nhiều món ạ?"</w:t>
-      </w:r>
-    </w:p>
-    <w:p>
-      <w:pPr>
-        <w:numPr>
-          <w:ilvl w:val="0"/>
-          <w:numId w:val="12"/>
-        </w:numPr>
-        <w:spacing w:line="360" w:lineRule="auto"/>
-        <w:jc w:val="both"/>
-        <w:rPr>
-          <w:rFonts w:ascii="Times New Roman" w:eastAsia="Times New Roman" w:hAnsi="Times New Roman" w:cs="Times New Roman"/>
-          <w:sz w:val="26"/>
-          <w:szCs w:val="26"/>
-        </w:rPr>
-      </w:pPr>
-      <w:r>
-        <w:rPr>
-          <w:rFonts w:ascii="Times New Roman" w:eastAsia="Times New Roman" w:hAnsi="Times New Roman" w:cs="Times New Roman"/>
-          <w:sz w:val="26"/>
-          <w:szCs w:val="26"/>
-        </w:rPr>
-        <w:t>“Cô có phải nhớ giá từng món trong đầu không, hay có ghi giá ở đâu để tra?”</w:t>
-      </w:r>
-    </w:p>
-    <w:p>
-      <w:pPr>
-        <w:numPr>
-          <w:ilvl w:val="0"/>
-          <w:numId w:val="12"/>
-        </w:numPr>
-        <w:spacing w:after="240" w:line="360" w:lineRule="auto"/>
-        <w:jc w:val="both"/>
-        <w:rPr>
-          <w:rFonts w:ascii="Times New Roman" w:eastAsia="Times New Roman" w:hAnsi="Times New Roman" w:cs="Times New Roman"/>
-          <w:sz w:val="26"/>
-          <w:szCs w:val="26"/>
-        </w:rPr>
-      </w:pPr>
-      <w:r>
-        <w:rPr>
-          <w:rFonts w:ascii="Times New Roman" w:eastAsia="Times New Roman" w:hAnsi="Times New Roman" w:cs="Times New Roman"/>
-          <w:sz w:val="26"/>
-          <w:szCs w:val="26"/>
-        </w:rPr>
-        <w:t>“Mắt cô nhìn giá, nhìn số trên sổ/máy tính bỏ túi có rõ không, có bị mỏi mắt không?”</w:t>
-      </w:r>
-    </w:p>
-    <w:p>
-      <w:pPr>
-        <w:spacing w:line="360" w:lineRule="auto"/>
-        <w:jc w:val="both"/>
-        <w:rPr>
-          <w:rFonts w:ascii="Times New Roman" w:eastAsia="Times New Roman" w:hAnsi="Times New Roman" w:cs="Times New Roman"/>
-          <w:b/>
-          <w:bCs/>
-          <w:sz w:val="26"/>
-          <w:szCs w:val="26"/>
-        </w:rPr>
-      </w:pPr>
-      <w:r>
-        <w:rPr>
-          <w:rFonts w:ascii="Times New Roman" w:eastAsia="Times New Roman" w:hAnsi="Times New Roman" w:cs="Times New Roman"/>
-          <w:b/>
-          <w:bCs/>
-          <w:sz w:val="26"/>
-          <w:szCs w:val="26"/>
-        </w:rPr>
-        <w:t xml:space="preserve">IMPROVEMENT </w:t>
-      </w:r>
-    </w:p>
-    <w:p>
-      <w:pPr>
-        <w:numPr>
-          <w:ilvl w:val="0"/>
-          <w:numId w:val="12"/>
-        </w:numPr>
-        <w:spacing w:line="360" w:lineRule="auto"/>
-        <w:jc w:val="both"/>
-        <w:rPr>
-          <w:rFonts w:ascii="Times New Roman" w:eastAsia="Times New Roman" w:hAnsi="Times New Roman" w:cs="Times New Roman"/>
-          <w:sz w:val="26"/>
-          <w:szCs w:val="26"/>
-        </w:rPr>
-      </w:pPr>
-      <w:r>
-        <w:rPr>
-          <w:rFonts w:ascii="Times New Roman" w:eastAsia="Times New Roman" w:hAnsi="Times New Roman" w:cs="Times New Roman"/>
-          <w:b/>
-          <w:bCs/>
-          <w:sz w:val="26"/>
-          <w:szCs w:val="26"/>
-        </w:rPr>
-        <w:t>“</w:t>
-      </w:r>
-      <w:r>
-        <w:rPr>
-          <w:rFonts w:ascii="Times New Roman" w:eastAsia="Times New Roman" w:hAnsi="Times New Roman" w:cs="Times New Roman"/>
-          <w:sz w:val="26"/>
-          <w:szCs w:val="26"/>
-        </w:rPr>
-        <w:t>Lúc đông khách, cô có bị rối, tính sai tiền, thối nhầm tiền không?”</w:t>
-      </w:r>
-    </w:p>
-    <w:p>
-      <w:pPr>
-        <w:numPr>
-          <w:ilvl w:val="0"/>
-          <w:numId w:val="12"/>
-        </w:numPr>
-        <w:spacing w:line="360" w:lineRule="auto"/>
-        <w:jc w:val="both"/>
-        <w:rPr>
-          <w:rFonts w:ascii="Times New Roman" w:eastAsia="Times New Roman" w:hAnsi="Times New Roman" w:cs="Times New Roman"/>
-          <w:sz w:val="26"/>
-          <w:szCs w:val="26"/>
-        </w:rPr>
-      </w:pPr>
-      <w:r>
-        <w:rPr>
-          <w:rFonts w:ascii="Times New Roman" w:eastAsia="Times New Roman" w:hAnsi="Times New Roman" w:cs="Times New Roman"/>
-          <w:sz w:val="26"/>
-          <w:szCs w:val="26"/>
-        </w:rPr>
-        <w:t>“Cảm nghĩ của cô khi thấy tiệm khác dùng máy tính tiền như thế nào ạ?”</w:t>
-      </w:r>
-    </w:p>
-    <w:p>
-      <w:pPr>
-        <w:spacing w:line="360" w:lineRule="auto"/>
-        <w:jc w:val="both"/>
-        <w:rPr>
-          <w:rFonts w:ascii="Times New Roman" w:eastAsia="Times New Roman" w:hAnsi="Times New Roman" w:cs="Times New Roman"/>
-          <w:b/>
-          <w:bCs/>
-          <w:sz w:val="26"/>
-          <w:szCs w:val="26"/>
-        </w:rPr>
-      </w:pPr>
-      <w:r>
-        <w:rPr>
-          <w:rFonts w:ascii="Times New Roman" w:eastAsia="Times New Roman" w:hAnsi="Times New Roman" w:cs="Times New Roman"/>
-          <w:b/>
-          <w:bCs/>
-          <w:sz w:val="26"/>
-          <w:szCs w:val="26"/>
-        </w:rPr>
-        <w:t>TO-BE</w:t>
-      </w:r>
-    </w:p>
-    <w:p>
-      <w:pPr>
-        <w:numPr>
-          <w:ilvl w:val="0"/>
-          <w:numId w:val="12"/>
-        </w:numPr>
-        <w:spacing w:line="360" w:lineRule="auto"/>
-        <w:jc w:val="both"/>
-        <w:rPr>
-          <w:rFonts w:ascii="Times New Roman" w:eastAsia="Times New Roman" w:hAnsi="Times New Roman" w:cs="Times New Roman"/>
-          <w:sz w:val="26"/>
-          <w:szCs w:val="26"/>
-        </w:rPr>
-      </w:pPr>
-      <w:r>
-        <w:rPr>
-          <w:rFonts w:ascii="Times New Roman" w:eastAsia="Times New Roman" w:hAnsi="Times New Roman" w:cs="Times New Roman"/>
-          <w:b/>
-          <w:bCs/>
-          <w:sz w:val="26"/>
-          <w:szCs w:val="26"/>
-        </w:rPr>
-        <w:t>“</w:t>
-      </w:r>
-      <w:r>
-        <w:rPr>
-          <w:rFonts w:ascii="Times New Roman" w:eastAsia="Times New Roman" w:hAnsi="Times New Roman" w:cs="Times New Roman"/>
-          <w:sz w:val="26"/>
-          <w:szCs w:val="26"/>
-        </w:rPr>
-        <w:t>Lỡ bấm nhầm, cô muốn máy báo liền hay tự sửa giùm cô ạ?”</w:t>
-      </w:r>
-    </w:p>
-    <w:p>
-      <w:pPr>
-        <w:numPr>
-          <w:ilvl w:val="0"/>
-          <w:numId w:val="12"/>
-        </w:numPr>
-        <w:spacing w:line="360" w:lineRule="auto"/>
-        <w:jc w:val="both"/>
-        <w:rPr>
-          <w:rFonts w:ascii="Times New Roman" w:eastAsia="Times New Roman" w:hAnsi="Times New Roman" w:cs="Times New Roman"/>
-          <w:sz w:val="26"/>
-          <w:szCs w:val="26"/>
-        </w:rPr>
-      </w:pPr>
-      <w:r>
-        <w:rPr>
-          <w:rFonts w:ascii="Times New Roman" w:eastAsia="Times New Roman" w:hAnsi="Times New Roman" w:cs="Times New Roman"/>
-          <w:sz w:val="26"/>
-          <w:szCs w:val="26"/>
-        </w:rPr>
-        <w:t>“Cô có muốn máy đọc to số tiền hay hiện số thật lớn để cô dễ nhìn không?”</w:t>
-      </w:r>
-    </w:p>
-    <w:p>
-      <w:pPr>
-        <w:numPr>
-          <w:ilvl w:val="0"/>
-          <w:numId w:val="8"/>
-        </w:numPr>
-        <w:spacing w:after="240" w:line="360" w:lineRule="auto"/>
-        <w:jc w:val="both"/>
-        <w:rPr>
-          <w:rFonts w:ascii="Times New Roman" w:eastAsia="Times New Roman" w:hAnsi="Times New Roman" w:cs="Times New Roman"/>
-          <w:b/>
-          <w:bCs/>
-          <w:color w:val="000000"/>
-          <w:sz w:val="26"/>
-          <w:szCs w:val="26"/>
-        </w:rPr>
-      </w:pPr>
-      <w:r>
-        <w:rPr>
-          <w:rFonts w:ascii="Times New Roman" w:eastAsia="Times New Roman" w:hAnsi="Times New Roman" w:cs="Times New Roman"/>
-          <w:b/>
-          <w:bCs/>
-          <w:sz w:val="26"/>
-          <w:szCs w:val="26"/>
-        </w:rPr>
-        <w:t>DỄ SỬA VÀ MỞ RỘNG</w:t>
-      </w:r>
-    </w:p>
-    <w:p>
-      <w:pPr>
-        <w:spacing w:before="240" w:after="240" w:line="360" w:lineRule="auto"/>
-        <w:jc w:val="both"/>
-        <w:rPr>
-          <w:rFonts w:ascii="Times New Roman" w:eastAsia="Times New Roman" w:hAnsi="Times New Roman" w:cs="Times New Roman"/>
-          <w:b/>
-          <w:bCs/>
-          <w:sz w:val="26"/>
-          <w:szCs w:val="26"/>
-        </w:rPr>
-      </w:pPr>
-      <w:r>
-        <w:rPr>
-          <w:rFonts w:ascii="Times New Roman" w:eastAsia="Times New Roman" w:hAnsi="Times New Roman" w:cs="Times New Roman"/>
-          <w:b/>
-          <w:bCs/>
-          <w:sz w:val="26"/>
-          <w:szCs w:val="26"/>
-        </w:rPr>
-        <w:t>AS-IS</w:t>
-      </w:r>
-    </w:p>
-    <w:p>
-      <w:pPr>
-        <w:numPr>
-          <w:ilvl w:val="0"/>
-          <w:numId w:val="13"/>
-        </w:numPr>
-        <w:spacing w:before="240" w:line="360" w:lineRule="auto"/>
-        <w:jc w:val="both"/>
-        <w:rPr>
-          <w:rFonts w:ascii="Times New Roman" w:eastAsia="Times New Roman" w:hAnsi="Times New Roman" w:cs="Times New Roman"/>
-          <w:sz w:val="26"/>
-          <w:szCs w:val="26"/>
-        </w:rPr>
-      </w:pPr>
-      <w:r>
-        <w:rPr>
-          <w:rFonts w:ascii="Times New Roman" w:eastAsia="Times New Roman" w:hAnsi="Times New Roman" w:cs="Times New Roman"/>
-          <w:b/>
-          <w:bCs/>
-          <w:sz w:val="26"/>
-          <w:szCs w:val="26"/>
-        </w:rPr>
-        <w:t>“</w:t>
-      </w:r>
-      <w:r>
-        <w:rPr>
-          <w:rFonts w:ascii="Times New Roman" w:eastAsia="Times New Roman" w:hAnsi="Times New Roman" w:cs="Times New Roman"/>
-          <w:sz w:val="26"/>
-          <w:szCs w:val="26"/>
-        </w:rPr>
-        <w:t>Khi có hàng mới hay đổi giá, cô cập nhật vào sổ/máy hiện tại như thế nào ạ?”</w:t>
-      </w:r>
-    </w:p>
-    <w:p>
-      <w:pPr>
-        <w:numPr>
-          <w:ilvl w:val="0"/>
-          <w:numId w:val="13"/>
-        </w:numPr>
-        <w:spacing w:after="240" w:line="360" w:lineRule="auto"/>
-        <w:jc w:val="both"/>
-        <w:rPr>
-          <w:rFonts w:ascii="Times New Roman" w:eastAsia="Times New Roman" w:hAnsi="Times New Roman" w:cs="Times New Roman"/>
-          <w:sz w:val="26"/>
-          <w:szCs w:val="26"/>
-        </w:rPr>
-      </w:pPr>
-      <w:r>
-        <w:rPr>
-          <w:rFonts w:ascii="Times New Roman" w:eastAsia="Times New Roman" w:hAnsi="Times New Roman" w:cs="Times New Roman"/>
-          <w:sz w:val="26"/>
-          <w:szCs w:val="26"/>
-        </w:rPr>
-        <w:t>“Nếu ghi sổ bị sai, cô sửa lại bằng cách nào (gạch bỏ, viết lại cả trang...)?”</w:t>
-      </w:r>
-    </w:p>
-    <w:p>
-      <w:pPr>
-        <w:spacing w:line="360" w:lineRule="auto"/>
-        <w:jc w:val="both"/>
-        <w:rPr>
-          <w:rFonts w:ascii="Times New Roman" w:eastAsia="Times New Roman" w:hAnsi="Times New Roman" w:cs="Times New Roman"/>
-          <w:b/>
-          <w:bCs/>
-          <w:sz w:val="26"/>
-          <w:szCs w:val="26"/>
-        </w:rPr>
-      </w:pPr>
-      <w:r>
-        <w:rPr>
-          <w:rFonts w:ascii="Times New Roman" w:eastAsia="Times New Roman" w:hAnsi="Times New Roman" w:cs="Times New Roman"/>
-          <w:b/>
-          <w:bCs/>
-          <w:sz w:val="26"/>
-          <w:szCs w:val="26"/>
-        </w:rPr>
-        <w:t>IMPROVEMENT</w:t>
-      </w:r>
-    </w:p>
-    <w:p>
-      <w:pPr>
-        <w:numPr>
-          <w:ilvl w:val="0"/>
-          <w:numId w:val="13"/>
-        </w:numPr>
-        <w:spacing w:line="360" w:lineRule="auto"/>
-        <w:jc w:val="both"/>
-        <w:rPr>
-          <w:rFonts w:ascii="Times New Roman" w:eastAsia="Times New Roman" w:hAnsi="Times New Roman" w:cs="Times New Roman"/>
-          <w:sz w:val="26"/>
-          <w:szCs w:val="26"/>
-        </w:rPr>
-      </w:pPr>
-      <w:r>
-        <w:rPr>
-          <w:rFonts w:ascii="Times New Roman" w:eastAsia="Times New Roman" w:hAnsi="Times New Roman" w:cs="Times New Roman"/>
-          <w:b/>
-          <w:bCs/>
-          <w:sz w:val="26"/>
-          <w:szCs w:val="26"/>
-        </w:rPr>
-        <w:t>“</w:t>
-      </w:r>
-      <w:r>
-        <w:rPr>
-          <w:rFonts w:ascii="Times New Roman" w:eastAsia="Times New Roman" w:hAnsi="Times New Roman" w:cs="Times New Roman"/>
-          <w:sz w:val="26"/>
-          <w:szCs w:val="26"/>
-        </w:rPr>
-        <w:t>Cô có thấy bất tiện khi sửa giá, thêm mặt hàng vào sổ hiện tại không?”</w:t>
-      </w:r>
-    </w:p>
-    <w:p>
-      <w:pPr>
-        <w:numPr>
-          <w:ilvl w:val="0"/>
-          <w:numId w:val="13"/>
-        </w:numPr>
-        <w:spacing w:line="360" w:lineRule="auto"/>
-        <w:jc w:val="both"/>
-        <w:rPr>
-          <w:rFonts w:ascii="Times New Roman" w:eastAsia="Times New Roman" w:hAnsi="Times New Roman" w:cs="Times New Roman"/>
-          <w:sz w:val="26"/>
-          <w:szCs w:val="26"/>
-        </w:rPr>
-      </w:pPr>
-      <w:r>
-        <w:rPr>
-          <w:rFonts w:ascii="Times New Roman" w:eastAsia="Times New Roman" w:hAnsi="Times New Roman" w:cs="Times New Roman"/>
-          <w:sz w:val="26"/>
-          <w:szCs w:val="26"/>
-        </w:rPr>
-        <w:lastRenderedPageBreak/>
-        <w:t>“Cô có bao giờ muốn thêm sổ mới, thêm cách ghi chép mà thấy ngại vì rắc rối không?”</w:t>
-      </w:r>
-    </w:p>
-    <w:p>
-      <w:pPr>
-        <w:spacing w:line="360" w:lineRule="auto"/>
-        <w:jc w:val="both"/>
-        <w:rPr>
-          <w:rFonts w:ascii="Times New Roman" w:eastAsia="Times New Roman" w:hAnsi="Times New Roman" w:cs="Times New Roman"/>
-          <w:b/>
-          <w:bCs/>
-          <w:sz w:val="26"/>
-          <w:szCs w:val="26"/>
-        </w:rPr>
-      </w:pPr>
-      <w:r>
-        <w:rPr>
-          <w:rFonts w:ascii="Times New Roman" w:eastAsia="Times New Roman" w:hAnsi="Times New Roman" w:cs="Times New Roman"/>
-          <w:b/>
-          <w:bCs/>
-          <w:sz w:val="26"/>
-          <w:szCs w:val="26"/>
-        </w:rPr>
-        <w:t>TO-BE</w:t>
-      </w:r>
-    </w:p>
-    <w:p>
-      <w:pPr>
-        <w:numPr>
-          <w:ilvl w:val="0"/>
-          <w:numId w:val="13"/>
-        </w:numPr>
-        <w:spacing w:line="360" w:lineRule="auto"/>
-        <w:jc w:val="both"/>
-        <w:rPr>
-          <w:rFonts w:ascii="Times New Roman" w:eastAsia="Times New Roman" w:hAnsi="Times New Roman" w:cs="Times New Roman"/>
-          <w:sz w:val="26"/>
-          <w:szCs w:val="26"/>
-        </w:rPr>
-      </w:pPr>
-      <w:r>
-        <w:rPr>
-          <w:rFonts w:ascii="Times New Roman" w:eastAsia="Times New Roman" w:hAnsi="Times New Roman" w:cs="Times New Roman"/>
-          <w:b/>
-          <w:bCs/>
-          <w:sz w:val="26"/>
-          <w:szCs w:val="26"/>
-        </w:rPr>
-        <w:t>“</w:t>
-      </w:r>
-      <w:r>
-        <w:rPr>
-          <w:rFonts w:ascii="Times New Roman" w:eastAsia="Times New Roman" w:hAnsi="Times New Roman" w:cs="Times New Roman"/>
-          <w:sz w:val="26"/>
-          <w:szCs w:val="26"/>
-        </w:rPr>
-        <w:t>Cô có muốn thêm chức năng như nhắc nợ khách quen, tích điểm, hay nhắc hàng sắp hết hạn không?”</w:t>
-      </w:r>
-    </w:p>
-    <w:p>
-      <w:pPr>
-        <w:numPr>
-          <w:ilvl w:val="0"/>
-          <w:numId w:val="13"/>
-        </w:numPr>
-        <w:spacing w:line="360" w:lineRule="auto"/>
-        <w:jc w:val="both"/>
-        <w:rPr>
-          <w:rFonts w:ascii="Times New Roman" w:eastAsia="Times New Roman" w:hAnsi="Times New Roman" w:cs="Times New Roman"/>
-          <w:sz w:val="26"/>
-          <w:szCs w:val="26"/>
-        </w:rPr>
-      </w:pPr>
-      <w:r>
-        <w:rPr>
-          <w:rFonts w:ascii="Times New Roman" w:eastAsia="Times New Roman" w:hAnsi="Times New Roman" w:cs="Times New Roman"/>
-          <w:sz w:val="26"/>
-          <w:szCs w:val="26"/>
-        </w:rPr>
-        <w:t>“Cô nghĩ như thế nào nếu hệ thống cho phép việc con cháu cô muốn phụ quản lý tiệm từ xa sau này ạ?”</w:t>
-      </w:r>
-    </w:p>
-    <w:p>
-      <w:pPr>
-        <w:numPr>
-          <w:ilvl w:val="0"/>
-          <w:numId w:val="8"/>
-        </w:numPr>
-        <w:spacing w:after="240" w:line="360" w:lineRule="auto"/>
-        <w:jc w:val="both"/>
-        <w:rPr>
-          <w:rFonts w:ascii="Times New Roman" w:eastAsia="Times New Roman" w:hAnsi="Times New Roman" w:cs="Times New Roman"/>
-          <w:b/>
-          <w:bCs/>
-          <w:color w:val="000000"/>
-          <w:sz w:val="26"/>
-          <w:szCs w:val="26"/>
-        </w:rPr>
-      </w:pPr>
-      <w:r>
-        <w:rPr>
-          <w:rFonts w:ascii="Times New Roman" w:eastAsia="Times New Roman" w:hAnsi="Times New Roman" w:cs="Times New Roman"/>
-          <w:b/>
-          <w:bCs/>
-          <w:sz w:val="26"/>
-          <w:szCs w:val="26"/>
-        </w:rPr>
-        <w:t>KHẢ NĂNG TƯƠNG THÍCH</w:t>
-      </w:r>
-    </w:p>
-    <w:p>
-      <w:pPr>
-        <w:spacing w:before="240" w:after="240" w:line="360" w:lineRule="auto"/>
-        <w:jc w:val="both"/>
-        <w:rPr>
-          <w:rFonts w:ascii="Times New Roman" w:eastAsia="Times New Roman" w:hAnsi="Times New Roman" w:cs="Times New Roman"/>
-          <w:b/>
-          <w:bCs/>
-          <w:sz w:val="26"/>
-          <w:szCs w:val="26"/>
-        </w:rPr>
-      </w:pPr>
-      <w:r>
-        <w:rPr>
-          <w:rFonts w:ascii="Times New Roman" w:eastAsia="Times New Roman" w:hAnsi="Times New Roman" w:cs="Times New Roman"/>
-          <w:b/>
-          <w:bCs/>
-          <w:sz w:val="26"/>
-          <w:szCs w:val="26"/>
-        </w:rPr>
-        <w:t>AS-IS</w:t>
-      </w:r>
-    </w:p>
-    <w:p>
-      <w:pPr>
-        <w:numPr>
-          <w:ilvl w:val="0"/>
-          <w:numId w:val="14"/>
-        </w:numPr>
-        <w:spacing w:before="240" w:line="360" w:lineRule="auto"/>
-        <w:jc w:val="both"/>
-        <w:rPr>
-          <w:rFonts w:ascii="Times New Roman" w:eastAsia="Times New Roman" w:hAnsi="Times New Roman" w:cs="Times New Roman"/>
-          <w:sz w:val="26"/>
-          <w:szCs w:val="26"/>
-        </w:rPr>
-      </w:pPr>
-      <w:r>
-        <w:rPr>
-          <w:rFonts w:ascii="Times New Roman" w:eastAsia="Times New Roman" w:hAnsi="Times New Roman" w:cs="Times New Roman"/>
-          <w:b/>
-          <w:bCs/>
-          <w:sz w:val="26"/>
-          <w:szCs w:val="26"/>
-        </w:rPr>
-        <w:t>“</w:t>
-      </w:r>
-      <w:r>
-        <w:rPr>
-          <w:rFonts w:ascii="Times New Roman" w:eastAsia="Times New Roman" w:hAnsi="Times New Roman" w:cs="Times New Roman"/>
-          <w:sz w:val="26"/>
-          <w:szCs w:val="26"/>
-        </w:rPr>
-        <w:t>Tiệm cô hiện có máy in hóa đơn, máy quét mã vạch gì không, hay chỉ ghi tay?”</w:t>
-      </w:r>
-    </w:p>
-    <w:p>
-      <w:pPr>
-        <w:numPr>
-          <w:ilvl w:val="0"/>
-          <w:numId w:val="14"/>
-        </w:numPr>
-        <w:spacing w:line="360" w:lineRule="auto"/>
-        <w:jc w:val="both"/>
-        <w:rPr>
-          <w:rFonts w:ascii="Times New Roman" w:eastAsia="Times New Roman" w:hAnsi="Times New Roman" w:cs="Times New Roman"/>
-          <w:sz w:val="26"/>
-          <w:szCs w:val="26"/>
-        </w:rPr>
-      </w:pPr>
-      <w:r>
-        <w:rPr>
-          <w:rFonts w:ascii="Times New Roman" w:eastAsia="Times New Roman" w:hAnsi="Times New Roman" w:cs="Times New Roman"/>
-          <w:sz w:val="26"/>
-          <w:szCs w:val="26"/>
-        </w:rPr>
-        <w:t>“Khách trả tiền mặt hay chuyển khoản là chính? Cô đối chiếu tiền mặt với sổ sách như thế nào?”</w:t>
-      </w:r>
-    </w:p>
-    <w:p>
-      <w:pPr>
-        <w:numPr>
-          <w:ilvl w:val="0"/>
-          <w:numId w:val="14"/>
-        </w:numPr>
-        <w:spacing w:after="240" w:line="360" w:lineRule="auto"/>
-        <w:jc w:val="both"/>
-        <w:rPr>
-          <w:rFonts w:ascii="Times New Roman" w:eastAsia="Times New Roman" w:hAnsi="Times New Roman" w:cs="Times New Roman"/>
-          <w:sz w:val="26"/>
-          <w:szCs w:val="26"/>
-        </w:rPr>
-      </w:pPr>
-      <w:r>
-        <w:rPr>
-          <w:rFonts w:ascii="Times New Roman" w:eastAsia="Times New Roman" w:hAnsi="Times New Roman" w:cs="Times New Roman"/>
-          <w:sz w:val="26"/>
-          <w:szCs w:val="26"/>
-        </w:rPr>
-        <w:t>“Cô có phải nộp báo cáo, khai thuế gì với phường/xã không? Nếu có, hiện tại cô làm báo cáo đó bằng cách nào?”</w:t>
-      </w:r>
-    </w:p>
-    <w:p>
-      <w:pPr>
-        <w:spacing w:line="360" w:lineRule="auto"/>
-        <w:jc w:val="both"/>
-        <w:rPr>
-          <w:rFonts w:ascii="Times New Roman" w:eastAsia="Times New Roman" w:hAnsi="Times New Roman" w:cs="Times New Roman"/>
-          <w:b/>
-          <w:bCs/>
-          <w:sz w:val="26"/>
-          <w:szCs w:val="26"/>
-        </w:rPr>
-      </w:pPr>
-      <w:r>
-        <w:rPr>
-          <w:rFonts w:ascii="Times New Roman" w:eastAsia="Times New Roman" w:hAnsi="Times New Roman" w:cs="Times New Roman"/>
-          <w:b/>
-          <w:bCs/>
-          <w:sz w:val="26"/>
-          <w:szCs w:val="26"/>
-        </w:rPr>
-        <w:t>IMPROVEMENT</w:t>
-      </w:r>
-    </w:p>
-    <w:p>
-      <w:pPr>
-        <w:numPr>
-          <w:ilvl w:val="0"/>
-          <w:numId w:val="14"/>
-        </w:numPr>
-        <w:spacing w:line="360" w:lineRule="auto"/>
-        <w:jc w:val="both"/>
-        <w:rPr>
-          <w:rFonts w:ascii="Times New Roman" w:eastAsia="Times New Roman" w:hAnsi="Times New Roman" w:cs="Times New Roman"/>
-          <w:sz w:val="26"/>
-          <w:szCs w:val="26"/>
-        </w:rPr>
-      </w:pPr>
-      <w:r>
-        <w:rPr>
-          <w:rFonts w:ascii="Times New Roman" w:eastAsia="Times New Roman" w:hAnsi="Times New Roman" w:cs="Times New Roman"/>
-          <w:b/>
-          <w:bCs/>
-          <w:sz w:val="26"/>
-          <w:szCs w:val="26"/>
-        </w:rPr>
-        <w:t>“</w:t>
-      </w:r>
-      <w:r>
-        <w:rPr>
-          <w:rFonts w:ascii="Times New Roman" w:eastAsia="Times New Roman" w:hAnsi="Times New Roman" w:cs="Times New Roman"/>
-          <w:sz w:val="26"/>
-          <w:szCs w:val="26"/>
-        </w:rPr>
-        <w:t>Cô đã từng gặp khó khăn khi khách chuyển khoản mà không đối chiếu được với sổ sách hay chưa? Cô đã xử lý như thế nào ạ?”</w:t>
-      </w:r>
-    </w:p>
-    <w:p>
-      <w:pPr>
-        <w:numPr>
-          <w:ilvl w:val="0"/>
-          <w:numId w:val="14"/>
-        </w:numPr>
-        <w:spacing w:line="360" w:lineRule="auto"/>
-        <w:jc w:val="both"/>
-        <w:rPr>
-          <w:rFonts w:ascii="Times New Roman" w:eastAsia="Times New Roman" w:hAnsi="Times New Roman" w:cs="Times New Roman"/>
-          <w:sz w:val="26"/>
-          <w:szCs w:val="26"/>
-        </w:rPr>
-      </w:pPr>
-      <w:r>
-        <w:rPr>
-          <w:rFonts w:ascii="Times New Roman" w:eastAsia="Times New Roman" w:hAnsi="Times New Roman" w:cs="Times New Roman"/>
-          <w:sz w:val="26"/>
-          <w:szCs w:val="26"/>
-        </w:rPr>
-        <w:t>“Khi cần đưa số liệu cho người quen làm sổ sách/khai thuế giúp, quá trình diễn ra như thế nào ạ?”</w:t>
-      </w:r>
-    </w:p>
-    <w:p>
-      <w:pPr>
-        <w:spacing w:line="360" w:lineRule="auto"/>
-        <w:jc w:val="both"/>
-        <w:rPr>
-          <w:rFonts w:ascii="Times New Roman" w:eastAsia="Times New Roman" w:hAnsi="Times New Roman" w:cs="Times New Roman"/>
-          <w:b/>
-          <w:bCs/>
-          <w:sz w:val="26"/>
-          <w:szCs w:val="26"/>
-        </w:rPr>
-      </w:pPr>
-      <w:r>
-        <w:rPr>
-          <w:rFonts w:ascii="Times New Roman" w:eastAsia="Times New Roman" w:hAnsi="Times New Roman" w:cs="Times New Roman"/>
-          <w:b/>
-          <w:bCs/>
-          <w:sz w:val="26"/>
-          <w:szCs w:val="26"/>
-        </w:rPr>
-        <w:t>TO-BE</w:t>
-      </w:r>
-    </w:p>
-    <w:p>
-      <w:pPr>
-        <w:numPr>
-          <w:ilvl w:val="0"/>
-          <w:numId w:val="14"/>
-        </w:numPr>
-        <w:spacing w:line="360" w:lineRule="auto"/>
-        <w:jc w:val="both"/>
-        <w:rPr>
-          <w:rFonts w:ascii="Times New Roman" w:eastAsia="Times New Roman" w:hAnsi="Times New Roman" w:cs="Times New Roman"/>
-          <w:sz w:val="26"/>
-          <w:szCs w:val="26"/>
-        </w:rPr>
-      </w:pPr>
-      <w:r>
-        <w:rPr>
-          <w:rFonts w:ascii="Times New Roman" w:eastAsia="Times New Roman" w:hAnsi="Times New Roman" w:cs="Times New Roman"/>
-          <w:b/>
-          <w:bCs/>
-          <w:sz w:val="26"/>
-          <w:szCs w:val="26"/>
-        </w:rPr>
-        <w:t>“</w:t>
-      </w:r>
-      <w:r>
-        <w:rPr>
-          <w:rFonts w:ascii="Times New Roman" w:eastAsia="Times New Roman" w:hAnsi="Times New Roman" w:cs="Times New Roman"/>
-          <w:sz w:val="26"/>
-          <w:szCs w:val="26"/>
-        </w:rPr>
-        <w:t>Cô nghĩ sao về việc đặt hàng với nhà cung cấp ngay trên máy/app, thay vì gọi điện như hiện tại?”</w:t>
-      </w:r>
-    </w:p>
-    <w:p>
-      <w:pPr>
-        <w:numPr>
-          <w:ilvl w:val="0"/>
-          <w:numId w:val="14"/>
-        </w:numPr>
-        <w:spacing w:line="360" w:lineRule="auto"/>
-        <w:jc w:val="both"/>
-        <w:rPr>
-          <w:rFonts w:ascii="Times New Roman" w:eastAsia="Times New Roman" w:hAnsi="Times New Roman" w:cs="Times New Roman"/>
-          <w:sz w:val="26"/>
-          <w:szCs w:val="26"/>
-        </w:rPr>
-      </w:pPr>
-      <w:r>
-        <w:rPr>
-          <w:rFonts w:ascii="Times New Roman" w:eastAsia="Times New Roman" w:hAnsi="Times New Roman" w:cs="Times New Roman"/>
-          <w:sz w:val="26"/>
-          <w:szCs w:val="26"/>
-        </w:rPr>
-        <w:t>“Cô có muốn hệ thống nhận được chuyển khoản Momo/ZaloPay/ngân hàng luôn, tự động ghi vào sổ không?”</w:t>
-      </w:r>
-    </w:p>
-    <w:p>
-      <w:pPr>
-        <w:numPr>
-          <w:ilvl w:val="0"/>
-          <w:numId w:val="8"/>
-        </w:numPr>
-        <w:spacing w:after="240" w:line="360" w:lineRule="auto"/>
-        <w:jc w:val="both"/>
-        <w:rPr>
-          <w:rFonts w:ascii="Times New Roman" w:eastAsia="Times New Roman" w:hAnsi="Times New Roman" w:cs="Times New Roman"/>
-          <w:b/>
-          <w:bCs/>
-          <w:color w:val="000000"/>
-          <w:sz w:val="26"/>
-          <w:szCs w:val="26"/>
-        </w:rPr>
-      </w:pPr>
-      <w:r>
-        <w:rPr>
-          <w:rFonts w:ascii="Times New Roman" w:eastAsia="Times New Roman" w:hAnsi="Times New Roman" w:cs="Times New Roman"/>
-          <w:b/>
-          <w:bCs/>
-          <w:sz w:val="26"/>
-          <w:szCs w:val="26"/>
-          <w:lang w:val="en-US"/>
-        </w:rPr>
-        <w:t xml:space="preserve">TÍNH </w:t>
-      </w:r>
-      <w:r>
-        <w:rPr>
-          <w:rFonts w:ascii="Times New Roman" w:eastAsia="Times New Roman" w:hAnsi="Times New Roman" w:cs="Times New Roman"/>
-          <w:b/>
-          <w:bCs/>
-          <w:sz w:val="26"/>
-          <w:szCs w:val="26"/>
-        </w:rPr>
-        <w:t>DI ĐỘNG</w:t>
-      </w:r>
-    </w:p>
-    <w:p>
-      <w:pPr>
-        <w:spacing w:before="240" w:after="240" w:line="360" w:lineRule="auto"/>
-        <w:jc w:val="both"/>
-        <w:rPr>
-          <w:rFonts w:ascii="Times New Roman" w:eastAsia="Times New Roman" w:hAnsi="Times New Roman" w:cs="Times New Roman"/>
-          <w:b/>
-          <w:bCs/>
-          <w:sz w:val="26"/>
-          <w:szCs w:val="26"/>
-        </w:rPr>
-      </w:pPr>
-      <w:r>
-        <w:rPr>
-          <w:rFonts w:ascii="Times New Roman" w:eastAsia="Times New Roman" w:hAnsi="Times New Roman" w:cs="Times New Roman"/>
-          <w:b/>
-          <w:bCs/>
-          <w:sz w:val="26"/>
-          <w:szCs w:val="26"/>
-        </w:rPr>
-        <w:t>AS-IS</w:t>
+        <w:t>Cô có muốn xem doanh thu, sổ sách dù đang ở nhà, đang đi chợ, hay đi khám bệnh không?”</w:t>
       </w:r>
     </w:p>
     <w:p>
@@ -4190,166 +4511,23 @@
           <w:sz w:val="26"/>
           <w:szCs w:val="26"/>
         </w:rPr>
-        <w:t>“Sổ sách, dữ liệu bán hàng hiện giờ có mang theo hay xem được khi cô không ở tiệm không?”</w:t>
-      </w:r>
-    </w:p>
-    <w:p>
-      <w:pPr>
-        <w:numPr>
-          <w:ilvl w:val="0"/>
-          <w:numId w:val="15"/>
-        </w:numPr>
-        <w:spacing w:line="360" w:lineRule="auto"/>
-        <w:jc w:val="both"/>
-        <w:rPr>
-          <w:rFonts w:ascii="Times New Roman" w:eastAsia="Times New Roman" w:hAnsi="Times New Roman" w:cs="Times New Roman"/>
-          <w:sz w:val="26"/>
-          <w:szCs w:val="26"/>
-        </w:rPr>
-      </w:pPr>
-      <w:r>
-        <w:rPr>
-          <w:rFonts w:ascii="Times New Roman" w:eastAsia="Times New Roman" w:hAnsi="Times New Roman" w:cs="Times New Roman"/>
-          <w:sz w:val="26"/>
-          <w:szCs w:val="26"/>
-        </w:rPr>
-        <w:t>“Sổ sách của cô hiện để ở đâu, có sợ bị thất lạc, mất, cháy, ướt không?”</w:t>
-      </w:r>
-    </w:p>
-    <w:p>
-      <w:pPr>
-        <w:spacing w:line="360" w:lineRule="auto"/>
-        <w:jc w:val="both"/>
-        <w:rPr>
-          <w:rFonts w:ascii="Times New Roman" w:eastAsia="Times New Roman" w:hAnsi="Times New Roman" w:cs="Times New Roman"/>
-          <w:b/>
-          <w:bCs/>
-          <w:sz w:val="26"/>
-          <w:szCs w:val="26"/>
-        </w:rPr>
-      </w:pPr>
-      <w:r>
-        <w:rPr>
-          <w:rFonts w:ascii="Times New Roman" w:eastAsia="Times New Roman" w:hAnsi="Times New Roman" w:cs="Times New Roman"/>
-          <w:b/>
-          <w:bCs/>
-          <w:sz w:val="26"/>
-          <w:szCs w:val="26"/>
-        </w:rPr>
-        <w:lastRenderedPageBreak/>
-        <w:t>IMPROVEMENT</w:t>
-      </w:r>
-    </w:p>
-    <w:p>
-      <w:pPr>
-        <w:numPr>
-          <w:ilvl w:val="0"/>
-          <w:numId w:val="15"/>
-        </w:numPr>
-        <w:spacing w:line="360" w:lineRule="auto"/>
-        <w:jc w:val="both"/>
-        <w:rPr>
-          <w:rFonts w:ascii="Times New Roman" w:eastAsia="Times New Roman" w:hAnsi="Times New Roman" w:cs="Times New Roman"/>
-          <w:sz w:val="26"/>
-          <w:szCs w:val="26"/>
-        </w:rPr>
-      </w:pPr>
-      <w:r>
-        <w:rPr>
-          <w:rFonts w:ascii="Times New Roman" w:eastAsia="Times New Roman" w:hAnsi="Times New Roman" w:cs="Times New Roman"/>
-          <w:b/>
-          <w:bCs/>
-          <w:sz w:val="26"/>
-          <w:szCs w:val="26"/>
-        </w:rPr>
-        <w:t>“</w:t>
-      </w:r>
-      <w:r>
-        <w:rPr>
-          <w:rFonts w:ascii="Times New Roman" w:eastAsia="Times New Roman" w:hAnsi="Times New Roman" w:cs="Times New Roman"/>
-          <w:sz w:val="26"/>
-          <w:szCs w:val="26"/>
-        </w:rPr>
-        <w:t>Cô có từng gặp khó khăn gì vì không mang theo sổ, hay mất/hư sổ sách mà tiếc dữ liệu ạ?”</w:t>
-      </w:r>
-    </w:p>
-    <w:p>
-      <w:pPr>
-        <w:spacing w:line="360" w:lineRule="auto"/>
-        <w:jc w:val="both"/>
-        <w:rPr>
-          <w:rFonts w:ascii="Times New Roman" w:eastAsia="Times New Roman" w:hAnsi="Times New Roman" w:cs="Times New Roman"/>
-          <w:b/>
-          <w:bCs/>
-          <w:sz w:val="26"/>
-          <w:szCs w:val="26"/>
-        </w:rPr>
-      </w:pPr>
-      <w:r>
-        <w:rPr>
-          <w:rFonts w:ascii="Times New Roman" w:eastAsia="Times New Roman" w:hAnsi="Times New Roman" w:cs="Times New Roman"/>
-          <w:b/>
-          <w:bCs/>
-          <w:sz w:val="26"/>
-          <w:szCs w:val="26"/>
-        </w:rPr>
-        <w:t>TO-BE</w:t>
-      </w:r>
-    </w:p>
-    <w:p>
-      <w:pPr>
-        <w:numPr>
-          <w:ilvl w:val="0"/>
-          <w:numId w:val="15"/>
-        </w:numPr>
-        <w:spacing w:line="360" w:lineRule="auto"/>
-        <w:jc w:val="both"/>
-        <w:rPr>
-          <w:rFonts w:ascii="Times New Roman" w:eastAsia="Times New Roman" w:hAnsi="Times New Roman" w:cs="Times New Roman"/>
-          <w:sz w:val="26"/>
-          <w:szCs w:val="26"/>
-        </w:rPr>
-      </w:pPr>
-      <w:r>
-        <w:rPr>
-          <w:rFonts w:ascii="Times New Roman" w:eastAsia="Times New Roman" w:hAnsi="Times New Roman" w:cs="Times New Roman"/>
-          <w:b/>
-          <w:bCs/>
-          <w:sz w:val="26"/>
-          <w:szCs w:val="26"/>
-        </w:rPr>
-        <w:t>“</w:t>
-      </w:r>
-      <w:r>
-        <w:rPr>
-          <w:rFonts w:ascii="Times New Roman" w:eastAsia="Times New Roman" w:hAnsi="Times New Roman" w:cs="Times New Roman"/>
-          <w:sz w:val="26"/>
-          <w:szCs w:val="26"/>
-        </w:rPr>
-        <w:t>Cô có muốn xem doanh thu, sổ sách dù đang ở nhà, đang đi chợ, hay đi khám bệnh không?”</w:t>
-      </w:r>
-    </w:p>
-    <w:p>
-      <w:pPr>
-        <w:numPr>
-          <w:ilvl w:val="0"/>
-          <w:numId w:val="15"/>
-        </w:numPr>
-        <w:spacing w:line="360" w:lineRule="auto"/>
-        <w:jc w:val="both"/>
-        <w:rPr>
-          <w:rFonts w:ascii="Times New Roman" w:eastAsia="Times New Roman" w:hAnsi="Times New Roman" w:cs="Times New Roman"/>
-          <w:sz w:val="26"/>
-          <w:szCs w:val="26"/>
-        </w:rPr>
-      </w:pPr>
-      <w:r>
-        <w:rPr>
-          <w:rFonts w:ascii="Times New Roman" w:eastAsia="Times New Roman" w:hAnsi="Times New Roman" w:cs="Times New Roman"/>
-          <w:sz w:val="26"/>
-          <w:szCs w:val="26"/>
-        </w:rPr>
-        <w:t>“Lỡ mất mạng vẫn bán được, có mạng lại thì cập nhật sau — cô thấy cần không?”</w:t>
+        <w:t>“Lỡ mất mạng vẫn bán được, có mạng lại thì cập nhật sau</w:t>
+      </w:r>
+      <w:r>
+        <w:rPr>
+          <w:rFonts w:ascii="Times New Roman" w:eastAsia="Times New Roman" w:hAnsi="Times New Roman" w:cs="Times New Roman"/>
+          <w:sz w:val="26"/>
+          <w:szCs w:val="26"/>
+        </w:rPr>
+        <w:t>,</w:t>
+      </w:r>
+      <w:r>
+        <w:rPr>
+          <w:rFonts w:ascii="Times New Roman" w:eastAsia="Times New Roman" w:hAnsi="Times New Roman" w:cs="Times New Roman"/>
+          <w:sz w:val="26"/>
+          <w:szCs w:val="26"/>
+        </w:rPr>
+        <w:t xml:space="preserve"> cô thấy cần không?”</w:t>
       </w:r>
     </w:p>
     <w:p>
@@ -5763,6 +5941,119 @@
     </w:lvl>
   </w:abstractNum>
   <w:abstractNum w:abstractNumId="11" w15:restartNumberingAfterBreak="0">
+    <w:nsid w:val="4198157F"/>
+    <w:multiLevelType w:val="multilevel"/>
+    <w:tmpl w:val="BF205925"/>
+    <w:lvl w:ilvl="0">
+      <w:start w:val="1"/>
+      <w:numFmt w:val="decimal"/>
+      <w:lvlText w:val="%1."/>
+      <w:lvlJc w:val="left"/>
+      <w:pPr>
+        <w:ind w:left="720" w:hanging="360"/>
+      </w:pPr>
+      <w:rPr>
+        <w:u w:val="none"/>
+      </w:rPr>
+    </w:lvl>
+    <w:lvl w:ilvl="1">
+      <w:start w:val="1"/>
+      <w:numFmt w:val="lowerLetter"/>
+      <w:lvlText w:val="%2."/>
+      <w:lvlJc w:val="left"/>
+      <w:pPr>
+        <w:ind w:left="1440" w:hanging="360"/>
+      </w:pPr>
+      <w:rPr>
+        <w:u w:val="none"/>
+      </w:rPr>
+    </w:lvl>
+    <w:lvl w:ilvl="2">
+      <w:start w:val="1"/>
+      <w:numFmt w:val="lowerRoman"/>
+      <w:lvlText w:val="%3."/>
+      <w:lvlJc w:val="right"/>
+      <w:pPr>
+        <w:ind w:left="2160" w:hanging="360"/>
+      </w:pPr>
+      <w:rPr>
+        <w:u w:val="none"/>
+      </w:rPr>
+    </w:lvl>
+    <w:lvl w:ilvl="3">
+      <w:start w:val="1"/>
+      <w:numFmt w:val="decimal"/>
+      <w:lvlText w:val="%4."/>
+      <w:lvlJc w:val="left"/>
+      <w:pPr>
+        <w:ind w:left="2880" w:hanging="360"/>
+      </w:pPr>
+      <w:rPr>
+        <w:u w:val="none"/>
+      </w:rPr>
+    </w:lvl>
+    <w:lvl w:ilvl="4">
+      <w:start w:val="1"/>
+      <w:numFmt w:val="lowerLetter"/>
+      <w:lvlText w:val="%5."/>
+      <w:lvlJc w:val="left"/>
+      <w:pPr>
+        <w:ind w:left="3600" w:hanging="360"/>
+      </w:pPr>
+      <w:rPr>
+        <w:u w:val="none"/>
+      </w:rPr>
+    </w:lvl>
+    <w:lvl w:ilvl="5">
+      <w:start w:val="1"/>
+      <w:numFmt w:val="lowerRoman"/>
+      <w:lvlText w:val="%6."/>
+      <w:lvlJc w:val="right"/>
+      <w:pPr>
+        <w:ind w:left="4320" w:hanging="360"/>
+      </w:pPr>
+      <w:rPr>
+        <w:u w:val="none"/>
+      </w:rPr>
+    </w:lvl>
+    <w:lvl w:ilvl="6">
+      <w:start w:val="1"/>
+      <w:numFmt w:val="decimal"/>
+      <w:lvlText w:val="%7."/>
+      <w:lvlJc w:val="left"/>
+      <w:pPr>
+        <w:ind w:left="5040" w:hanging="360"/>
+      </w:pPr>
+      <w:rPr>
+        <w:u w:val="none"/>
+      </w:rPr>
+    </w:lvl>
+    <w:lvl w:ilvl="7">
+      <w:start w:val="1"/>
+      <w:numFmt w:val="lowerLetter"/>
+      <w:lvlText w:val="%8."/>
+      <w:lvlJc w:val="left"/>
+      <w:pPr>
+        <w:ind w:left="5760" w:hanging="360"/>
+      </w:pPr>
+      <w:rPr>
+        <w:u w:val="none"/>
+      </w:rPr>
+    </w:lvl>
+    <w:lvl w:ilvl="8">
+      <w:start w:val="1"/>
+      <w:numFmt w:val="lowerRoman"/>
+      <w:lvlText w:val="%9."/>
+      <w:lvlJc w:val="right"/>
+      <w:pPr>
+        <w:ind w:left="6480" w:hanging="360"/>
+      </w:pPr>
+      <w:rPr>
+        <w:u w:val="none"/>
+      </w:rPr>
+    </w:lvl>
+  </w:abstractNum>
+  <w:abstractNum w:abstractNumId="12" w15:restartNumberingAfterBreak="0">
     <w:nsid w:val="4D4DC07F"/>
     <w:multiLevelType w:val="multilevel"/>
     <w:tmpl w:val="4D4DC07F"/>
@@ -5875,7 +6166,7 @@
       </w:rPr>
     </w:lvl>
   </w:abstractNum>
-  <w:abstractNum w:abstractNumId="12" w15:restartNumberingAfterBreak="0">
+  <w:abstractNum w:abstractNumId="13" w15:restartNumberingAfterBreak="0">
     <w:nsid w:val="59ADCABA"/>
     <w:multiLevelType w:val="multilevel"/>
     <w:tmpl w:val="59ADCABA"/>
@@ -5988,7 +6279,7 @@
       </w:rPr>
     </w:lvl>
   </w:abstractNum>
-  <w:abstractNum w:abstractNumId="13" w15:restartNumberingAfterBreak="0">
+  <w:abstractNum w:abstractNumId="14" w15:restartNumberingAfterBreak="0">
     <w:nsid w:val="5A241D34"/>
     <w:multiLevelType w:val="multilevel"/>
     <w:tmpl w:val="5A241D34"/>
@@ -6101,7 +6392,7 @@
       </w:rPr>
     </w:lvl>
   </w:abstractNum>
-  <w:abstractNum w:abstractNumId="14" w15:restartNumberingAfterBreak="0">
+  <w:abstractNum w:abstractNumId="15" w15:restartNumberingAfterBreak="0">
     <w:nsid w:val="72183CF9"/>
     <w:multiLevelType w:val="multilevel"/>
     <w:tmpl w:val="72183CF9"/>
@@ -6221,7 +6512,7 @@
     <w:abstractNumId w:val="4"/>
   </w:num>
   <w:num w:numId="3">
-    <w:abstractNumId w:val="12"/>
+    <w:abstractNumId w:val="13"/>
   </w:num>
   <w:num w:numId="4">
     <w:abstractNumId w:val="2"/>
@@ -6236,7 +6527,7 @@
     <w:abstractNumId w:val="9"/>
   </w:num>
   <w:num w:numId="8">
-    <w:abstractNumId w:val="14"/>
+    <w:abstractNumId w:val="15"/>
   </w:num>
   <w:num w:numId="9">
     <w:abstractNumId w:val="7"/>
@@ -6248,16 +6539,19 @@
     <w:abstractNumId w:val="10"/>
   </w:num>
   <w:num w:numId="12">
-    <w:abstractNumId w:val="13"/>
+    <w:abstractNumId w:val="14"/>
   </w:num>
   <w:num w:numId="13">
     <w:abstractNumId w:val="3"/>
   </w:num>
   <w:num w:numId="14">
-    <w:abstractNumId w:val="11"/>
+    <w:abstractNumId w:val="12"/>
   </w:num>
   <w:num w:numId="15">
     <w:abstractNumId w:val="5"/>
+  </w:num>
+  <w:num w:numId="16">
+    <w:abstractNumId w:val="11"/>
   </w:num>
 </w:numbering>
 </file>
